--- a/docs/1231689/safemed_state-of-art_1231689.docx
+++ b/docs/1231689/safemed_state-of-art_1231689.docx
@@ -8,7 +8,7 @@
       </w:pPr>
       <w:r>
         <w:drawing>
-          <wp:inline xmlns:wp14="http://schemas.microsoft.com/office/word/2010/wordprocessingDrawing" wp14:editId="4B48C6DD" wp14:anchorId="5BAF0ACE">
+          <wp:inline xmlns:wp14="http://schemas.microsoft.com/office/word/2010/wordprocessingDrawing" wp14:editId="0C140522" wp14:anchorId="5BAF0ACE">
             <wp:extent cx="2860447" cy="560660"/>
             <wp:effectExtent l="0" t="0" r="0" b="0"/>
             <wp:docPr id="1142587653" name="drawing" title="ISEP - Instituto Superior de Engenharia do Porto"/>
@@ -57,7 +57,7 @@
       </w:pPr>
       <w:r>
         <w:drawing>
-          <wp:inline xmlns:wp14="http://schemas.microsoft.com/office/word/2010/wordprocessingDrawing" wp14:editId="162C6CB8" wp14:anchorId="09039B90">
+          <wp:inline xmlns:wp14="http://schemas.microsoft.com/office/word/2010/wordprocessingDrawing" wp14:editId="68271003" wp14:anchorId="09039B90">
             <wp:extent cx="2372917" cy="525019"/>
             <wp:effectExtent l="0" t="0" r="0" b="0"/>
             <wp:docPr id="237534391" name="drawing" title="gecad – Research Group on Intelligent Engineering and Computing for  Advanced Innovation and Development"/>
@@ -112,7 +112,7 @@
       </w:pPr>
       <w:r>
         <w:drawing>
-          <wp:inline xmlns:wp14="http://schemas.microsoft.com/office/word/2010/wordprocessingDrawing" wp14:editId="6DFEB7E2" wp14:anchorId="7312EC3A">
+          <wp:inline xmlns:wp14="http://schemas.microsoft.com/office/word/2010/wordprocessingDrawing" wp14:editId="606BFF8E" wp14:anchorId="7312EC3A">
             <wp:extent cx="1982668" cy="2632572"/>
             <wp:effectExtent l="0" t="0" r="0" b="0"/>
             <wp:docPr id="412623369" name="drawing"/>
@@ -166,12 +166,12 @@
           <w:szCs w:val="56"/>
         </w:rPr>
       </w:pPr>
-      <w:bookmarkStart w:name="_Toc777702410" w:id="1343411161"/>
+      <w:bookmarkStart w:name="_Toc1938694208" w:id="1806075774"/>
       <w:r>
         <w:rPr/>
         <w:t>Estudo Estado da Arte</w:t>
       </w:r>
-      <w:bookmarkEnd w:id="1343411161"/>
+      <w:bookmarkEnd w:id="1806075774"/>
     </w:p>
     <w:p xmlns:wp14="http://schemas.microsoft.com/office/word/2010/wordml" wp14:paraId="249D7DDD" wp14:textId="12BF7DD5">
       <w:pPr>
@@ -185,7 +185,7 @@
           <w:szCs w:val="40"/>
         </w:rPr>
       </w:pPr>
-      <w:bookmarkStart w:name="_Toc478372664" w:id="502664055"/>
+      <w:bookmarkStart w:name="_Toc1476980255" w:id="787035945"/>
       <w:r>
         <w:rPr>
           <w:b w:val="0"/>
@@ -200,7 +200,7 @@
         </w:rPr>
         <w:t>de informação e identificação automática de medicamentos</w:t>
       </w:r>
-      <w:bookmarkEnd w:id="502664055"/>
+      <w:bookmarkEnd w:id="787035945"/>
     </w:p>
     <w:p xmlns:wp14="http://schemas.microsoft.com/office/word/2010/wordml" wp14:paraId="460E4502" wp14:textId="0A50DD56">
       <w:pPr>
@@ -274,14 +274,14 @@
     </w:p>
     <w:sdt>
       <w:sdtPr>
-        <w:id w:val="339335534"/>
+        <w:id w:val="474329485"/>
         <w:docPartObj>
           <w:docPartGallery w:val="Table of Contents"/>
           <w:docPartUnique/>
         </w:docPartObj>
       </w:sdtPr>
       <w:sdtContent>
-        <w:p xmlns:wp14="http://schemas.microsoft.com/office/word/2010/wordml" wp14:paraId="1758DF96" wp14:textId="0ABF1A44">
+        <w:p xmlns:wp14="http://schemas.microsoft.com/office/word/2010/wordml" wp14:paraId="1758DF96" wp14:textId="55986ECF">
           <w:pPr>
             <w:pStyle w:val="TOC1"/>
             <w:tabs>
@@ -301,7 +301,7 @@
           <w:r>
             <w:fldChar w:fldCharType="separate"/>
           </w:r>
-          <w:hyperlink w:anchor="_Toc777702410">
+          <w:hyperlink w:anchor="_Toc1938694208">
             <w:r>
               <w:rPr>
                 <w:rStyle w:val="Hyperlink"/>
@@ -315,7 +315,7 @@
               <w:fldChar w:fldCharType="begin"/>
             </w:r>
             <w:r>
-              <w:instrText xml:space="preserve">PAGEREF _Toc777702410 \h</w:instrText>
+              <w:instrText xml:space="preserve">PAGEREF _Toc1938694208 \h</w:instrText>
             </w:r>
             <w:r>
               <w:fldChar w:fldCharType="separate"/>
@@ -331,7 +331,7 @@
             </w:r>
           </w:hyperlink>
         </w:p>
-        <w:p xmlns:wp14="http://schemas.microsoft.com/office/word/2010/wordml" wp14:paraId="64AAE2FD" wp14:textId="40E0A12E">
+        <w:p xmlns:wp14="http://schemas.microsoft.com/office/word/2010/wordml" wp14:paraId="64AAE2FD" wp14:textId="285D2075">
           <w:pPr>
             <w:pStyle w:val="TOC2"/>
             <w:tabs>
@@ -342,7 +342,7 @@
               <w:rStyle w:val="Hyperlink"/>
             </w:rPr>
           </w:pPr>
-          <w:hyperlink w:anchor="_Toc478372664">
+          <w:hyperlink w:anchor="_Toc1476980255">
             <w:r>
               <w:rPr>
                 <w:rStyle w:val="Hyperlink"/>
@@ -356,7 +356,7 @@
               <w:fldChar w:fldCharType="begin"/>
             </w:r>
             <w:r>
-              <w:instrText xml:space="preserve">PAGEREF _Toc478372664 \h</w:instrText>
+              <w:instrText xml:space="preserve">PAGEREF _Toc1476980255 \h</w:instrText>
             </w:r>
             <w:r>
               <w:fldChar w:fldCharType="separate"/>
@@ -372,7 +372,7 @@
             </w:r>
           </w:hyperlink>
         </w:p>
-        <w:p xmlns:wp14="http://schemas.microsoft.com/office/word/2010/wordml" wp14:paraId="6446E102" wp14:textId="776495A8">
+        <w:p xmlns:wp14="http://schemas.microsoft.com/office/word/2010/wordml" wp14:paraId="6446E102" wp14:textId="3DE161FE">
           <w:pPr>
             <w:pStyle w:val="TOC3"/>
             <w:tabs>
@@ -383,7 +383,7 @@
               <w:rStyle w:val="Hyperlink"/>
             </w:rPr>
           </w:pPr>
-          <w:hyperlink w:anchor="_Toc502961030">
+          <w:hyperlink w:anchor="_Toc1674170704">
             <w:r>
               <w:rPr>
                 <w:rStyle w:val="Hyperlink"/>
@@ -397,7 +397,7 @@
               <w:fldChar w:fldCharType="begin"/>
             </w:r>
             <w:r>
-              <w:instrText xml:space="preserve">PAGEREF _Toc502961030 \h</w:instrText>
+              <w:instrText xml:space="preserve">PAGEREF _Toc1674170704 \h</w:instrText>
             </w:r>
             <w:r>
               <w:fldChar w:fldCharType="separate"/>
@@ -413,7 +413,7 @@
             </w:r>
           </w:hyperlink>
         </w:p>
-        <w:p xmlns:wp14="http://schemas.microsoft.com/office/word/2010/wordml" wp14:paraId="4FAA84A9" wp14:textId="6C57F0F3">
+        <w:p xmlns:wp14="http://schemas.microsoft.com/office/word/2010/wordml" wp14:paraId="4FAA84A9" wp14:textId="2B4EE189">
           <w:pPr>
             <w:pStyle w:val="TOC3"/>
             <w:tabs>
@@ -424,7 +424,7 @@
               <w:rStyle w:val="Hyperlink"/>
             </w:rPr>
           </w:pPr>
-          <w:hyperlink w:anchor="_Toc1665852852">
+          <w:hyperlink w:anchor="_Toc493617821">
             <w:r>
               <w:rPr>
                 <w:rStyle w:val="Hyperlink"/>
@@ -438,7 +438,7 @@
               <w:fldChar w:fldCharType="begin"/>
             </w:r>
             <w:r>
-              <w:instrText xml:space="preserve">PAGEREF _Toc1665852852 \h</w:instrText>
+              <w:instrText xml:space="preserve">PAGEREF _Toc493617821 \h</w:instrText>
             </w:r>
             <w:r>
               <w:fldChar w:fldCharType="separate"/>
@@ -454,7 +454,7 @@
             </w:r>
           </w:hyperlink>
         </w:p>
-        <w:p xmlns:wp14="http://schemas.microsoft.com/office/word/2010/wordml" wp14:paraId="2A7E77F6" wp14:textId="3B2D4D5A">
+        <w:p xmlns:wp14="http://schemas.microsoft.com/office/word/2010/wordml" wp14:paraId="2A7E77F6" wp14:textId="1E470988">
           <w:pPr>
             <w:pStyle w:val="TOC3"/>
             <w:tabs>
@@ -465,7 +465,7 @@
               <w:rStyle w:val="Hyperlink"/>
             </w:rPr>
           </w:pPr>
-          <w:hyperlink w:anchor="_Toc992256593">
+          <w:hyperlink w:anchor="_Toc1949919072">
             <w:r>
               <w:rPr>
                 <w:rStyle w:val="Hyperlink"/>
@@ -479,7 +479,7 @@
               <w:fldChar w:fldCharType="begin"/>
             </w:r>
             <w:r>
-              <w:instrText xml:space="preserve">PAGEREF _Toc992256593 \h</w:instrText>
+              <w:instrText xml:space="preserve">PAGEREF _Toc1949919072 \h</w:instrText>
             </w:r>
             <w:r>
               <w:fldChar w:fldCharType="separate"/>
@@ -495,7 +495,7 @@
             </w:r>
           </w:hyperlink>
         </w:p>
-        <w:p xmlns:wp14="http://schemas.microsoft.com/office/word/2010/wordml" wp14:paraId="432740EA" wp14:textId="6E5D44DE">
+        <w:p xmlns:wp14="http://schemas.microsoft.com/office/word/2010/wordml" wp14:paraId="432740EA" wp14:textId="6E32A02C">
           <w:pPr>
             <w:pStyle w:val="TOC3"/>
             <w:tabs>
@@ -506,7 +506,7 @@
               <w:rStyle w:val="Hyperlink"/>
             </w:rPr>
           </w:pPr>
-          <w:hyperlink w:anchor="_Toc1406375813">
+          <w:hyperlink w:anchor="_Toc640333086">
             <w:r>
               <w:rPr>
                 <w:rStyle w:val="Hyperlink"/>
@@ -520,7 +520,7 @@
               <w:fldChar w:fldCharType="begin"/>
             </w:r>
             <w:r>
-              <w:instrText xml:space="preserve">PAGEREF _Toc1406375813 \h</w:instrText>
+              <w:instrText xml:space="preserve">PAGEREF _Toc640333086 \h</w:instrText>
             </w:r>
             <w:r>
               <w:fldChar w:fldCharType="separate"/>
@@ -529,14 +529,260 @@
               <w:rPr>
                 <w:rStyle w:val="Hyperlink"/>
               </w:rPr>
-              <w:t>4</w:t>
+              <w:t>5</w:t>
             </w:r>
             <w:r>
               <w:fldChar w:fldCharType="end"/>
             </w:r>
           </w:hyperlink>
         </w:p>
-        <w:p xmlns:wp14="http://schemas.microsoft.com/office/word/2010/wordml" wp14:paraId="37108F6C" wp14:textId="292433A0">
+        <w:p xmlns:wp14="http://schemas.microsoft.com/office/word/2010/wordml" wp14:paraId="37108F6C" wp14:textId="4CB73443">
+          <w:pPr>
+            <w:pStyle w:val="TOC4"/>
+            <w:tabs>
+              <w:tab w:val="right" w:leader="hyphen" w:pos="9015"/>
+            </w:tabs>
+            <w:bidi w:val="0"/>
+            <w:rPr>
+              <w:rStyle w:val="Hyperlink"/>
+            </w:rPr>
+          </w:pPr>
+          <w:hyperlink w:anchor="_Toc1038989852">
+            <w:r>
+              <w:rPr>
+                <w:rStyle w:val="Hyperlink"/>
+              </w:rPr>
+              <w:t>Medisafe</w:t>
+            </w:r>
+            <w:r>
+              <w:tab/>
+            </w:r>
+            <w:r>
+              <w:fldChar w:fldCharType="begin"/>
+            </w:r>
+            <w:r>
+              <w:instrText xml:space="preserve">PAGEREF _Toc1038989852 \h</w:instrText>
+            </w:r>
+            <w:r>
+              <w:fldChar w:fldCharType="separate"/>
+            </w:r>
+            <w:r>
+              <w:rPr>
+                <w:rStyle w:val="Hyperlink"/>
+              </w:rPr>
+              <w:t>5</w:t>
+            </w:r>
+            <w:r>
+              <w:fldChar w:fldCharType="end"/>
+            </w:r>
+          </w:hyperlink>
+        </w:p>
+        <w:p xmlns:wp14="http://schemas.microsoft.com/office/word/2010/wordml" wp14:paraId="033882ED" wp14:textId="496276FB">
+          <w:pPr>
+            <w:pStyle w:val="TOC4"/>
+            <w:tabs>
+              <w:tab w:val="right" w:leader="hyphen" w:pos="9015"/>
+            </w:tabs>
+            <w:bidi w:val="0"/>
+            <w:rPr>
+              <w:rStyle w:val="Hyperlink"/>
+            </w:rPr>
+          </w:pPr>
+          <w:hyperlink w:anchor="_Toc969960053">
+            <w:r>
+              <w:rPr>
+                <w:rStyle w:val="Hyperlink"/>
+              </w:rPr>
+              <w:t>App_GestFarmaco</w:t>
+            </w:r>
+            <w:r>
+              <w:tab/>
+            </w:r>
+            <w:r>
+              <w:fldChar w:fldCharType="begin"/>
+            </w:r>
+            <w:r>
+              <w:instrText xml:space="preserve">PAGEREF _Toc969960053 \h</w:instrText>
+            </w:r>
+            <w:r>
+              <w:fldChar w:fldCharType="separate"/>
+            </w:r>
+            <w:r>
+              <w:rPr>
+                <w:rStyle w:val="Hyperlink"/>
+              </w:rPr>
+              <w:t>6</w:t>
+            </w:r>
+            <w:r>
+              <w:fldChar w:fldCharType="end"/>
+            </w:r>
+          </w:hyperlink>
+        </w:p>
+        <w:p xmlns:wp14="http://schemas.microsoft.com/office/word/2010/wordml" wp14:paraId="14D7D0AA" wp14:textId="6F5CD374">
+          <w:pPr>
+            <w:pStyle w:val="TOC4"/>
+            <w:tabs>
+              <w:tab w:val="right" w:leader="hyphen" w:pos="9015"/>
+            </w:tabs>
+            <w:bidi w:val="0"/>
+            <w:rPr>
+              <w:rStyle w:val="Hyperlink"/>
+            </w:rPr>
+          </w:pPr>
+          <w:hyperlink w:anchor="_Toc1402171873">
+            <w:r>
+              <w:rPr>
+                <w:rStyle w:val="Hyperlink"/>
+              </w:rPr>
+              <w:t>Simposium Digital Healthcare</w:t>
+            </w:r>
+            <w:r>
+              <w:tab/>
+            </w:r>
+            <w:r>
+              <w:fldChar w:fldCharType="begin"/>
+            </w:r>
+            <w:r>
+              <w:instrText xml:space="preserve">PAGEREF _Toc1402171873 \h</w:instrText>
+            </w:r>
+            <w:r>
+              <w:fldChar w:fldCharType="separate"/>
+            </w:r>
+            <w:r>
+              <w:rPr>
+                <w:rStyle w:val="Hyperlink"/>
+              </w:rPr>
+              <w:t>6</w:t>
+            </w:r>
+            <w:r>
+              <w:fldChar w:fldCharType="end"/>
+            </w:r>
+          </w:hyperlink>
+        </w:p>
+        <w:p xmlns:wp14="http://schemas.microsoft.com/office/word/2010/wordml" wp14:paraId="1C2B6643" wp14:textId="19947244">
+          <w:pPr>
+            <w:pStyle w:val="TOC4"/>
+            <w:tabs>
+              <w:tab w:val="right" w:leader="hyphen" w:pos="9015"/>
+            </w:tabs>
+            <w:bidi w:val="0"/>
+            <w:rPr>
+              <w:rStyle w:val="Hyperlink"/>
+            </w:rPr>
+          </w:pPr>
+          <w:hyperlink w:anchor="_Toc1964559251">
+            <w:r>
+              <w:rPr>
+                <w:rStyle w:val="Hyperlink"/>
+              </w:rPr>
+              <w:t>MyMedSchedule Plus</w:t>
+            </w:r>
+            <w:r>
+              <w:tab/>
+            </w:r>
+            <w:r>
+              <w:fldChar w:fldCharType="begin"/>
+            </w:r>
+            <w:r>
+              <w:instrText xml:space="preserve">PAGEREF _Toc1964559251 \h</w:instrText>
+            </w:r>
+            <w:r>
+              <w:fldChar w:fldCharType="separate"/>
+            </w:r>
+            <w:r>
+              <w:rPr>
+                <w:rStyle w:val="Hyperlink"/>
+              </w:rPr>
+              <w:t>6</w:t>
+            </w:r>
+            <w:r>
+              <w:fldChar w:fldCharType="end"/>
+            </w:r>
+          </w:hyperlink>
+        </w:p>
+        <w:p xmlns:wp14="http://schemas.microsoft.com/office/word/2010/wordml" wp14:paraId="69B17ACF" wp14:textId="0DFDDB09">
+          <w:pPr>
+            <w:pStyle w:val="TOC4"/>
+            <w:tabs>
+              <w:tab w:val="right" w:leader="hyphen" w:pos="9015"/>
+            </w:tabs>
+            <w:bidi w:val="0"/>
+            <w:rPr>
+              <w:rStyle w:val="Hyperlink"/>
+            </w:rPr>
+          </w:pPr>
+          <w:hyperlink w:anchor="_Toc48395543">
+            <w:r>
+              <w:rPr>
+                <w:rStyle w:val="Hyperlink"/>
+              </w:rPr>
+              <w:t>Mango Health</w:t>
+            </w:r>
+            <w:r>
+              <w:tab/>
+            </w:r>
+            <w:r>
+              <w:fldChar w:fldCharType="begin"/>
+            </w:r>
+            <w:r>
+              <w:instrText xml:space="preserve">PAGEREF _Toc48395543 \h</w:instrText>
+            </w:r>
+            <w:r>
+              <w:fldChar w:fldCharType="separate"/>
+            </w:r>
+            <w:r>
+              <w:rPr>
+                <w:rStyle w:val="Hyperlink"/>
+              </w:rPr>
+              <w:t>7</w:t>
+            </w:r>
+            <w:r>
+              <w:fldChar w:fldCharType="end"/>
+            </w:r>
+          </w:hyperlink>
+        </w:p>
+        <w:p xmlns:wp14="http://schemas.microsoft.com/office/word/2010/wordml" wp14:paraId="45D94630" wp14:textId="3C32BE98">
+          <w:pPr>
+            <w:pStyle w:val="TOC5"/>
+            <w:tabs>
+              <w:tab w:val="right" w:leader="hyphen" w:pos="9015"/>
+            </w:tabs>
+            <w:bidi w:val="0"/>
+            <w:rPr>
+              <w:rStyle w:val="Hyperlink"/>
+            </w:rPr>
+          </w:pPr>
+          <w:hyperlink w:anchor="_Toc1141212762">
+            <w:r>
+              <w:rPr>
+                <w:rStyle w:val="Hyperlink"/>
+              </w:rPr>
+              <w:t>Tabela Mapa das Propostas Existentes</w:t>
+            </w:r>
+            <w:r>
+              <w:tab/>
+            </w:r>
+            <w:r>
+              <w:fldChar w:fldCharType="begin"/>
+            </w:r>
+            <w:r>
+              <w:instrText xml:space="preserve">PAGEREF _Toc1141212762 \h</w:instrText>
+            </w:r>
+            <w:r>
+              <w:fldChar w:fldCharType="separate"/>
+            </w:r>
+            <w:r>
+              <w:rPr>
+                <w:rStyle w:val="Hyperlink"/>
+              </w:rPr>
+              <w:t>7</w:t>
+            </w:r>
+            <w:r>
+              <w:fldChar w:fldCharType="end"/>
+            </w:r>
+          </w:hyperlink>
+        </w:p>
+        <w:p xmlns:wp14="http://schemas.microsoft.com/office/word/2010/wordml" wp14:paraId="012FEF34" wp14:textId="546CAE36">
           <w:pPr>
             <w:pStyle w:val="TOC3"/>
             <w:tabs>
@@ -547,7 +793,7 @@
               <w:rStyle w:val="Hyperlink"/>
             </w:rPr>
           </w:pPr>
-          <w:hyperlink w:anchor="_Toc1497251357">
+          <w:hyperlink w:anchor="_Toc1094094704">
             <w:r>
               <w:rPr>
                 <w:rStyle w:val="Hyperlink"/>
@@ -561,7 +807,7 @@
               <w:fldChar w:fldCharType="begin"/>
             </w:r>
             <w:r>
-              <w:instrText xml:space="preserve">PAGEREF _Toc1497251357 \h</w:instrText>
+              <w:instrText xml:space="preserve">PAGEREF _Toc1094094704 \h</w:instrText>
             </w:r>
             <w:r>
               <w:fldChar w:fldCharType="separate"/>
@@ -570,14 +816,14 @@
               <w:rPr>
                 <w:rStyle w:val="Hyperlink"/>
               </w:rPr>
-              <w:t>4</w:t>
+              <w:t>8</w:t>
             </w:r>
             <w:r>
               <w:fldChar w:fldCharType="end"/>
             </w:r>
           </w:hyperlink>
         </w:p>
-        <w:p xmlns:wp14="http://schemas.microsoft.com/office/word/2010/wordml" wp14:paraId="033882ED" wp14:textId="211B9760">
+        <w:p xmlns:wp14="http://schemas.microsoft.com/office/word/2010/wordml" wp14:paraId="09B59860" wp14:textId="568DE888">
           <w:pPr>
             <w:pStyle w:val="TOC3"/>
             <w:tabs>
@@ -588,12 +834,12 @@
               <w:rStyle w:val="Hyperlink"/>
             </w:rPr>
           </w:pPr>
-          <w:hyperlink w:anchor="_Toc853260509">
+          <w:hyperlink w:anchor="_Toc1733194970">
             <w:r>
               <w:rPr>
                 <w:rStyle w:val="Hyperlink"/>
               </w:rPr>
-              <w:t>Identificação de Lacunas (Gaps)</w:t>
+              <w:t>Identificação de Lacunas e Oportunidades</w:t>
             </w:r>
             <w:r>
               <w:tab/>
@@ -602,7 +848,7 @@
               <w:fldChar w:fldCharType="begin"/>
             </w:r>
             <w:r>
-              <w:instrText xml:space="preserve">PAGEREF _Toc853260509 \h</w:instrText>
+              <w:instrText xml:space="preserve">PAGEREF _Toc1733194970 \h</w:instrText>
             </w:r>
             <w:r>
               <w:fldChar w:fldCharType="separate"/>
@@ -611,14 +857,96 @@
               <w:rPr>
                 <w:rStyle w:val="Hyperlink"/>
               </w:rPr>
-              <w:t>4</w:t>
+              <w:t>10</w:t>
             </w:r>
             <w:r>
               <w:fldChar w:fldCharType="end"/>
             </w:r>
           </w:hyperlink>
         </w:p>
-        <w:p xmlns:wp14="http://schemas.microsoft.com/office/word/2010/wordml" wp14:paraId="14D7D0AA" wp14:textId="638A3AF1">
+        <w:p xmlns:wp14="http://schemas.microsoft.com/office/word/2010/wordml" wp14:paraId="2889493A" wp14:textId="76943756">
+          <w:pPr>
+            <w:pStyle w:val="TOC4"/>
+            <w:tabs>
+              <w:tab w:val="right" w:leader="hyphen" w:pos="9015"/>
+            </w:tabs>
+            <w:bidi w:val="0"/>
+            <w:rPr>
+              <w:rStyle w:val="Hyperlink"/>
+            </w:rPr>
+          </w:pPr>
+          <w:hyperlink w:anchor="_Toc875584137">
+            <w:r>
+              <w:rPr>
+                <w:rStyle w:val="Hyperlink"/>
+              </w:rPr>
+              <w:t>Lacunas</w:t>
+            </w:r>
+            <w:r>
+              <w:tab/>
+            </w:r>
+            <w:r>
+              <w:fldChar w:fldCharType="begin"/>
+            </w:r>
+            <w:r>
+              <w:instrText xml:space="preserve">PAGEREF _Toc875584137 \h</w:instrText>
+            </w:r>
+            <w:r>
+              <w:fldChar w:fldCharType="separate"/>
+            </w:r>
+            <w:r>
+              <w:rPr>
+                <w:rStyle w:val="Hyperlink"/>
+              </w:rPr>
+              <w:t>11</w:t>
+            </w:r>
+            <w:r>
+              <w:fldChar w:fldCharType="end"/>
+            </w:r>
+          </w:hyperlink>
+        </w:p>
+        <w:p xmlns:wp14="http://schemas.microsoft.com/office/word/2010/wordml" wp14:paraId="320776F6" wp14:textId="4831683B">
+          <w:pPr>
+            <w:pStyle w:val="TOC4"/>
+            <w:tabs>
+              <w:tab w:val="right" w:leader="hyphen" w:pos="9015"/>
+            </w:tabs>
+            <w:bidi w:val="0"/>
+            <w:rPr>
+              <w:rStyle w:val="Hyperlink"/>
+            </w:rPr>
+          </w:pPr>
+          <w:hyperlink w:anchor="_Toc439598473">
+            <w:r>
+              <w:rPr>
+                <w:rStyle w:val="Hyperlink"/>
+              </w:rPr>
+              <w:t>Oportunidades</w:t>
+            </w:r>
+            <w:r>
+              <w:tab/>
+            </w:r>
+            <w:r>
+              <w:fldChar w:fldCharType="begin"/>
+            </w:r>
+            <w:r>
+              <w:instrText xml:space="preserve">PAGEREF _Toc439598473 \h</w:instrText>
+            </w:r>
+            <w:r>
+              <w:fldChar w:fldCharType="separate"/>
+            </w:r>
+            <w:r>
+              <w:rPr>
+                <w:rStyle w:val="Hyperlink"/>
+              </w:rPr>
+              <w:t>11</w:t>
+            </w:r>
+            <w:r>
+              <w:fldChar w:fldCharType="end"/>
+            </w:r>
+          </w:hyperlink>
+        </w:p>
+        <w:p xmlns:wp14="http://schemas.microsoft.com/office/word/2010/wordml" wp14:paraId="4034AA98" wp14:textId="6D27BABE">
           <w:pPr>
             <w:pStyle w:val="TOC3"/>
             <w:tabs>
@@ -629,7 +957,7 @@
               <w:rStyle w:val="Hyperlink"/>
             </w:rPr>
           </w:pPr>
-          <w:hyperlink w:anchor="_Toc621295238">
+          <w:hyperlink w:anchor="_Toc251396611">
             <w:r>
               <w:rPr>
                 <w:rStyle w:val="Hyperlink"/>
@@ -643,7 +971,7 @@
               <w:fldChar w:fldCharType="begin"/>
             </w:r>
             <w:r>
-              <w:instrText xml:space="preserve">PAGEREF _Toc621295238 \h</w:instrText>
+              <w:instrText xml:space="preserve">PAGEREF _Toc251396611 \h</w:instrText>
             </w:r>
             <w:r>
               <w:fldChar w:fldCharType="separate"/>
@@ -652,14 +980,14 @@
               <w:rPr>
                 <w:rStyle w:val="Hyperlink"/>
               </w:rPr>
-              <w:t>4</w:t>
+              <w:t>11</w:t>
             </w:r>
             <w:r>
               <w:fldChar w:fldCharType="end"/>
             </w:r>
           </w:hyperlink>
         </w:p>
-        <w:p xmlns:wp14="http://schemas.microsoft.com/office/word/2010/wordml" wp14:paraId="1C2B6643" wp14:textId="4EF62623">
+        <w:p xmlns:wp14="http://schemas.microsoft.com/office/word/2010/wordml" wp14:paraId="7F2150E1" wp14:textId="626E76F4">
           <w:pPr>
             <w:pStyle w:val="TOC3"/>
             <w:tabs>
@@ -670,7 +998,7 @@
               <w:rStyle w:val="Hyperlink"/>
             </w:rPr>
           </w:pPr>
-          <w:hyperlink w:anchor="_Toc932027491">
+          <w:hyperlink w:anchor="_Toc1287269778">
             <w:r>
               <w:rPr>
                 <w:rStyle w:val="Hyperlink"/>
@@ -684,7 +1012,7 @@
               <w:fldChar w:fldCharType="begin"/>
             </w:r>
             <w:r>
-              <w:instrText xml:space="preserve">PAGEREF _Toc932027491 \h</w:instrText>
+              <w:instrText xml:space="preserve">PAGEREF _Toc1287269778 \h</w:instrText>
             </w:r>
             <w:r>
               <w:fldChar w:fldCharType="separate"/>
@@ -693,7 +1021,7 @@
               <w:rPr>
                 <w:rStyle w:val="Hyperlink"/>
               </w:rPr>
-              <w:t>4</w:t>
+              <w:t>12</w:t>
             </w:r>
             <w:r>
               <w:fldChar w:fldCharType="end"/>
@@ -734,7 +1062,7 @@
           <w:szCs w:val="36"/>
         </w:rPr>
       </w:pPr>
-      <w:bookmarkStart w:name="_Toc502961030" w:id="1029415351"/>
+      <w:bookmarkStart w:name="_Toc1674170704" w:id="1226152284"/>
       <w:r>
         <w:rPr/>
         <w:t>C</w:t>
@@ -743,7 +1071,7 @@
         <w:rPr/>
         <w:t>ontexto e Motivação</w:t>
       </w:r>
-      <w:bookmarkEnd w:id="1029415351"/>
+      <w:bookmarkEnd w:id="1226152284"/>
     </w:p>
     <w:p xmlns:wp14="http://schemas.microsoft.com/office/word/2010/wordml" wp14:paraId="44F2FD88" wp14:textId="69C61774">
       <w:pPr>
@@ -1113,12 +1441,12 @@
       <w:pPr>
         <w:pStyle w:val="Heading3"/>
       </w:pPr>
-      <w:bookmarkStart w:name="_Toc1665852852" w:id="319476990"/>
+      <w:bookmarkStart w:name="_Toc493617821" w:id="1626767822"/>
       <w:r>
         <w:rPr/>
         <w:t>Objetivos e Público-Alvo</w:t>
       </w:r>
-      <w:bookmarkEnd w:id="319476990"/>
+      <w:bookmarkEnd w:id="1626767822"/>
     </w:p>
     <w:p xmlns:wp14="http://schemas.microsoft.com/office/word/2010/wordml" wp14:paraId="74FBEB20" wp14:textId="2E6237C3">
       <w:pPr>
@@ -1342,12 +1670,12 @@
       <w:pPr>
         <w:pStyle w:val="Heading3"/>
       </w:pPr>
-      <w:bookmarkStart w:name="_Toc992256593" w:id="631959180"/>
+      <w:bookmarkStart w:name="_Toc1949919072" w:id="1263944495"/>
       <w:r>
         <w:rPr/>
         <w:t>Metodologia de Pesquisa</w:t>
       </w:r>
-      <w:bookmarkEnd w:id="631959180"/>
+      <w:bookmarkEnd w:id="1263944495"/>
     </w:p>
     <w:p xmlns:wp14="http://schemas.microsoft.com/office/word/2010/wordml" wp14:paraId="79FDF6B9" wp14:textId="15756E57">
       <w:pPr>
@@ -2421,12 +2749,12 @@
           <w:bCs w:val="1"/>
         </w:rPr>
       </w:pPr>
-      <w:bookmarkStart w:name="_Toc1406375813" w:id="1874448107"/>
+      <w:bookmarkStart w:name="_Toc640333086" w:id="1417307904"/>
       <w:r>
         <w:rPr/>
         <w:t>Mapeamento das Produções</w:t>
       </w:r>
-      <w:bookmarkEnd w:id="1874448107"/>
+      <w:bookmarkEnd w:id="1417307904"/>
     </w:p>
     <w:p xmlns:wp14="http://schemas.microsoft.com/office/word/2010/wordml" wp14:paraId="4A4A6101" wp14:textId="7B2DC851">
       <w:pPr>
@@ -2441,10 +2769,12 @@
           <w:bCs w:val="1"/>
         </w:rPr>
       </w:pPr>
+      <w:bookmarkStart w:name="_Toc1038989852" w:id="1770150094"/>
       <w:r>
         <w:rPr/>
         <w:t>Medisafe</w:t>
       </w:r>
+      <w:bookmarkEnd w:id="1770150094"/>
     </w:p>
     <w:p xmlns:wp14="http://schemas.microsoft.com/office/word/2010/wordml" wp14:paraId="2A33052E" wp14:textId="4C538DEB">
       <w:pPr>
@@ -2906,10 +3236,12 @@
         <w:ind w:left="0" w:right="0"/>
         <w:jc w:val="left"/>
       </w:pPr>
+      <w:bookmarkStart w:name="_Toc969960053" w:id="1468972422"/>
       <w:r>
         <w:rPr/>
         <w:t>App_GestFarmaco</w:t>
       </w:r>
+      <w:bookmarkEnd w:id="1468972422"/>
     </w:p>
     <w:p xmlns:wp14="http://schemas.microsoft.com/office/word/2010/wordml" wp14:paraId="1887EFBF" wp14:textId="716AF681">
       <w:pPr>
@@ -3249,14 +3581,20 @@
         <w:ind w:left="0" w:right="0"/>
         <w:jc w:val="left"/>
       </w:pPr>
+      <w:bookmarkStart w:name="_Toc1402171873" w:id="964612624"/>
       <w:r>
         <w:rPr/>
         <w:t>Simposium</w:t>
       </w:r>
       <w:r>
         <w:rPr/>
-        <w:t xml:space="preserve"> Digital Healthcare</w:t>
-      </w:r>
+        <w:t xml:space="preserve"> Digital </w:t>
+      </w:r>
+      <w:r>
+        <w:rPr/>
+        <w:t>Healthcare</w:t>
+      </w:r>
+      <w:bookmarkEnd w:id="964612624"/>
     </w:p>
     <w:p xmlns:wp14="http://schemas.microsoft.com/office/word/2010/wordml" wp14:paraId="06EF57F3" wp14:textId="42698F5E">
       <w:pPr>
@@ -3373,6 +3711,18 @@
           <w:p>
             <w:pPr>
               <w:pStyle w:val="Normal"/>
+            </w:pPr>
+            <w:r>
+              <w:rPr>
+                <w:rFonts w:ascii="Verdana Pro" w:hAnsi="Verdana Pro" w:eastAsia="Verdana Pro" w:cs="Verdana Pro"/>
+                <w:noProof w:val="0"/>
+                <w:sz w:val="26"/>
+                <w:szCs w:val="26"/>
+                <w:lang w:val="pt-PT"/>
+              </w:rPr>
+              <w:t xml:space="preserve">Possui um </w:t>
+            </w:r>
+            <w:r>
               <w:rPr>
                 <w:rFonts w:ascii="Verdana Pro" w:hAnsi="Verdana Pro" w:eastAsia="Verdana Pro" w:cs="Verdana Pro"/>
                 <w:b w:val="0"/>
@@ -3382,30 +3732,7 @@
                 <w:szCs w:val="26"/>
                 <w:lang w:val="pt-PT"/>
               </w:rPr>
-            </w:pPr>
-            <w:r>
-              <w:rPr>
-                <w:rFonts w:ascii="Verdana Pro" w:hAnsi="Verdana Pro" w:eastAsia="Verdana Pro" w:cs="Verdana Pro"/>
-                <w:b w:val="1"/>
-                <w:bCs w:val="1"/>
-                <w:noProof w:val="0"/>
-                <w:sz w:val="26"/>
-                <w:szCs w:val="26"/>
-                <w:lang w:val="pt-PT"/>
-              </w:rPr>
-              <w:t>Integração direta</w:t>
-            </w:r>
-            <w:r>
-              <w:rPr>
-                <w:rFonts w:ascii="Verdana Pro" w:hAnsi="Verdana Pro" w:eastAsia="Verdana Pro" w:cs="Verdana Pro"/>
-                <w:b w:val="1"/>
-                <w:bCs w:val="1"/>
-                <w:noProof w:val="0"/>
-                <w:sz w:val="26"/>
-                <w:szCs w:val="26"/>
-                <w:lang w:val="pt-PT"/>
-              </w:rPr>
-              <w:t xml:space="preserve"> com o sistema de prescrição interno do hospital</w:t>
+              <w:t>"</w:t>
             </w:r>
             <w:r>
               <w:rPr>
@@ -3417,19 +3744,7 @@
                 <w:szCs w:val="26"/>
                 <w:lang w:val="pt-PT"/>
               </w:rPr>
-              <w:t xml:space="preserve">, permitindo a </w:t>
-            </w:r>
-            <w:r>
-              <w:rPr>
-                <w:rFonts w:ascii="Verdana Pro" w:hAnsi="Verdana Pro" w:eastAsia="Verdana Pro" w:cs="Verdana Pro"/>
-                <w:b w:val="1"/>
-                <w:bCs w:val="1"/>
-                <w:noProof w:val="0"/>
-                <w:sz w:val="26"/>
-                <w:szCs w:val="26"/>
-                <w:lang w:val="pt-PT"/>
-              </w:rPr>
-              <w:t>atualização automática de dados</w:t>
+              <w:t>Clinical</w:t>
             </w:r>
             <w:r>
               <w:rPr>
@@ -3441,7 +3756,7 @@
                 <w:szCs w:val="26"/>
                 <w:lang w:val="pt-PT"/>
               </w:rPr>
-              <w:t xml:space="preserve">. Possibilita que o utente submeta autonomamente formulários de reações adversas (RAM) diretamente para o hospital e para o </w:t>
+              <w:t xml:space="preserve"> </w:t>
             </w:r>
             <w:r>
               <w:rPr>
@@ -3453,13 +3768,89 @@
                 <w:szCs w:val="26"/>
                 <w:lang w:val="pt-PT"/>
               </w:rPr>
-              <w:t>Infarmed</w:t>
+              <w:t>Checker</w:t>
             </w:r>
             <w:r>
               <w:rPr>
                 <w:rFonts w:ascii="Verdana Pro" w:hAnsi="Verdana Pro" w:eastAsia="Verdana Pro" w:cs="Verdana Pro"/>
                 <w:b w:val="0"/>
                 <w:bCs w:val="0"/>
+                <w:noProof w:val="0"/>
+                <w:sz w:val="26"/>
+                <w:szCs w:val="26"/>
+                <w:lang w:val="pt-PT"/>
+              </w:rPr>
+              <w:t>"</w:t>
+            </w:r>
+            <w:r>
+              <w:rPr>
+                <w:rFonts w:ascii="Verdana Pro" w:hAnsi="Verdana Pro" w:eastAsia="Verdana Pro" w:cs="Verdana Pro"/>
+                <w:noProof w:val="0"/>
+                <w:sz w:val="26"/>
+                <w:szCs w:val="26"/>
+                <w:lang w:val="pt-PT"/>
+              </w:rPr>
+              <w:t xml:space="preserve"> avançado que </w:t>
+            </w:r>
+            <w:r>
+              <w:rPr>
+                <w:rFonts w:ascii="Verdana Pro" w:hAnsi="Verdana Pro" w:eastAsia="Verdana Pro" w:cs="Verdana Pro"/>
+                <w:b w:val="1"/>
+                <w:bCs w:val="1"/>
+                <w:noProof w:val="0"/>
+                <w:sz w:val="26"/>
+                <w:szCs w:val="26"/>
+                <w:lang w:val="pt-PT"/>
+              </w:rPr>
+              <w:t>analisa prescrições</w:t>
+            </w:r>
+            <w:r>
+              <w:rPr>
+                <w:rFonts w:ascii="Verdana Pro" w:hAnsi="Verdana Pro" w:eastAsia="Verdana Pro" w:cs="Verdana Pro"/>
+                <w:noProof w:val="0"/>
+                <w:sz w:val="26"/>
+                <w:szCs w:val="26"/>
+                <w:lang w:val="pt-PT"/>
+              </w:rPr>
+              <w:t xml:space="preserve"> com base no </w:t>
+            </w:r>
+            <w:r>
+              <w:rPr>
+                <w:rFonts w:ascii="Verdana Pro" w:hAnsi="Verdana Pro" w:eastAsia="Verdana Pro" w:cs="Verdana Pro"/>
+                <w:b w:val="1"/>
+                <w:bCs w:val="1"/>
+                <w:noProof w:val="0"/>
+                <w:sz w:val="26"/>
+                <w:szCs w:val="26"/>
+                <w:lang w:val="pt-PT"/>
+              </w:rPr>
+              <w:t>perfil fisiopatológico</w:t>
+            </w:r>
+            <w:r>
+              <w:rPr>
+                <w:rFonts w:ascii="Verdana Pro" w:hAnsi="Verdana Pro" w:eastAsia="Verdana Pro" w:cs="Verdana Pro"/>
+                <w:noProof w:val="0"/>
+                <w:sz w:val="26"/>
+                <w:szCs w:val="26"/>
+                <w:lang w:val="pt-PT"/>
+              </w:rPr>
+              <w:t xml:space="preserve"> do doente (gravidez, amamentação, desporto, patologias). Oferece ferramentas de análise de </w:t>
+            </w:r>
+            <w:r>
+              <w:rPr>
+                <w:rFonts w:ascii="Verdana Pro" w:hAnsi="Verdana Pro" w:eastAsia="Verdana Pro" w:cs="Verdana Pro"/>
+                <w:b w:val="1"/>
+                <w:bCs w:val="1"/>
+                <w:noProof w:val="0"/>
+                <w:sz w:val="26"/>
+                <w:szCs w:val="26"/>
+                <w:lang w:val="pt-PT"/>
+              </w:rPr>
+              <w:t>compatibilidade físico-química de injetáveis</w:t>
+            </w:r>
+            <w:r>
+              <w:rPr>
+                <w:rFonts w:ascii="Verdana Pro" w:hAnsi="Verdana Pro" w:eastAsia="Verdana Pro" w:cs="Verdana Pro"/>
                 <w:noProof w:val="0"/>
                 <w:sz w:val="26"/>
                 <w:szCs w:val="26"/>
@@ -3532,51 +3923,29 @@
                 <w:szCs w:val="26"/>
                 <w:lang w:val="pt-PT"/>
               </w:rPr>
-              <w:t xml:space="preserve">O seu sucesso depende da </w:t>
-            </w:r>
-            <w:r>
-              <w:rPr>
-                <w:rFonts w:ascii="Verdana Pro" w:hAnsi="Verdana Pro" w:eastAsia="Verdana Pro" w:cs="Verdana Pro"/>
-                <w:b w:val="1"/>
-                <w:bCs w:val="1"/>
-                <w:noProof w:val="0"/>
-                <w:sz w:val="26"/>
-                <w:szCs w:val="26"/>
-                <w:lang w:val="pt-PT"/>
-              </w:rPr>
-              <w:t>interoperabilidade com sistemas hospitalares específicos</w:t>
-            </w:r>
-            <w:r>
-              <w:rPr>
-                <w:rFonts w:ascii="Verdana Pro" w:hAnsi="Verdana Pro" w:eastAsia="Verdana Pro" w:cs="Verdana Pro"/>
-                <w:noProof w:val="0"/>
-                <w:sz w:val="26"/>
-                <w:szCs w:val="26"/>
-                <w:lang w:val="pt-PT"/>
-              </w:rPr>
-              <w:t xml:space="preserve"> e, inicialmente, foi concebida para um </w:t>
-            </w:r>
-            <w:r>
-              <w:rPr>
-                <w:rFonts w:ascii="Verdana Pro" w:hAnsi="Verdana Pro" w:eastAsia="Verdana Pro" w:cs="Verdana Pro"/>
-                <w:b w:val="1"/>
-                <w:bCs w:val="1"/>
-                <w:noProof w:val="0"/>
-                <w:sz w:val="26"/>
-                <w:szCs w:val="26"/>
-                <w:lang w:val="pt-PT"/>
-              </w:rPr>
-              <w:t>contexto institucional restrito</w:t>
-            </w:r>
-            <w:r>
-              <w:rPr>
-                <w:rFonts w:ascii="Verdana Pro" w:hAnsi="Verdana Pro" w:eastAsia="Verdana Pro" w:cs="Verdana Pro"/>
-                <w:noProof w:val="0"/>
-                <w:sz w:val="26"/>
-                <w:szCs w:val="26"/>
-                <w:lang w:val="pt-PT"/>
-              </w:rPr>
-              <w:t>, o que pode limitar a sua generalização para utentes fora dessa rede hospitalar.</w:t>
+              <w:t xml:space="preserve">É uma ferramenta de </w:t>
+            </w:r>
+            <w:r>
+              <w:rPr>
+                <w:rFonts w:ascii="Verdana Pro" w:hAnsi="Verdana Pro" w:eastAsia="Verdana Pro" w:cs="Verdana Pro"/>
+                <w:b w:val="1"/>
+                <w:bCs w:val="1"/>
+                <w:noProof w:val="0"/>
+                <w:sz w:val="26"/>
+                <w:szCs w:val="26"/>
+                <w:lang w:val="pt-PT"/>
+              </w:rPr>
+              <w:t>uso exclusivo para profissionais</w:t>
+            </w:r>
+            <w:r>
+              <w:rPr>
+                <w:rFonts w:ascii="Verdana Pro" w:hAnsi="Verdana Pro" w:eastAsia="Verdana Pro" w:cs="Verdana Pro"/>
+                <w:noProof w:val="0"/>
+                <w:sz w:val="26"/>
+                <w:szCs w:val="26"/>
+                <w:lang w:val="pt-PT"/>
+              </w:rPr>
+              <w:t>, não sendo acessível ou desenhada para a interface direta com o utente final.</w:t>
             </w:r>
           </w:p>
         </w:tc>
@@ -3587,22 +3956,762 @@
         <w:pStyle w:val="Normal"/>
       </w:pPr>
     </w:p>
-    <w:p xmlns:wp14="http://schemas.microsoft.com/office/word/2010/wordml" wp14:paraId="20FC3E97" wp14:textId="668FC3E9">
+    <w:p xmlns:wp14="http://schemas.microsoft.com/office/word/2010/wordml" wp14:paraId="64CD241A" wp14:textId="27ADFDEC">
+      <w:pPr>
+        <w:pStyle w:val="Heading4"/>
+        <w:suppressLineNumbers w:val="0"/>
+        <w:bidi w:val="0"/>
+        <w:spacing w:before="80" w:beforeAutospacing="off" w:after="40" w:afterAutospacing="off" w:line="279" w:lineRule="auto"/>
+        <w:ind w:left="0" w:right="0"/>
+        <w:jc w:val="left"/>
+      </w:pPr>
+      <w:bookmarkStart w:name="_Toc1964559251" w:id="1115506455"/>
+      <w:r>
+        <w:rPr/>
+        <w:t>MyMedSchedule</w:t>
+      </w:r>
+      <w:r>
+        <w:rPr/>
+        <w:t xml:space="preserve"> </w:t>
+      </w:r>
+      <w:r>
+        <w:rPr/>
+        <w:t>Plus</w:t>
+      </w:r>
+      <w:bookmarkEnd w:id="1115506455"/>
+    </w:p>
+    <w:p xmlns:wp14="http://schemas.microsoft.com/office/word/2010/wordml" wp14:paraId="1703F7CB" wp14:textId="27D19D4F">
       <w:pPr>
         <w:pStyle w:val="Normal"/>
-      </w:pPr>
+        <w:jc w:val="left"/>
+        <w:rPr>
+          <w:rStyle w:val="SubtleReference"/>
+          <w:i w:val="0"/>
+          <w:iCs w:val="0"/>
+          <w:sz w:val="24"/>
+          <w:szCs w:val="24"/>
+          <w:lang w:val="en-US"/>
+        </w:rPr>
+      </w:pPr>
+      <w:r>
+        <w:fldChar w:fldCharType="begin"/>
+      </w:r>
+      <w:r>
+        <w:instrText xml:space="preserve">HYPERLINK  \l  "_Referências" </w:instrText>
+      </w:r>
+      <w:r>
+        <w:fldChar w:fldCharType="separate"/>
+      </w:r>
+      <w:r>
+        <w:rPr>
+          <w:rStyle w:val="Hyperlink"/>
+          <w:lang w:val="en-US"/>
+        </w:rPr>
+        <w:t>[</w:t>
+      </w:r>
+      <w:r>
+        <w:rPr>
+          <w:rStyle w:val="Hyperlink"/>
+          <w:lang w:val="en-US"/>
+        </w:rPr>
+        <w:t>4</w:t>
+      </w:r>
+      <w:r>
+        <w:rPr>
+          <w:rStyle w:val="Hyperlink"/>
+          <w:lang w:val="en-US"/>
+        </w:rPr>
+        <w:t>]</w:t>
+      </w:r>
+      <w:r>
+        <w:fldChar w:fldCharType="end"/>
+      </w:r>
     </w:p>
-    <w:p xmlns:wp14="http://schemas.microsoft.com/office/word/2010/wordml" wp14:paraId="3A016E83" wp14:textId="034D914D">
+    <w:p xmlns:wp14="http://schemas.microsoft.com/office/word/2010/wordml" wp14:paraId="07D2A587" wp14:textId="5C7E4D7A">
       <w:pPr>
         <w:pStyle w:val="Normal"/>
       </w:pPr>
+      <w:r>
+        <w:rPr>
+          <w:rFonts w:ascii="Verdana Pro" w:hAnsi="Verdana Pro" w:eastAsia="Verdana Pro" w:cs="Verdana Pro"/>
+          <w:noProof w:val="0"/>
+          <w:sz w:val="26"/>
+          <w:szCs w:val="26"/>
+          <w:lang w:val="pt-PT"/>
+        </w:rPr>
+        <w:t>Aplicação gratuita de gestão de medicação que permite aos prestadores de cuidados de saúde atualizar os planos de toma dos pacientes remotamente.</w:t>
+      </w:r>
     </w:p>
-    <w:p xmlns:wp14="http://schemas.microsoft.com/office/word/2010/wordml" wp14:paraId="040732D0" wp14:textId="1A141242">
+    <w:tbl>
+      <w:tblPr>
+        <w:tblStyle w:val="TableGrid"/>
+        <w:tblW w:w="0" w:type="auto"/>
+        <w:tblBorders>
+          <w:top w:val="none" w:color="000000" w:themeColor="text1" w:sz="12"/>
+          <w:left w:val="none" w:color="000000" w:themeColor="text1" w:sz="12"/>
+          <w:bottom w:val="none" w:color="000000" w:themeColor="text1" w:sz="12"/>
+          <w:right w:val="none" w:color="000000" w:themeColor="text1" w:sz="12"/>
+          <w:insideH w:val="none" w:color="000000" w:themeColor="text1" w:sz="12"/>
+          <w:insideV w:val="single" w:color="000000" w:themeColor="text1" w:sz="8"/>
+        </w:tblBorders>
+        <w:tblLook w:val="06A0" w:firstRow="1" w:lastRow="0" w:firstColumn="1" w:lastColumn="0" w:noHBand="1" w:noVBand="1"/>
+      </w:tblPr>
+      <w:tblGrid>
+        <w:gridCol w:w="4508"/>
+        <w:gridCol w:w="4628"/>
+      </w:tblGrid>
+      <w:tr>
+        <w:trPr>
+          <w:trHeight w:val="300"/>
+        </w:trPr>
+        <w:tc>
+          <w:tcPr>
+            <w:tcW w:w="4508" w:type="dxa"/>
+            <w:tcMar/>
+          </w:tcPr>
+          <w:p>
+            <w:pPr>
+              <w:pStyle w:val="Normal"/>
+              <w:rPr>
+                <w:b w:val="1"/>
+                <w:bCs w:val="1"/>
+                <w:color w:val="FFFFFF" w:themeColor="background1" w:themeTint="FF" w:themeShade="FF"/>
+                <w:highlight w:val="darkCyan"/>
+              </w:rPr>
+            </w:pPr>
+            <w:r>
+              <w:rPr>
+                <w:rFonts w:ascii="Verdana Pro" w:hAnsi="Verdana Pro" w:eastAsia="Verdana Pro" w:cs="Verdana Pro"/>
+                <w:b w:val="1"/>
+                <w:bCs w:val="1"/>
+                <w:color w:val="FFFFFF" w:themeColor="background1" w:themeTint="FF" w:themeShade="FF"/>
+                <w:sz w:val="26"/>
+                <w:szCs w:val="26"/>
+                <w:highlight w:val="darkCyan"/>
+                <w:lang w:eastAsia="en-US" w:bidi="ar-SA"/>
+              </w:rPr>
+              <w:t xml:space="preserve"> </w:t>
+            </w:r>
+            <w:r>
+              <w:rPr>
+                <w:rFonts w:ascii="Verdana Pro" w:hAnsi="Verdana Pro" w:eastAsia="Verdana Pro" w:cs="Verdana Pro"/>
+                <w:b w:val="1"/>
+                <w:bCs w:val="1"/>
+                <w:color w:val="FFFFFF" w:themeColor="background1" w:themeTint="FF" w:themeShade="FF"/>
+                <w:sz w:val="26"/>
+                <w:szCs w:val="26"/>
+                <w:highlight w:val="darkCyan"/>
+                <w:lang w:eastAsia="en-US" w:bidi="ar-SA"/>
+              </w:rPr>
+              <w:t xml:space="preserve">Vantagens: </w:t>
+            </w:r>
+          </w:p>
+          <w:p>
+            <w:pPr>
+              <w:pStyle w:val="Normal"/>
+            </w:pPr>
+            <w:r>
+              <w:rPr>
+                <w:rFonts w:ascii="Verdana Pro" w:hAnsi="Verdana Pro" w:eastAsia="Verdana Pro" w:cs="Verdana Pro"/>
+                <w:noProof w:val="0"/>
+                <w:sz w:val="26"/>
+                <w:szCs w:val="26"/>
+                <w:lang w:val="pt-PT"/>
+              </w:rPr>
+              <w:t xml:space="preserve">Permite a criação de </w:t>
+            </w:r>
+            <w:r>
+              <w:rPr>
+                <w:rFonts w:ascii="Verdana Pro" w:hAnsi="Verdana Pro" w:eastAsia="Verdana Pro" w:cs="Verdana Pro"/>
+                <w:b w:val="1"/>
+                <w:bCs w:val="1"/>
+                <w:noProof w:val="0"/>
+                <w:sz w:val="26"/>
+                <w:szCs w:val="26"/>
+                <w:lang w:val="pt-PT"/>
+              </w:rPr>
+              <w:t>perfis separados por membro da família</w:t>
+            </w:r>
+            <w:r>
+              <w:rPr>
+                <w:rFonts w:ascii="Verdana Pro" w:hAnsi="Verdana Pro" w:eastAsia="Verdana Pro" w:cs="Verdana Pro"/>
+                <w:noProof w:val="0"/>
+                <w:sz w:val="26"/>
+                <w:szCs w:val="26"/>
+                <w:lang w:val="pt-PT"/>
+              </w:rPr>
+              <w:t xml:space="preserve">. Utiliza </w:t>
+            </w:r>
+            <w:r>
+              <w:rPr>
+                <w:rFonts w:ascii="Verdana Pro" w:hAnsi="Verdana Pro" w:eastAsia="Verdana Pro" w:cs="Verdana Pro"/>
+                <w:b w:val="1"/>
+                <w:bCs w:val="1"/>
+                <w:noProof w:val="0"/>
+                <w:sz w:val="26"/>
+                <w:szCs w:val="26"/>
+                <w:lang w:val="pt-PT"/>
+              </w:rPr>
+              <w:t>imagens de medicamentos</w:t>
+            </w:r>
+            <w:r>
+              <w:rPr>
+                <w:rFonts w:ascii="Verdana Pro" w:hAnsi="Verdana Pro" w:eastAsia="Verdana Pro" w:cs="Verdana Pro"/>
+                <w:noProof w:val="0"/>
+                <w:sz w:val="26"/>
+                <w:szCs w:val="26"/>
+                <w:lang w:val="pt-PT"/>
+              </w:rPr>
+              <w:t xml:space="preserve"> de marcas populares para </w:t>
+            </w:r>
+            <w:r>
+              <w:rPr>
+                <w:rFonts w:ascii="Verdana Pro" w:hAnsi="Verdana Pro" w:eastAsia="Verdana Pro" w:cs="Verdana Pro"/>
+                <w:b w:val="1"/>
+                <w:bCs w:val="1"/>
+                <w:noProof w:val="0"/>
+                <w:sz w:val="26"/>
+                <w:szCs w:val="26"/>
+                <w:lang w:val="pt-PT"/>
+              </w:rPr>
+              <w:t>facilitar a identificação visual</w:t>
+            </w:r>
+            <w:r>
+              <w:rPr>
+                <w:rFonts w:ascii="Verdana Pro" w:hAnsi="Verdana Pro" w:eastAsia="Verdana Pro" w:cs="Verdana Pro"/>
+                <w:noProof w:val="0"/>
+                <w:sz w:val="26"/>
+                <w:szCs w:val="26"/>
+                <w:lang w:val="pt-PT"/>
+              </w:rPr>
+              <w:t xml:space="preserve"> pelo utente. Os dados são protegidos com </w:t>
+            </w:r>
+            <w:r>
+              <w:rPr>
+                <w:rFonts w:ascii="Verdana Pro" w:hAnsi="Verdana Pro" w:eastAsia="Verdana Pro" w:cs="Verdana Pro"/>
+                <w:b w:val="1"/>
+                <w:bCs w:val="1"/>
+                <w:noProof w:val="0"/>
+                <w:sz w:val="26"/>
+                <w:szCs w:val="26"/>
+                <w:lang w:val="pt-PT"/>
+              </w:rPr>
+              <w:t xml:space="preserve">encriptação </w:t>
+            </w:r>
+            <w:r>
+              <w:rPr>
+                <w:rFonts w:ascii="Verdana Pro" w:hAnsi="Verdana Pro" w:eastAsia="Verdana Pro" w:cs="Verdana Pro"/>
+                <w:noProof w:val="0"/>
+                <w:sz w:val="26"/>
+                <w:szCs w:val="26"/>
+                <w:lang w:val="pt-PT"/>
+              </w:rPr>
+              <w:t>de nível militar (AES 256-bit).</w:t>
+            </w:r>
+          </w:p>
+        </w:tc>
+        <w:tc>
+          <w:tcPr>
+            <w:tcW w:w="4628" w:type="dxa"/>
+            <w:tcMar/>
+          </w:tcPr>
+          <w:p>
+            <w:pPr>
+              <w:pStyle w:val="Normal"/>
+              <w:suppressLineNumbers w:val="0"/>
+              <w:bidi w:val="0"/>
+              <w:spacing w:before="0" w:beforeAutospacing="off" w:after="0" w:afterAutospacing="off" w:line="240" w:lineRule="auto"/>
+              <w:ind w:left="0" w:right="0"/>
+              <w:jc w:val="left"/>
+              <w:rPr>
+                <w:rFonts w:ascii="Verdana Pro" w:hAnsi="Verdana Pro" w:eastAsia="Verdana Pro" w:cs="Verdana Pro"/>
+                <w:b w:val="1"/>
+                <w:bCs w:val="1"/>
+                <w:color w:val="FFFFFF" w:themeColor="background1" w:themeTint="FF" w:themeShade="FF"/>
+                <w:sz w:val="26"/>
+                <w:szCs w:val="26"/>
+                <w:highlight w:val="darkCyan"/>
+                <w:lang w:eastAsia="en-US" w:bidi="ar-SA"/>
+              </w:rPr>
+            </w:pPr>
+            <w:r>
+              <w:rPr>
+                <w:rFonts w:ascii="Verdana Pro" w:hAnsi="Verdana Pro" w:eastAsia="Verdana Pro" w:cs="Verdana Pro"/>
+                <w:b w:val="1"/>
+                <w:bCs w:val="1"/>
+                <w:color w:val="FFFFFF" w:themeColor="background1" w:themeTint="FF" w:themeShade="FF"/>
+                <w:sz w:val="26"/>
+                <w:szCs w:val="26"/>
+                <w:highlight w:val="darkCyan"/>
+                <w:lang w:eastAsia="en-US" w:bidi="ar-SA"/>
+              </w:rPr>
+              <w:t xml:space="preserve"> </w:t>
+            </w:r>
+            <w:r>
+              <w:rPr>
+                <w:rFonts w:ascii="Verdana Pro" w:hAnsi="Verdana Pro" w:eastAsia="Verdana Pro" w:cs="Verdana Pro"/>
+                <w:b w:val="1"/>
+                <w:bCs w:val="1"/>
+                <w:color w:val="FFFFFF" w:themeColor="background1" w:themeTint="FF" w:themeShade="FF"/>
+                <w:sz w:val="26"/>
+                <w:szCs w:val="26"/>
+                <w:highlight w:val="darkCyan"/>
+                <w:lang w:eastAsia="en-US" w:bidi="ar-SA"/>
+              </w:rPr>
+              <w:t xml:space="preserve">Desvantagens: </w:t>
+            </w:r>
+          </w:p>
+          <w:p>
+            <w:pPr>
+              <w:pStyle w:val="Normal"/>
+            </w:pPr>
+            <w:r>
+              <w:rPr>
+                <w:rFonts w:ascii="Verdana Pro" w:hAnsi="Verdana Pro" w:eastAsia="Verdana Pro" w:cs="Verdana Pro"/>
+                <w:noProof w:val="0"/>
+                <w:sz w:val="26"/>
+                <w:szCs w:val="26"/>
+                <w:lang w:val="pt-PT"/>
+              </w:rPr>
+              <w:t xml:space="preserve">A funcionalidade de atualização automática exige que o </w:t>
+            </w:r>
+            <w:r>
+              <w:rPr>
+                <w:rFonts w:ascii="Verdana Pro" w:hAnsi="Verdana Pro" w:eastAsia="Verdana Pro" w:cs="Verdana Pro"/>
+                <w:b w:val="1"/>
+                <w:bCs w:val="1"/>
+                <w:noProof w:val="0"/>
+                <w:sz w:val="26"/>
+                <w:szCs w:val="26"/>
+                <w:lang w:val="pt-PT"/>
+              </w:rPr>
+              <w:t xml:space="preserve">médico utilize o software específico </w:t>
+            </w:r>
+            <w:r>
+              <w:rPr>
+                <w:rFonts w:ascii="Verdana Pro" w:hAnsi="Verdana Pro" w:eastAsia="Verdana Pro" w:cs="Verdana Pro"/>
+                <w:b w:val="1"/>
+                <w:bCs w:val="1"/>
+                <w:i w:val="1"/>
+                <w:iCs w:val="1"/>
+                <w:noProof w:val="0"/>
+                <w:sz w:val="26"/>
+                <w:szCs w:val="26"/>
+                <w:lang w:val="pt-PT"/>
+              </w:rPr>
+              <w:t>MedActionPlan</w:t>
+            </w:r>
+            <w:r>
+              <w:rPr>
+                <w:rFonts w:ascii="Verdana Pro" w:hAnsi="Verdana Pro" w:eastAsia="Verdana Pro" w:cs="Verdana Pro"/>
+                <w:b w:val="1"/>
+                <w:bCs w:val="1"/>
+                <w:i w:val="1"/>
+                <w:iCs w:val="1"/>
+                <w:noProof w:val="0"/>
+                <w:sz w:val="26"/>
+                <w:szCs w:val="26"/>
+                <w:lang w:val="pt-PT"/>
+              </w:rPr>
+              <w:t xml:space="preserve"> PRO</w:t>
+            </w:r>
+            <w:r>
+              <w:rPr>
+                <w:rFonts w:ascii="Verdana Pro" w:hAnsi="Verdana Pro" w:eastAsia="Verdana Pro" w:cs="Verdana Pro"/>
+                <w:b w:val="0"/>
+                <w:bCs w:val="0"/>
+                <w:noProof w:val="0"/>
+                <w:sz w:val="26"/>
+                <w:szCs w:val="26"/>
+                <w:lang w:val="pt-PT"/>
+              </w:rPr>
+              <w:t xml:space="preserve">. Apresenta uma </w:t>
+            </w:r>
+            <w:r>
+              <w:rPr>
+                <w:rFonts w:ascii="Verdana Pro" w:hAnsi="Verdana Pro" w:eastAsia="Verdana Pro" w:cs="Verdana Pro"/>
+                <w:b w:val="1"/>
+                <w:bCs w:val="1"/>
+                <w:noProof w:val="0"/>
+                <w:sz w:val="26"/>
+                <w:szCs w:val="26"/>
+                <w:lang w:val="pt-PT"/>
+              </w:rPr>
+              <w:t>classificação de utilizadores inferior</w:t>
+            </w:r>
+            <w:r>
+              <w:rPr>
+                <w:rFonts w:ascii="Verdana Pro" w:hAnsi="Verdana Pro" w:eastAsia="Verdana Pro" w:cs="Verdana Pro"/>
+                <w:noProof w:val="0"/>
+                <w:sz w:val="26"/>
+                <w:szCs w:val="26"/>
+                <w:lang w:val="pt-PT"/>
+              </w:rPr>
+              <w:t xml:space="preserve"> (3,4 a 3,5 estrelas)</w:t>
+            </w:r>
+            <w:r>
+              <w:rPr>
+                <w:rFonts w:ascii="Verdana Pro" w:hAnsi="Verdana Pro" w:eastAsia="Verdana Pro" w:cs="Verdana Pro"/>
+                <w:noProof w:val="0"/>
+                <w:sz w:val="26"/>
+                <w:szCs w:val="26"/>
+                <w:lang w:val="pt-PT"/>
+              </w:rPr>
+              <w:t>.</w:t>
+            </w:r>
+          </w:p>
+        </w:tc>
+      </w:tr>
+    </w:tbl>
+    <w:p xmlns:wp14="http://schemas.microsoft.com/office/word/2010/wordml" wp14:paraId="62112731" wp14:textId="08BF81EE">
       <w:pPr>
         <w:pStyle w:val="Normal"/>
       </w:pPr>
     </w:p>
-    <w:p xmlns:wp14="http://schemas.microsoft.com/office/word/2010/wordml" wp14:paraId="73D12AEF" wp14:textId="3658F04B">
+    <w:p xmlns:wp14="http://schemas.microsoft.com/office/word/2010/wordml" wp14:paraId="4B2AC7FC" wp14:textId="28F6CB45">
+      <w:pPr>
+        <w:pStyle w:val="Heading4"/>
+        <w:suppressLineNumbers w:val="0"/>
+        <w:bidi w:val="0"/>
+        <w:spacing w:before="80" w:beforeAutospacing="off" w:after="40" w:afterAutospacing="off" w:line="279" w:lineRule="auto"/>
+        <w:ind w:left="0" w:right="0"/>
+        <w:jc w:val="left"/>
+      </w:pPr>
+      <w:bookmarkStart w:name="_Toc48395543" w:id="1006519151"/>
+      <w:r>
+        <w:rPr/>
+        <w:t xml:space="preserve">Mango </w:t>
+      </w:r>
+      <w:r>
+        <w:rPr/>
+        <w:t>Health</w:t>
+      </w:r>
+      <w:bookmarkEnd w:id="1006519151"/>
+    </w:p>
+    <w:p xmlns:wp14="http://schemas.microsoft.com/office/word/2010/wordml" wp14:paraId="4EED8F2F" wp14:textId="0FEDDB3B">
+      <w:pPr>
+        <w:pStyle w:val="Normal"/>
+        <w:jc w:val="left"/>
+        <w:rPr>
+          <w:rStyle w:val="SubtleReference"/>
+          <w:i w:val="0"/>
+          <w:iCs w:val="0"/>
+          <w:sz w:val="24"/>
+          <w:szCs w:val="24"/>
+          <w:lang w:val="en-US"/>
+        </w:rPr>
+      </w:pPr>
+      <w:r>
+        <w:fldChar w:fldCharType="begin"/>
+      </w:r>
+      <w:r>
+        <w:instrText xml:space="preserve">HYPERLINK  \l  "_Referências" </w:instrText>
+      </w:r>
+      <w:r>
+        <w:fldChar w:fldCharType="separate"/>
+      </w:r>
+      <w:r>
+        <w:rPr>
+          <w:rStyle w:val="Hyperlink"/>
+          <w:lang w:val="en-US"/>
+        </w:rPr>
+        <w:t>[5]</w:t>
+      </w:r>
+      <w:r>
+        <w:fldChar w:fldCharType="end"/>
+      </w:r>
+    </w:p>
+    <w:p xmlns:wp14="http://schemas.microsoft.com/office/word/2010/wordml" wp14:paraId="777CE6B1" wp14:textId="4BDB3642">
+      <w:pPr>
+        <w:pStyle w:val="Normal"/>
+      </w:pPr>
+      <w:r>
+        <w:rPr>
+          <w:rFonts w:ascii="Verdana Pro" w:hAnsi="Verdana Pro" w:eastAsia="Verdana Pro" w:cs="Verdana Pro"/>
+          <w:noProof w:val="0"/>
+          <w:sz w:val="26"/>
+          <w:szCs w:val="26"/>
+          <w:lang w:val="pt-PT"/>
+        </w:rPr>
+        <w:t xml:space="preserve">Solução que utiliza princípios de </w:t>
+      </w:r>
+      <w:r>
+        <w:rPr>
+          <w:rFonts w:ascii="Verdana Pro" w:hAnsi="Verdana Pro" w:eastAsia="Verdana Pro" w:cs="Verdana Pro"/>
+          <w:b w:val="0"/>
+          <w:bCs w:val="0"/>
+          <w:noProof w:val="0"/>
+          <w:sz w:val="26"/>
+          <w:szCs w:val="26"/>
+          <w:lang w:val="pt-PT"/>
+        </w:rPr>
+        <w:t>gamificação</w:t>
+      </w:r>
+      <w:r>
+        <w:rPr>
+          <w:rFonts w:ascii="Verdana Pro" w:hAnsi="Verdana Pro" w:eastAsia="Verdana Pro" w:cs="Verdana Pro"/>
+          <w:b w:val="0"/>
+          <w:bCs w:val="0"/>
+          <w:noProof w:val="0"/>
+          <w:sz w:val="26"/>
+          <w:szCs w:val="26"/>
+          <w:lang w:val="pt-PT"/>
+        </w:rPr>
+        <w:t xml:space="preserve"> </w:t>
+      </w:r>
+      <w:r>
+        <w:rPr>
+          <w:rFonts w:ascii="Verdana Pro" w:hAnsi="Verdana Pro" w:eastAsia="Verdana Pro" w:cs="Verdana Pro"/>
+          <w:noProof w:val="0"/>
+          <w:sz w:val="26"/>
+          <w:szCs w:val="26"/>
+          <w:lang w:val="pt-PT"/>
+        </w:rPr>
+        <w:t>para aumentar a adesão à terapêutica.</w:t>
+      </w:r>
+    </w:p>
+    <w:tbl>
+      <w:tblPr>
+        <w:tblStyle w:val="TableGrid"/>
+        <w:tblW w:w="0" w:type="auto"/>
+        <w:tblBorders>
+          <w:top w:val="none" w:color="000000" w:themeColor="text1" w:sz="12"/>
+          <w:left w:val="none" w:color="000000" w:themeColor="text1" w:sz="12"/>
+          <w:bottom w:val="none" w:color="000000" w:themeColor="text1" w:sz="12"/>
+          <w:right w:val="none" w:color="000000" w:themeColor="text1" w:sz="12"/>
+          <w:insideH w:val="none" w:color="000000" w:themeColor="text1" w:sz="12"/>
+          <w:insideV w:val="single" w:color="000000" w:themeColor="text1" w:sz="8"/>
+        </w:tblBorders>
+        <w:tblLook w:val="06A0" w:firstRow="1" w:lastRow="0" w:firstColumn="1" w:lastColumn="0" w:noHBand="1" w:noVBand="1"/>
+      </w:tblPr>
+      <w:tblGrid>
+        <w:gridCol w:w="4508"/>
+        <w:gridCol w:w="4628"/>
+      </w:tblGrid>
+      <w:tr>
+        <w:trPr>
+          <w:trHeight w:val="300"/>
+        </w:trPr>
+        <w:tc>
+          <w:tcPr>
+            <w:tcW w:w="4508" w:type="dxa"/>
+            <w:tcMar/>
+          </w:tcPr>
+          <w:p>
+            <w:pPr>
+              <w:pStyle w:val="Normal"/>
+              <w:rPr>
+                <w:b w:val="1"/>
+                <w:bCs w:val="1"/>
+                <w:color w:val="FFFFFF" w:themeColor="background1" w:themeTint="FF" w:themeShade="FF"/>
+                <w:highlight w:val="darkCyan"/>
+              </w:rPr>
+            </w:pPr>
+            <w:r>
+              <w:rPr>
+                <w:rFonts w:ascii="Verdana Pro" w:hAnsi="Verdana Pro" w:eastAsia="Verdana Pro" w:cs="Verdana Pro"/>
+                <w:b w:val="1"/>
+                <w:bCs w:val="1"/>
+                <w:color w:val="FFFFFF" w:themeColor="background1" w:themeTint="FF" w:themeShade="FF"/>
+                <w:sz w:val="26"/>
+                <w:szCs w:val="26"/>
+                <w:highlight w:val="darkCyan"/>
+                <w:lang w:eastAsia="en-US" w:bidi="ar-SA"/>
+              </w:rPr>
+              <w:t xml:space="preserve"> </w:t>
+            </w:r>
+            <w:r>
+              <w:rPr>
+                <w:rFonts w:ascii="Verdana Pro" w:hAnsi="Verdana Pro" w:eastAsia="Verdana Pro" w:cs="Verdana Pro"/>
+                <w:b w:val="1"/>
+                <w:bCs w:val="1"/>
+                <w:color w:val="FFFFFF" w:themeColor="background1" w:themeTint="FF" w:themeShade="FF"/>
+                <w:sz w:val="26"/>
+                <w:szCs w:val="26"/>
+                <w:highlight w:val="darkCyan"/>
+                <w:lang w:eastAsia="en-US" w:bidi="ar-SA"/>
+              </w:rPr>
+              <w:t xml:space="preserve">Vantagens: </w:t>
+            </w:r>
+          </w:p>
+          <w:p>
+            <w:pPr>
+              <w:pStyle w:val="Normal"/>
+            </w:pPr>
+            <w:r>
+              <w:rPr>
+                <w:rFonts w:ascii="Verdana Pro" w:hAnsi="Verdana Pro" w:eastAsia="Verdana Pro" w:cs="Verdana Pro"/>
+                <w:noProof w:val="0"/>
+                <w:sz w:val="26"/>
+                <w:szCs w:val="26"/>
+                <w:lang w:val="pt-PT"/>
+              </w:rPr>
+              <w:t xml:space="preserve">Os utilizadores ganham </w:t>
+            </w:r>
+            <w:r>
+              <w:rPr>
+                <w:rFonts w:ascii="Verdana Pro" w:hAnsi="Verdana Pro" w:eastAsia="Verdana Pro" w:cs="Verdana Pro"/>
+                <w:b w:val="1"/>
+                <w:bCs w:val="1"/>
+                <w:noProof w:val="0"/>
+                <w:sz w:val="26"/>
+                <w:szCs w:val="26"/>
+                <w:lang w:val="pt-PT"/>
+              </w:rPr>
+              <w:t>pontos por tomar a medicação a tempo</w:t>
+            </w:r>
+            <w:r>
+              <w:rPr>
+                <w:rFonts w:ascii="Verdana Pro" w:hAnsi="Verdana Pro" w:eastAsia="Verdana Pro" w:cs="Verdana Pro"/>
+                <w:noProof w:val="0"/>
+                <w:sz w:val="26"/>
+                <w:szCs w:val="26"/>
+                <w:lang w:val="pt-PT"/>
+              </w:rPr>
+              <w:t xml:space="preserve">, que podem ser trocados por </w:t>
+            </w:r>
+            <w:r>
+              <w:rPr>
+                <w:rFonts w:ascii="Verdana Pro" w:hAnsi="Verdana Pro" w:eastAsia="Verdana Pro" w:cs="Verdana Pro"/>
+                <w:b w:val="1"/>
+                <w:bCs w:val="1"/>
+                <w:noProof w:val="0"/>
+                <w:sz w:val="26"/>
+                <w:szCs w:val="26"/>
+                <w:lang w:val="pt-PT"/>
+              </w:rPr>
+              <w:t>recompensas reais de parceiros comerciais</w:t>
+            </w:r>
+            <w:r>
+              <w:rPr>
+                <w:rFonts w:ascii="Verdana Pro" w:hAnsi="Verdana Pro" w:eastAsia="Verdana Pro" w:cs="Verdana Pro"/>
+                <w:noProof w:val="0"/>
+                <w:sz w:val="26"/>
+                <w:szCs w:val="26"/>
+                <w:lang w:val="pt-PT"/>
+              </w:rPr>
+              <w:t>. Combina um design de jogo simples com ferramentas de diário de saúde e alertas de interação.</w:t>
+            </w:r>
+          </w:p>
+        </w:tc>
+        <w:tc>
+          <w:tcPr>
+            <w:tcW w:w="4628" w:type="dxa"/>
+            <w:tcMar/>
+          </w:tcPr>
+          <w:p>
+            <w:pPr>
+              <w:pStyle w:val="Normal"/>
+              <w:suppressLineNumbers w:val="0"/>
+              <w:bidi w:val="0"/>
+              <w:spacing w:before="0" w:beforeAutospacing="off" w:after="0" w:afterAutospacing="off" w:line="240" w:lineRule="auto"/>
+              <w:ind w:left="0" w:right="0"/>
+              <w:jc w:val="left"/>
+              <w:rPr>
+                <w:rFonts w:ascii="Verdana Pro" w:hAnsi="Verdana Pro" w:eastAsia="Verdana Pro" w:cs="Verdana Pro"/>
+                <w:b w:val="1"/>
+                <w:bCs w:val="1"/>
+                <w:color w:val="FFFFFF" w:themeColor="background1" w:themeTint="FF" w:themeShade="FF"/>
+                <w:sz w:val="26"/>
+                <w:szCs w:val="26"/>
+                <w:highlight w:val="darkCyan"/>
+                <w:lang w:eastAsia="en-US" w:bidi="ar-SA"/>
+              </w:rPr>
+            </w:pPr>
+            <w:r>
+              <w:rPr>
+                <w:rFonts w:ascii="Verdana Pro" w:hAnsi="Verdana Pro" w:eastAsia="Verdana Pro" w:cs="Verdana Pro"/>
+                <w:b w:val="1"/>
+                <w:bCs w:val="1"/>
+                <w:color w:val="FFFFFF" w:themeColor="background1" w:themeTint="FF" w:themeShade="FF"/>
+                <w:sz w:val="26"/>
+                <w:szCs w:val="26"/>
+                <w:highlight w:val="darkCyan"/>
+                <w:lang w:eastAsia="en-US" w:bidi="ar-SA"/>
+              </w:rPr>
+              <w:t xml:space="preserve"> </w:t>
+            </w:r>
+            <w:r>
+              <w:rPr>
+                <w:rFonts w:ascii="Verdana Pro" w:hAnsi="Verdana Pro" w:eastAsia="Verdana Pro" w:cs="Verdana Pro"/>
+                <w:b w:val="1"/>
+                <w:bCs w:val="1"/>
+                <w:color w:val="FFFFFF" w:themeColor="background1" w:themeTint="FF" w:themeShade="FF"/>
+                <w:sz w:val="26"/>
+                <w:szCs w:val="26"/>
+                <w:highlight w:val="darkCyan"/>
+                <w:lang w:eastAsia="en-US" w:bidi="ar-SA"/>
+              </w:rPr>
+              <w:t xml:space="preserve">Desvantagens: </w:t>
+            </w:r>
+          </w:p>
+          <w:p>
+            <w:pPr>
+              <w:pStyle w:val="Normal"/>
+            </w:pPr>
+            <w:r>
+              <w:rPr>
+                <w:rFonts w:ascii="Verdana Pro" w:hAnsi="Verdana Pro" w:eastAsia="Verdana Pro" w:cs="Verdana Pro"/>
+                <w:noProof w:val="0"/>
+                <w:sz w:val="26"/>
+                <w:szCs w:val="26"/>
+                <w:lang w:val="pt-PT"/>
+              </w:rPr>
+              <w:t xml:space="preserve">O sistema de recompensas depende da </w:t>
+            </w:r>
+            <w:r>
+              <w:rPr>
+                <w:rFonts w:ascii="Verdana Pro" w:hAnsi="Verdana Pro" w:eastAsia="Verdana Pro" w:cs="Verdana Pro"/>
+                <w:b w:val="1"/>
+                <w:bCs w:val="1"/>
+                <w:noProof w:val="0"/>
+                <w:sz w:val="26"/>
+                <w:szCs w:val="26"/>
+                <w:lang w:val="pt-PT"/>
+              </w:rPr>
+              <w:t>disponibilidade de parceiros externos</w:t>
+            </w:r>
+            <w:r>
+              <w:rPr>
+                <w:rFonts w:ascii="Verdana Pro" w:hAnsi="Verdana Pro" w:eastAsia="Verdana Pro" w:cs="Verdana Pro"/>
+                <w:noProof w:val="0"/>
+                <w:sz w:val="26"/>
+                <w:szCs w:val="26"/>
+                <w:lang w:val="pt-PT"/>
+              </w:rPr>
+              <w:t xml:space="preserve"> e o foco no elemento lúdico pode ser </w:t>
+            </w:r>
+            <w:r>
+              <w:rPr>
+                <w:rFonts w:ascii="Verdana Pro" w:hAnsi="Verdana Pro" w:eastAsia="Verdana Pro" w:cs="Verdana Pro"/>
+                <w:noProof w:val="0"/>
+                <w:sz w:val="26"/>
+                <w:szCs w:val="26"/>
+                <w:u w:val="single"/>
+                <w:lang w:val="pt-PT"/>
+              </w:rPr>
+              <w:t>menos atrativo para perfis de utilizadores que procuram uma ferramenta puramente clínica ou de alta segurança</w:t>
+            </w:r>
+            <w:r>
+              <w:rPr>
+                <w:rFonts w:ascii="Verdana Pro" w:hAnsi="Verdana Pro" w:eastAsia="Verdana Pro" w:cs="Verdana Pro"/>
+                <w:noProof w:val="0"/>
+                <w:sz w:val="26"/>
+                <w:szCs w:val="26"/>
+                <w:lang w:val="pt-PT"/>
+              </w:rPr>
+              <w:t>.</w:t>
+            </w:r>
+          </w:p>
+        </w:tc>
+      </w:tr>
+    </w:tbl>
+    <w:p xmlns:wp14="http://schemas.microsoft.com/office/word/2010/wordml" wp14:paraId="73D12AEF" wp14:textId="505FE5E2">
+      <w:pPr>
+        <w:pStyle w:val="Normal"/>
+      </w:pPr>
+    </w:p>
+    <w:p xmlns:wp14="http://schemas.microsoft.com/office/word/2010/wordml" wp14:paraId="603F8D83" wp14:textId="602E4797">
       <w:pPr>
         <w:pStyle w:val="Normal"/>
       </w:pPr>
@@ -3617,10 +4726,12 @@
           <w:szCs w:val="32"/>
         </w:rPr>
       </w:pPr>
+      <w:bookmarkStart w:name="_Toc1141212762" w:id="1344407331"/>
       <w:r>
         <w:rPr/>
         <w:t>Tabela Mapa das Propostas Existentes</w:t>
       </w:r>
+      <w:bookmarkEnd w:id="1344407331"/>
     </w:p>
     <w:tbl>
       <w:tblPr>
@@ -4628,33 +5739,1353 @@
       <w:pPr>
         <w:pStyle w:val="Heading3"/>
       </w:pPr>
-      <w:bookmarkStart w:name="_Toc1497251357" w:id="1586888427"/>
+      <w:bookmarkStart w:name="_Toc1094094704" w:id="1620344353"/>
       <w:r>
         <w:rPr/>
         <w:t>Síntese Crítica e Análise</w:t>
       </w:r>
-      <w:bookmarkEnd w:id="1586888427"/>
+      <w:bookmarkEnd w:id="1620344353"/>
     </w:p>
-    <w:p xmlns:wp14="http://schemas.microsoft.com/office/word/2010/wordml" wp14:paraId="198D5B88" wp14:textId="4A1DEA56">
+    <w:p xmlns:wp14="http://schemas.microsoft.com/office/word/2010/wordml" wp14:paraId="198D5B88" wp14:textId="6530ED44">
       <w:pPr>
         <w:pStyle w:val="Normal"/>
       </w:pPr>
     </w:p>
-    <w:p xmlns:wp14="http://schemas.microsoft.com/office/word/2010/wordml" wp14:paraId="42F474D1" wp14:textId="258F8D5F">
+    <w:p xmlns:wp14="http://schemas.microsoft.com/office/word/2010/wordml" wp14:paraId="6C17A5A1" wp14:textId="3DFFA475">
       <w:pPr>
         <w:pStyle w:val="Normal"/>
       </w:pPr>
+      <w:r>
+        <w:rPr/>
+        <w:t xml:space="preserve">As soluções analisadas acima possuem uma </w:t>
+      </w:r>
+      <w:r>
+        <w:rPr>
+          <w:b w:val="1"/>
+          <w:bCs w:val="1"/>
+        </w:rPr>
+        <w:t>concordância fundamental</w:t>
+      </w:r>
+      <w:r>
+        <w:rPr>
+          <w:b w:val="1"/>
+          <w:bCs w:val="1"/>
+        </w:rPr>
+        <w:t>:</w:t>
+      </w:r>
+      <w:r>
+        <w:rPr/>
+        <w:t xml:space="preserve"> a falta de adesão à medicação e os erros de prescrição são desafios globais que as ferramentas digitais procuram mitigar através da automatização e do empoderamento do doente.</w:t>
+      </w:r>
+    </w:p>
+    <w:p xmlns:wp14="http://schemas.microsoft.com/office/word/2010/wordml" wp14:paraId="3AE272B6" wp14:textId="562E09F9">
+      <w:pPr>
+        <w:pStyle w:val="Normal"/>
+      </w:pPr>
+      <w:r>
+        <w:rPr>
+          <w:rFonts w:ascii="Verdana Pro" w:hAnsi="Verdana Pro" w:eastAsia="Verdana Pro" w:cs="Verdana Pro"/>
+          <w:noProof w:val="0"/>
+          <w:sz w:val="26"/>
+          <w:szCs w:val="26"/>
+          <w:lang w:val="pt-PT"/>
+        </w:rPr>
+        <w:t xml:space="preserve">No entanto, observam-se </w:t>
+      </w:r>
+      <w:r>
+        <w:rPr>
+          <w:rFonts w:ascii="Verdana Pro" w:hAnsi="Verdana Pro" w:eastAsia="Verdana Pro" w:cs="Verdana Pro"/>
+          <w:b w:val="1"/>
+          <w:bCs w:val="1"/>
+          <w:noProof w:val="0"/>
+          <w:sz w:val="26"/>
+          <w:szCs w:val="26"/>
+          <w:lang w:val="pt-PT"/>
+        </w:rPr>
+        <w:t>contradições</w:t>
+      </w:r>
+      <w:r>
+        <w:rPr>
+          <w:rFonts w:ascii="Verdana Pro" w:hAnsi="Verdana Pro" w:eastAsia="Verdana Pro" w:cs="Verdana Pro"/>
+          <w:b w:val="1"/>
+          <w:bCs w:val="1"/>
+          <w:noProof w:val="0"/>
+          <w:sz w:val="26"/>
+          <w:szCs w:val="26"/>
+          <w:lang w:val="pt-PT"/>
+        </w:rPr>
+        <w:t>:</w:t>
+      </w:r>
+      <w:r>
+        <w:rPr>
+          <w:rFonts w:ascii="Verdana Pro" w:hAnsi="Verdana Pro" w:eastAsia="Verdana Pro" w:cs="Verdana Pro"/>
+          <w:noProof w:val="0"/>
+          <w:sz w:val="26"/>
+          <w:szCs w:val="26"/>
+          <w:lang w:val="pt-PT"/>
+        </w:rPr>
+        <w:t xml:space="preserve"> enquanto soluções como o </w:t>
+      </w:r>
+      <w:r>
+        <w:rPr>
+          <w:rFonts w:ascii="Verdana Pro" w:hAnsi="Verdana Pro" w:eastAsia="Verdana Pro" w:cs="Verdana Pro"/>
+          <w:i w:val="1"/>
+          <w:iCs w:val="1"/>
+          <w:noProof w:val="0"/>
+          <w:sz w:val="26"/>
+          <w:szCs w:val="26"/>
+          <w:lang w:val="pt-PT"/>
+        </w:rPr>
+        <w:t>Simposium</w:t>
+      </w:r>
+      <w:r>
+        <w:rPr>
+          <w:rFonts w:ascii="Verdana Pro" w:hAnsi="Verdana Pro" w:eastAsia="Verdana Pro" w:cs="Verdana Pro"/>
+          <w:noProof w:val="0"/>
+          <w:sz w:val="26"/>
+          <w:szCs w:val="26"/>
+          <w:lang w:val="pt-PT"/>
+        </w:rPr>
+        <w:t xml:space="preserve"> focam no rigor clínico para profissionais, outras como o </w:t>
+      </w:r>
+      <w:r>
+        <w:rPr>
+          <w:rFonts w:ascii="Verdana Pro" w:hAnsi="Verdana Pro" w:eastAsia="Verdana Pro" w:cs="Verdana Pro"/>
+          <w:i w:val="1"/>
+          <w:iCs w:val="1"/>
+          <w:noProof w:val="0"/>
+          <w:sz w:val="26"/>
+          <w:szCs w:val="26"/>
+          <w:lang w:val="pt-PT"/>
+        </w:rPr>
+        <w:t xml:space="preserve">Mango </w:t>
+      </w:r>
+      <w:r>
+        <w:rPr>
+          <w:rFonts w:ascii="Verdana Pro" w:hAnsi="Verdana Pro" w:eastAsia="Verdana Pro" w:cs="Verdana Pro"/>
+          <w:i w:val="1"/>
+          <w:iCs w:val="1"/>
+          <w:noProof w:val="0"/>
+          <w:sz w:val="26"/>
+          <w:szCs w:val="26"/>
+          <w:lang w:val="pt-PT"/>
+        </w:rPr>
+        <w:t>Health</w:t>
+      </w:r>
+      <w:r>
+        <w:rPr>
+          <w:rFonts w:ascii="Verdana Pro" w:hAnsi="Verdana Pro" w:eastAsia="Verdana Pro" w:cs="Verdana Pro"/>
+          <w:noProof w:val="0"/>
+          <w:sz w:val="26"/>
+          <w:szCs w:val="26"/>
+          <w:lang w:val="pt-PT"/>
+        </w:rPr>
+        <w:t xml:space="preserve"> privilegiam o envolvimento do utilizador via entretenimento.</w:t>
+      </w:r>
+    </w:p>
+    <w:p xmlns:wp14="http://schemas.microsoft.com/office/word/2010/wordml" wp14:paraId="77724690" wp14:textId="663CE01D">
+      <w:pPr>
+        <w:pStyle w:val="Normal"/>
+        <w:rPr>
+          <w:rFonts w:ascii="Verdana Pro" w:hAnsi="Verdana Pro" w:eastAsia="Verdana Pro" w:cs="Verdana Pro"/>
+          <w:noProof w:val="0"/>
+          <w:sz w:val="26"/>
+          <w:szCs w:val="26"/>
+          <w:lang w:val="pt-PT"/>
+        </w:rPr>
+      </w:pPr>
+      <w:r>
+        <w:rPr>
+          <w:rFonts w:ascii="Verdana Pro" w:hAnsi="Verdana Pro" w:eastAsia="Verdana Pro" w:cs="Verdana Pro"/>
+          <w:noProof w:val="0"/>
+          <w:sz w:val="26"/>
+          <w:szCs w:val="26"/>
+          <w:lang w:val="pt-PT"/>
+        </w:rPr>
+        <w:t xml:space="preserve">No geral, a </w:t>
+      </w:r>
+      <w:r>
+        <w:rPr>
+          <w:rFonts w:ascii="Verdana Pro" w:hAnsi="Verdana Pro" w:eastAsia="Verdana Pro" w:cs="Verdana Pro"/>
+          <w:b w:val="1"/>
+          <w:bCs w:val="1"/>
+          <w:noProof w:val="0"/>
+          <w:sz w:val="26"/>
+          <w:szCs w:val="26"/>
+          <w:lang w:val="pt-PT"/>
+        </w:rPr>
+        <w:t>tendência atual</w:t>
+      </w:r>
+      <w:r>
+        <w:rPr>
+          <w:rFonts w:ascii="Verdana Pro" w:hAnsi="Verdana Pro" w:eastAsia="Verdana Pro" w:cs="Verdana Pro"/>
+          <w:b w:val="1"/>
+          <w:bCs w:val="1"/>
+          <w:noProof w:val="0"/>
+          <w:sz w:val="26"/>
+          <w:szCs w:val="26"/>
+          <w:lang w:val="pt-PT"/>
+        </w:rPr>
+        <w:t>:</w:t>
+      </w:r>
+      <w:r>
+        <w:rPr>
+          <w:rFonts w:ascii="Verdana Pro" w:hAnsi="Verdana Pro" w:eastAsia="Verdana Pro" w:cs="Verdana Pro"/>
+          <w:noProof w:val="0"/>
+          <w:sz w:val="26"/>
+          <w:szCs w:val="26"/>
+          <w:lang w:val="pt-PT"/>
+        </w:rPr>
+        <w:t xml:space="preserve"> aponta para a integração de Inteligência Artificial e Visão Computacional para reduzir o fardo da introdução manual de dados, embora isto </w:t>
+      </w:r>
+      <w:r>
+        <w:rPr>
+          <w:rFonts w:ascii="Verdana Pro" w:hAnsi="Verdana Pro" w:eastAsia="Verdana Pro" w:cs="Verdana Pro"/>
+          <w:noProof w:val="0"/>
+          <w:sz w:val="26"/>
+          <w:szCs w:val="26"/>
+          <w:lang w:val="pt-PT"/>
+        </w:rPr>
+        <w:t xml:space="preserve">levante </w:t>
+      </w:r>
+      <w:r>
+        <w:rPr>
+          <w:rFonts w:ascii="Verdana Pro" w:hAnsi="Verdana Pro" w:eastAsia="Verdana Pro" w:cs="Verdana Pro"/>
+          <w:noProof w:val="0"/>
+          <w:sz w:val="26"/>
+          <w:szCs w:val="26"/>
+          <w:lang w:val="pt-PT"/>
+        </w:rPr>
+        <w:t>desafios éticos de privacidade e descontextualização clínica.</w:t>
+      </w:r>
     </w:p>
     <w:p xmlns:wp14="http://schemas.microsoft.com/office/word/2010/wordml" wp14:paraId="7B3BEBB3" wp14:textId="0C01437D">
       <w:pPr>
         <w:pStyle w:val="Normal"/>
       </w:pPr>
     </w:p>
+    <w:tbl>
+      <w:tblPr>
+        <w:tblStyle w:val="TableGrid"/>
+        <w:tblW w:w="0" w:type="auto"/>
+        <w:tblLook w:val="06A0" w:firstRow="1" w:lastRow="0" w:firstColumn="1" w:lastColumn="0" w:noHBand="1" w:noVBand="1"/>
+      </w:tblPr>
+      <w:tblGrid>
+        <w:gridCol w:w="1635"/>
+        <w:gridCol w:w="2355"/>
+        <w:gridCol w:w="2970"/>
+        <w:gridCol w:w="2180"/>
+      </w:tblGrid>
+      <w:tr>
+        <w:trPr>
+          <w:trHeight w:val="300"/>
+        </w:trPr>
+        <w:tc>
+          <w:tcPr>
+            <w:tcW w:w="1635" w:type="dxa"/>
+            <w:shd w:val="clear" w:color="auto" w:fill="C1E4F5" w:themeFill="accent1" w:themeFillTint="33"/>
+            <w:tcMar/>
+          </w:tcPr>
+          <w:p>
+            <w:pPr>
+              <w:pStyle w:val="Normal"/>
+              <w:suppressLineNumbers w:val="0"/>
+              <w:bidi w:val="0"/>
+              <w:spacing w:before="0" w:beforeAutospacing="off" w:after="0" w:afterAutospacing="off" w:line="240" w:lineRule="auto"/>
+              <w:ind w:left="0" w:right="0"/>
+              <w:jc w:val="center"/>
+            </w:pPr>
+            <w:r>
+              <w:rPr/>
+              <w:t>App</w:t>
+            </w:r>
+          </w:p>
+        </w:tc>
+        <w:tc>
+          <w:tcPr>
+            <w:tcW w:w="2355" w:type="dxa"/>
+            <w:shd w:val="clear" w:color="auto" w:fill="C1E4F5" w:themeFill="accent1" w:themeFillTint="33"/>
+            <w:tcMar/>
+          </w:tcPr>
+          <w:p>
+            <w:pPr>
+              <w:pStyle w:val="Normal"/>
+              <w:suppressLineNumbers w:val="0"/>
+              <w:bidi w:val="0"/>
+              <w:spacing w:before="0" w:beforeAutospacing="off" w:after="0" w:afterAutospacing="off" w:line="240" w:lineRule="auto"/>
+              <w:ind w:left="0" w:right="0"/>
+              <w:jc w:val="center"/>
+            </w:pPr>
+            <w:r>
+              <w:rPr/>
+              <w:t>A adotar</w:t>
+            </w:r>
+          </w:p>
+        </w:tc>
+        <w:tc>
+          <w:tcPr>
+            <w:tcW w:w="2970" w:type="dxa"/>
+            <w:shd w:val="clear" w:color="auto" w:fill="C1E4F5" w:themeFill="accent1" w:themeFillTint="33"/>
+            <w:tcMar/>
+          </w:tcPr>
+          <w:p>
+            <w:pPr>
+              <w:pStyle w:val="Normal"/>
+              <w:suppressLineNumbers w:val="0"/>
+              <w:bidi w:val="0"/>
+              <w:spacing w:before="0" w:beforeAutospacing="off" w:after="0" w:afterAutospacing="off" w:line="240" w:lineRule="auto"/>
+              <w:ind w:left="0" w:right="0"/>
+              <w:jc w:val="center"/>
+            </w:pPr>
+            <w:r>
+              <w:rPr/>
+              <w:t>A evitar</w:t>
+            </w:r>
+          </w:p>
+        </w:tc>
+        <w:tc>
+          <w:tcPr>
+            <w:tcW w:w="2180" w:type="dxa"/>
+            <w:shd w:val="clear" w:color="auto" w:fill="C1E4F5" w:themeFill="accent1" w:themeFillTint="33"/>
+            <w:tcMar/>
+          </w:tcPr>
+          <w:p>
+            <w:pPr>
+              <w:pStyle w:val="Normal"/>
+              <w:jc w:val="center"/>
+            </w:pPr>
+            <w:r>
+              <w:rPr/>
+              <w:t>A ponderar</w:t>
+            </w:r>
+          </w:p>
+        </w:tc>
+      </w:tr>
+      <w:tr>
+        <w:trPr>
+          <w:trHeight w:val="300"/>
+        </w:trPr>
+        <w:tc>
+          <w:tcPr>
+            <w:tcW w:w="1635" w:type="dxa"/>
+            <w:tcMar/>
+          </w:tcPr>
+          <w:p>
+            <w:pPr>
+              <w:pStyle w:val="Normal"/>
+              <w:suppressLineNumbers w:val="0"/>
+              <w:bidi w:val="0"/>
+              <w:spacing w:before="0" w:beforeAutospacing="off" w:after="0" w:afterAutospacing="off" w:line="240" w:lineRule="auto"/>
+              <w:ind w:left="0" w:right="0"/>
+              <w:jc w:val="left"/>
+            </w:pPr>
+            <w:r>
+              <w:rPr>
+                <w:b w:val="1"/>
+                <w:bCs w:val="1"/>
+              </w:rPr>
+              <w:t>Medisafe</w:t>
+            </w:r>
+          </w:p>
+        </w:tc>
+        <w:tc>
+          <w:tcPr>
+            <w:tcW w:w="2355" w:type="dxa"/>
+            <w:tcMar/>
+          </w:tcPr>
+          <w:p>
+            <w:pPr>
+              <w:pStyle w:val="Normal"/>
+            </w:pPr>
+            <w:r>
+              <w:rPr>
+                <w:rFonts w:ascii="Verdana Pro" w:hAnsi="Verdana Pro" w:eastAsia="Verdana Pro" w:cs="Verdana Pro"/>
+                <w:noProof w:val="0"/>
+                <w:sz w:val="26"/>
+                <w:szCs w:val="26"/>
+                <w:lang w:val="pt-PT"/>
+              </w:rPr>
+              <w:t xml:space="preserve">Sistema de </w:t>
+            </w:r>
+            <w:r>
+              <w:rPr>
+                <w:rFonts w:ascii="Verdana Pro" w:hAnsi="Verdana Pro" w:eastAsia="Verdana Pro" w:cs="Verdana Pro"/>
+                <w:b w:val="1"/>
+                <w:bCs w:val="1"/>
+                <w:noProof w:val="0"/>
+                <w:sz w:val="26"/>
+                <w:szCs w:val="26"/>
+                <w:lang w:val="pt-PT"/>
+              </w:rPr>
+              <w:t>rastreio familiar</w:t>
+            </w:r>
+            <w:r>
+              <w:rPr>
+                <w:rFonts w:ascii="Verdana Pro" w:hAnsi="Verdana Pro" w:eastAsia="Verdana Pro" w:cs="Verdana Pro"/>
+                <w:noProof w:val="0"/>
+                <w:sz w:val="26"/>
+                <w:szCs w:val="26"/>
+                <w:lang w:val="pt-PT"/>
+              </w:rPr>
+              <w:t>. A capacidade de gerir regimes terapêuticos altamente complexos (polifarmácia)</w:t>
+            </w:r>
+          </w:p>
+        </w:tc>
+        <w:tc>
+          <w:tcPr>
+            <w:tcW w:w="2970" w:type="dxa"/>
+            <w:tcMar/>
+          </w:tcPr>
+          <w:p>
+            <w:pPr>
+              <w:pStyle w:val="Normal"/>
+            </w:pPr>
+            <w:r>
+              <w:rPr>
+                <w:rFonts w:ascii="Verdana Pro" w:hAnsi="Verdana Pro" w:eastAsia="Verdana Pro" w:cs="Verdana Pro"/>
+                <w:noProof w:val="0"/>
+                <w:sz w:val="26"/>
+                <w:szCs w:val="26"/>
+                <w:lang w:val="pt-PT"/>
+              </w:rPr>
+              <w:t xml:space="preserve">A </w:t>
+            </w:r>
+            <w:r>
+              <w:rPr>
+                <w:rFonts w:ascii="Verdana Pro" w:hAnsi="Verdana Pro" w:eastAsia="Verdana Pro" w:cs="Verdana Pro"/>
+                <w:b w:val="1"/>
+                <w:bCs w:val="1"/>
+                <w:noProof w:val="0"/>
+                <w:sz w:val="26"/>
+                <w:szCs w:val="26"/>
+                <w:lang w:val="pt-PT"/>
+              </w:rPr>
+              <w:t>interface sobrecarregada</w:t>
+            </w:r>
+            <w:r>
+              <w:rPr>
+                <w:rFonts w:ascii="Verdana Pro" w:hAnsi="Verdana Pro" w:eastAsia="Verdana Pro" w:cs="Verdana Pro"/>
+                <w:noProof w:val="0"/>
+                <w:sz w:val="26"/>
+                <w:szCs w:val="26"/>
+                <w:lang w:val="pt-PT"/>
+              </w:rPr>
+              <w:t xml:space="preserve"> que, apesar de completa, pode tornar-se confusa ou "esmagadora" para novos utilizadores ou idosos</w:t>
+            </w:r>
+          </w:p>
+        </w:tc>
+        <w:tc>
+          <w:tcPr>
+            <w:tcW w:w="2180" w:type="dxa"/>
+            <w:tcMar/>
+          </w:tcPr>
+          <w:p>
+            <w:pPr>
+              <w:pStyle w:val="Normal"/>
+              <w:jc w:val="center"/>
+              <w:rPr>
+                <w:b w:val="1"/>
+                <w:bCs w:val="1"/>
+              </w:rPr>
+            </w:pPr>
+          </w:p>
+          <w:p>
+            <w:pPr>
+              <w:pStyle w:val="Normal"/>
+              <w:jc w:val="center"/>
+              <w:rPr>
+                <w:b w:val="1"/>
+                <w:bCs w:val="1"/>
+              </w:rPr>
+            </w:pPr>
+          </w:p>
+          <w:p>
+            <w:pPr>
+              <w:pStyle w:val="Normal"/>
+              <w:jc w:val="center"/>
+              <w:rPr>
+                <w:b w:val="1"/>
+                <w:bCs w:val="1"/>
+              </w:rPr>
+            </w:pPr>
+          </w:p>
+          <w:p>
+            <w:pPr>
+              <w:pStyle w:val="Normal"/>
+              <w:jc w:val="center"/>
+              <w:rPr>
+                <w:b w:val="1"/>
+                <w:bCs w:val="1"/>
+              </w:rPr>
+            </w:pPr>
+            <w:r>
+              <w:rPr>
+                <w:b w:val="1"/>
+                <w:bCs w:val="1"/>
+              </w:rPr>
+              <w:t>---</w:t>
+            </w:r>
+          </w:p>
+          <w:p>
+            <w:pPr>
+              <w:pStyle w:val="Normal"/>
+              <w:rPr>
+                <w:rFonts w:ascii="Verdana Pro" w:hAnsi="Verdana Pro" w:eastAsia="Verdana Pro" w:cs="Verdana Pro"/>
+                <w:noProof w:val="0"/>
+                <w:sz w:val="26"/>
+                <w:szCs w:val="26"/>
+                <w:lang w:val="pt-PT"/>
+              </w:rPr>
+            </w:pPr>
+          </w:p>
+        </w:tc>
+      </w:tr>
+      <w:tr>
+        <w:trPr>
+          <w:trHeight w:val="300"/>
+        </w:trPr>
+        <w:tc>
+          <w:tcPr>
+            <w:tcW w:w="1635" w:type="dxa"/>
+            <w:tcMar/>
+          </w:tcPr>
+          <w:p>
+            <w:pPr>
+              <w:pStyle w:val="Normal"/>
+            </w:pPr>
+            <w:r>
+              <w:rPr>
+                <w:rFonts w:ascii="Verdana Pro" w:hAnsi="Verdana Pro" w:eastAsia="Verdana Pro" w:cs="Verdana Pro"/>
+                <w:b w:val="1"/>
+                <w:bCs w:val="1"/>
+                <w:noProof w:val="0"/>
+                <w:sz w:val="26"/>
+                <w:szCs w:val="26"/>
+                <w:lang w:val="pt-PT"/>
+              </w:rPr>
+              <w:t>App_GestFarmaco</w:t>
+            </w:r>
+          </w:p>
+        </w:tc>
+        <w:tc>
+          <w:tcPr>
+            <w:tcW w:w="2355" w:type="dxa"/>
+            <w:tcMar/>
+          </w:tcPr>
+          <w:p>
+            <w:pPr>
+              <w:pStyle w:val="Normal"/>
+              <w:jc w:val="center"/>
+              <w:rPr>
+                <w:b w:val="1"/>
+                <w:bCs w:val="1"/>
+              </w:rPr>
+            </w:pPr>
+          </w:p>
+          <w:p>
+            <w:pPr>
+              <w:pStyle w:val="Normal"/>
+              <w:jc w:val="center"/>
+              <w:rPr>
+                <w:b w:val="1"/>
+                <w:bCs w:val="1"/>
+              </w:rPr>
+            </w:pPr>
+          </w:p>
+          <w:p>
+            <w:pPr>
+              <w:pStyle w:val="Normal"/>
+              <w:jc w:val="center"/>
+              <w:rPr>
+                <w:b w:val="1"/>
+                <w:bCs w:val="1"/>
+              </w:rPr>
+            </w:pPr>
+          </w:p>
+          <w:p>
+            <w:pPr>
+              <w:pStyle w:val="Normal"/>
+              <w:jc w:val="center"/>
+              <w:rPr>
+                <w:b w:val="1"/>
+                <w:bCs w:val="1"/>
+              </w:rPr>
+            </w:pPr>
+          </w:p>
+          <w:p>
+            <w:pPr>
+              <w:pStyle w:val="Normal"/>
+              <w:jc w:val="center"/>
+              <w:rPr>
+                <w:b w:val="1"/>
+                <w:bCs w:val="1"/>
+              </w:rPr>
+            </w:pPr>
+          </w:p>
+          <w:p>
+            <w:pPr>
+              <w:pStyle w:val="Normal"/>
+              <w:jc w:val="center"/>
+              <w:rPr>
+                <w:b w:val="1"/>
+                <w:bCs w:val="1"/>
+              </w:rPr>
+            </w:pPr>
+            <w:r>
+              <w:rPr>
+                <w:b w:val="1"/>
+                <w:bCs w:val="1"/>
+              </w:rPr>
+              <w:t>---</w:t>
+            </w:r>
+          </w:p>
+          <w:p>
+            <w:pPr>
+              <w:pStyle w:val="Normal"/>
+              <w:rPr>
+                <w:b w:val="1"/>
+                <w:bCs w:val="1"/>
+              </w:rPr>
+            </w:pPr>
+          </w:p>
+        </w:tc>
+        <w:tc>
+          <w:tcPr>
+            <w:tcW w:w="2970" w:type="dxa"/>
+            <w:tcMar/>
+          </w:tcPr>
+          <w:p>
+            <w:pPr>
+              <w:pStyle w:val="Normal"/>
+            </w:pPr>
+            <w:r>
+              <w:rPr>
+                <w:rFonts w:ascii="Verdana Pro" w:hAnsi="Verdana Pro" w:eastAsia="Verdana Pro" w:cs="Verdana Pro"/>
+                <w:noProof w:val="0"/>
+                <w:sz w:val="26"/>
+                <w:szCs w:val="26"/>
+                <w:lang w:val="pt-PT"/>
+              </w:rPr>
+              <w:t xml:space="preserve">A </w:t>
+            </w:r>
+            <w:r>
+              <w:rPr>
+                <w:rFonts w:ascii="Verdana Pro" w:hAnsi="Verdana Pro" w:eastAsia="Verdana Pro" w:cs="Verdana Pro"/>
+                <w:b w:val="1"/>
+                <w:bCs w:val="1"/>
+                <w:noProof w:val="0"/>
+                <w:sz w:val="26"/>
+                <w:szCs w:val="26"/>
+                <w:lang w:val="pt-PT"/>
+              </w:rPr>
+              <w:t>dependência rígida de infraestruturas hospitalares</w:t>
+            </w:r>
+            <w:r>
+              <w:rPr>
+                <w:rFonts w:ascii="Verdana Pro" w:hAnsi="Verdana Pro" w:eastAsia="Verdana Pro" w:cs="Verdana Pro"/>
+                <w:noProof w:val="0"/>
+                <w:sz w:val="26"/>
+                <w:szCs w:val="26"/>
+                <w:lang w:val="pt-PT"/>
+              </w:rPr>
+              <w:t xml:space="preserve"> específicas, o que limita o uso da aplicação por utentes fora de determinados centros hospitalares</w:t>
+            </w:r>
+          </w:p>
+        </w:tc>
+        <w:tc>
+          <w:tcPr>
+            <w:tcW w:w="2180" w:type="dxa"/>
+            <w:tcMar/>
+          </w:tcPr>
+          <w:p>
+            <w:pPr>
+              <w:pStyle w:val="Normal"/>
+              <w:rPr>
+                <w:rFonts w:ascii="Verdana Pro" w:hAnsi="Verdana Pro" w:eastAsia="Verdana Pro" w:cs="Verdana Pro"/>
+                <w:noProof w:val="0"/>
+                <w:sz w:val="26"/>
+                <w:szCs w:val="26"/>
+                <w:lang w:val="pt-PT"/>
+              </w:rPr>
+            </w:pPr>
+            <w:r>
+              <w:rPr>
+                <w:rFonts w:ascii="Verdana Pro" w:hAnsi="Verdana Pro" w:eastAsia="Verdana Pro" w:cs="Verdana Pro"/>
+                <w:noProof w:val="0"/>
+                <w:sz w:val="26"/>
+                <w:szCs w:val="26"/>
+                <w:lang w:val="pt-PT"/>
+              </w:rPr>
+              <w:t xml:space="preserve">A </w:t>
+            </w:r>
+            <w:r>
+              <w:rPr>
+                <w:rFonts w:ascii="Verdana Pro" w:hAnsi="Verdana Pro" w:eastAsia="Verdana Pro" w:cs="Verdana Pro"/>
+                <w:b w:val="1"/>
+                <w:bCs w:val="1"/>
+                <w:noProof w:val="0"/>
+                <w:sz w:val="26"/>
+                <w:szCs w:val="26"/>
+                <w:lang w:val="pt-PT"/>
+              </w:rPr>
+              <w:t>ligação direta a sistemas de saúde institucionais</w:t>
+            </w:r>
+            <w:r>
+              <w:rPr>
+                <w:rFonts w:ascii="Verdana Pro" w:hAnsi="Verdana Pro" w:eastAsia="Verdana Pro" w:cs="Verdana Pro"/>
+                <w:noProof w:val="0"/>
+                <w:sz w:val="26"/>
+                <w:szCs w:val="26"/>
+                <w:lang w:val="pt-PT"/>
+              </w:rPr>
+              <w:t xml:space="preserve"> e a funcionalidade de submissão de Reações Adversas para </w:t>
+            </w:r>
+            <w:r>
+              <w:rPr>
+                <w:rFonts w:ascii="Verdana Pro" w:hAnsi="Verdana Pro" w:eastAsia="Verdana Pro" w:cs="Verdana Pro"/>
+                <w:b w:val="1"/>
+                <w:bCs w:val="1"/>
+                <w:noProof w:val="0"/>
+                <w:sz w:val="26"/>
+                <w:szCs w:val="26"/>
+                <w:lang w:val="pt-PT"/>
+              </w:rPr>
+              <w:t>farmacovigilância</w:t>
+            </w:r>
+          </w:p>
+        </w:tc>
+      </w:tr>
+      <w:tr>
+        <w:trPr>
+          <w:trHeight w:val="300"/>
+        </w:trPr>
+        <w:tc>
+          <w:tcPr>
+            <w:tcW w:w="1635" w:type="dxa"/>
+            <w:tcMar/>
+          </w:tcPr>
+          <w:p>
+            <w:pPr>
+              <w:pStyle w:val="Normal"/>
+            </w:pPr>
+            <w:r>
+              <w:rPr>
+                <w:rFonts w:ascii="Verdana Pro" w:hAnsi="Verdana Pro" w:eastAsia="Verdana Pro" w:cs="Verdana Pro"/>
+                <w:b w:val="1"/>
+                <w:bCs w:val="1"/>
+                <w:noProof w:val="0"/>
+                <w:sz w:val="26"/>
+                <w:szCs w:val="26"/>
+                <w:lang w:val="pt-PT"/>
+              </w:rPr>
+              <w:t>Simposium Digital Healthcare</w:t>
+            </w:r>
+          </w:p>
+        </w:tc>
+        <w:tc>
+          <w:tcPr>
+            <w:tcW w:w="2355" w:type="dxa"/>
+            <w:tcMar/>
+          </w:tcPr>
+          <w:p>
+            <w:pPr>
+              <w:pStyle w:val="Normal"/>
+            </w:pPr>
+            <w:r>
+              <w:rPr>
+                <w:rFonts w:ascii="Verdana Pro" w:hAnsi="Verdana Pro" w:eastAsia="Verdana Pro" w:cs="Verdana Pro"/>
+                <w:b w:val="1"/>
+                <w:bCs w:val="1"/>
+                <w:noProof w:val="0"/>
+                <w:sz w:val="26"/>
+                <w:szCs w:val="26"/>
+                <w:lang w:val="pt-PT"/>
+              </w:rPr>
+              <w:t>Cruzamento de dados com o perfil fisiopatológico</w:t>
+            </w:r>
+            <w:r>
+              <w:rPr>
+                <w:rFonts w:ascii="Verdana Pro" w:hAnsi="Verdana Pro" w:eastAsia="Verdana Pro" w:cs="Verdana Pro"/>
+                <w:noProof w:val="0"/>
+                <w:sz w:val="26"/>
+                <w:szCs w:val="26"/>
+                <w:lang w:val="pt-PT"/>
+              </w:rPr>
+              <w:t xml:space="preserve"> (gravidez, amamentação, desporto) para alertas de alta precisão</w:t>
+            </w:r>
+          </w:p>
+        </w:tc>
+        <w:tc>
+          <w:tcPr>
+            <w:tcW w:w="2970" w:type="dxa"/>
+            <w:tcMar/>
+          </w:tcPr>
+          <w:p>
+            <w:pPr>
+              <w:pStyle w:val="Normal"/>
+            </w:pPr>
+            <w:r>
+              <w:rPr>
+                <w:rFonts w:ascii="Verdana Pro" w:hAnsi="Verdana Pro" w:eastAsia="Verdana Pro" w:cs="Verdana Pro"/>
+                <w:noProof w:val="0"/>
+                <w:sz w:val="26"/>
+                <w:szCs w:val="26"/>
+                <w:lang w:val="pt-PT"/>
+              </w:rPr>
+              <w:t xml:space="preserve">A </w:t>
+            </w:r>
+            <w:r>
+              <w:rPr>
+                <w:rFonts w:ascii="Verdana Pro" w:hAnsi="Verdana Pro" w:eastAsia="Verdana Pro" w:cs="Verdana Pro"/>
+                <w:b w:val="1"/>
+                <w:bCs w:val="1"/>
+                <w:noProof w:val="0"/>
+                <w:sz w:val="26"/>
+                <w:szCs w:val="26"/>
+                <w:lang w:val="pt-PT"/>
+              </w:rPr>
+              <w:t>linguagem técnica exclusiva para profissionais</w:t>
+            </w:r>
+          </w:p>
+        </w:tc>
+        <w:tc>
+          <w:tcPr>
+            <w:tcW w:w="2180" w:type="dxa"/>
+            <w:tcMar/>
+          </w:tcPr>
+          <w:p>
+            <w:pPr>
+              <w:pStyle w:val="Normal"/>
+              <w:jc w:val="center"/>
+              <w:rPr>
+                <w:b w:val="1"/>
+                <w:bCs w:val="1"/>
+              </w:rPr>
+            </w:pPr>
+          </w:p>
+          <w:p>
+            <w:pPr>
+              <w:pStyle w:val="Normal"/>
+              <w:jc w:val="center"/>
+              <w:rPr>
+                <w:b w:val="1"/>
+                <w:bCs w:val="1"/>
+              </w:rPr>
+            </w:pPr>
+          </w:p>
+          <w:p>
+            <w:pPr>
+              <w:pStyle w:val="Normal"/>
+              <w:jc w:val="center"/>
+              <w:rPr>
+                <w:b w:val="1"/>
+                <w:bCs w:val="1"/>
+              </w:rPr>
+            </w:pPr>
+          </w:p>
+          <w:p>
+            <w:pPr>
+              <w:pStyle w:val="Normal"/>
+              <w:jc w:val="center"/>
+              <w:rPr>
+                <w:b w:val="1"/>
+                <w:bCs w:val="1"/>
+              </w:rPr>
+            </w:pPr>
+          </w:p>
+          <w:p>
+            <w:pPr>
+              <w:pStyle w:val="Normal"/>
+              <w:jc w:val="center"/>
+              <w:rPr>
+                <w:b w:val="1"/>
+                <w:bCs w:val="1"/>
+              </w:rPr>
+            </w:pPr>
+            <w:r>
+              <w:rPr>
+                <w:b w:val="1"/>
+                <w:bCs w:val="1"/>
+              </w:rPr>
+              <w:t>---</w:t>
+            </w:r>
+          </w:p>
+          <w:p>
+            <w:pPr>
+              <w:pStyle w:val="Normal"/>
+              <w:rPr>
+                <w:rFonts w:ascii="Verdana Pro" w:hAnsi="Verdana Pro" w:eastAsia="Verdana Pro" w:cs="Verdana Pro"/>
+                <w:noProof w:val="0"/>
+                <w:sz w:val="26"/>
+                <w:szCs w:val="26"/>
+                <w:lang w:val="pt-PT"/>
+              </w:rPr>
+            </w:pPr>
+          </w:p>
+        </w:tc>
+      </w:tr>
+      <w:tr>
+        <w:trPr>
+          <w:trHeight w:val="300"/>
+        </w:trPr>
+        <w:tc>
+          <w:tcPr>
+            <w:tcW w:w="1635" w:type="dxa"/>
+            <w:tcMar/>
+          </w:tcPr>
+          <w:p>
+            <w:pPr>
+              <w:pStyle w:val="Normal"/>
+            </w:pPr>
+            <w:r>
+              <w:rPr>
+                <w:rFonts w:ascii="Verdana Pro" w:hAnsi="Verdana Pro" w:eastAsia="Verdana Pro" w:cs="Verdana Pro"/>
+                <w:b w:val="1"/>
+                <w:bCs w:val="1"/>
+                <w:noProof w:val="0"/>
+                <w:sz w:val="26"/>
+                <w:szCs w:val="26"/>
+                <w:lang w:val="pt-PT"/>
+              </w:rPr>
+              <w:t>MyMedSchedule Plus</w:t>
+            </w:r>
+          </w:p>
+        </w:tc>
+        <w:tc>
+          <w:tcPr>
+            <w:tcW w:w="2355" w:type="dxa"/>
+            <w:tcMar/>
+          </w:tcPr>
+          <w:p>
+            <w:pPr>
+              <w:pStyle w:val="Normal"/>
+            </w:pPr>
+            <w:r>
+              <w:rPr>
+                <w:rFonts w:ascii="Verdana Pro" w:hAnsi="Verdana Pro" w:eastAsia="Verdana Pro" w:cs="Verdana Pro"/>
+                <w:noProof w:val="0"/>
+                <w:sz w:val="26"/>
+                <w:szCs w:val="26"/>
+                <w:lang w:val="pt-PT"/>
+              </w:rPr>
+              <w:t xml:space="preserve">A utilização de </w:t>
+            </w:r>
+            <w:r>
+              <w:rPr>
+                <w:rFonts w:ascii="Verdana Pro" w:hAnsi="Verdana Pro" w:eastAsia="Verdana Pro" w:cs="Verdana Pro"/>
+                <w:b w:val="1"/>
+                <w:bCs w:val="1"/>
+                <w:noProof w:val="0"/>
+                <w:sz w:val="26"/>
+                <w:szCs w:val="26"/>
+                <w:lang w:val="pt-PT"/>
+              </w:rPr>
+              <w:t>imagens reais de medicamentos</w:t>
+            </w:r>
+            <w:r>
+              <w:rPr>
+                <w:rFonts w:ascii="Verdana Pro" w:hAnsi="Verdana Pro" w:eastAsia="Verdana Pro" w:cs="Verdana Pro"/>
+                <w:noProof w:val="0"/>
+                <w:sz w:val="26"/>
+                <w:szCs w:val="26"/>
+                <w:lang w:val="pt-PT"/>
+              </w:rPr>
+              <w:t xml:space="preserve"> para auxílio na identificação visual.</w:t>
+            </w:r>
+          </w:p>
+          <w:p>
+            <w:pPr>
+              <w:pStyle w:val="Normal"/>
+            </w:pPr>
+            <w:r>
+              <w:rPr>
+                <w:rFonts w:ascii="Verdana Pro" w:hAnsi="Verdana Pro" w:eastAsia="Verdana Pro" w:cs="Verdana Pro"/>
+                <w:b w:val="1"/>
+                <w:bCs w:val="1"/>
+                <w:noProof w:val="0"/>
+                <w:sz w:val="26"/>
+                <w:szCs w:val="26"/>
+                <w:lang w:val="pt-PT"/>
+              </w:rPr>
+              <w:t xml:space="preserve">Encriptação </w:t>
+            </w:r>
+            <w:r>
+              <w:rPr>
+                <w:rFonts w:ascii="Verdana Pro" w:hAnsi="Verdana Pro" w:eastAsia="Verdana Pro" w:cs="Verdana Pro"/>
+                <w:noProof w:val="0"/>
+                <w:sz w:val="26"/>
+                <w:szCs w:val="26"/>
+                <w:lang w:val="pt-PT"/>
+              </w:rPr>
+              <w:t>de dados de "nível militar" (AES 256-bit)</w:t>
+            </w:r>
+          </w:p>
+        </w:tc>
+        <w:tc>
+          <w:tcPr>
+            <w:tcW w:w="2970" w:type="dxa"/>
+            <w:tcMar/>
+          </w:tcPr>
+          <w:p>
+            <w:pPr>
+              <w:pStyle w:val="Normal"/>
+            </w:pPr>
+            <w:r>
+              <w:rPr>
+                <w:rFonts w:ascii="Verdana Pro" w:hAnsi="Verdana Pro" w:eastAsia="Verdana Pro" w:cs="Verdana Pro"/>
+                <w:noProof w:val="0"/>
+                <w:sz w:val="26"/>
+                <w:szCs w:val="26"/>
+                <w:lang w:val="pt-PT"/>
+              </w:rPr>
+              <w:t xml:space="preserve">A necessidade de </w:t>
+            </w:r>
+            <w:r>
+              <w:rPr>
+                <w:rFonts w:ascii="Verdana Pro" w:hAnsi="Verdana Pro" w:eastAsia="Verdana Pro" w:cs="Verdana Pro"/>
+                <w:b w:val="1"/>
+                <w:bCs w:val="1"/>
+                <w:noProof w:val="0"/>
+                <w:sz w:val="26"/>
+                <w:szCs w:val="26"/>
+                <w:lang w:val="pt-PT"/>
+              </w:rPr>
+              <w:t>software de terceiros</w:t>
+            </w:r>
+            <w:r>
+              <w:rPr>
+                <w:rFonts w:ascii="Verdana Pro" w:hAnsi="Verdana Pro" w:eastAsia="Verdana Pro" w:cs="Verdana Pro"/>
+                <w:noProof w:val="0"/>
+                <w:sz w:val="26"/>
+                <w:szCs w:val="26"/>
+                <w:lang w:val="pt-PT"/>
+              </w:rPr>
+              <w:t xml:space="preserve"> (</w:t>
+            </w:r>
+            <w:r>
+              <w:rPr>
+                <w:rFonts w:ascii="Verdana Pro" w:hAnsi="Verdana Pro" w:eastAsia="Verdana Pro" w:cs="Verdana Pro"/>
+                <w:i w:val="1"/>
+                <w:iCs w:val="1"/>
+                <w:noProof w:val="0"/>
+                <w:sz w:val="26"/>
+                <w:szCs w:val="26"/>
+                <w:lang w:val="pt-PT"/>
+              </w:rPr>
+              <w:t>MedActionPlan PRO</w:t>
+            </w:r>
+            <w:r>
+              <w:rPr>
+                <w:rFonts w:ascii="Verdana Pro" w:hAnsi="Verdana Pro" w:eastAsia="Verdana Pro" w:cs="Verdana Pro"/>
+                <w:noProof w:val="0"/>
+                <w:sz w:val="26"/>
+                <w:szCs w:val="26"/>
+                <w:lang w:val="pt-PT"/>
+              </w:rPr>
+              <w:t>) para que os dados sejam atualizados pelos médicos</w:t>
+            </w:r>
+          </w:p>
+          <w:p>
+            <w:pPr>
+              <w:pStyle w:val="Normal"/>
+              <w:rPr>
+                <w:rFonts w:ascii="Verdana Pro" w:hAnsi="Verdana Pro" w:eastAsia="Verdana Pro" w:cs="Verdana Pro"/>
+                <w:b w:val="1"/>
+                <w:bCs w:val="1"/>
+                <w:noProof w:val="0"/>
+                <w:sz w:val="26"/>
+                <w:szCs w:val="26"/>
+                <w:lang w:val="pt-PT"/>
+              </w:rPr>
+            </w:pPr>
+          </w:p>
+        </w:tc>
+        <w:tc>
+          <w:tcPr>
+            <w:tcW w:w="2180" w:type="dxa"/>
+            <w:tcMar/>
+          </w:tcPr>
+          <w:p>
+            <w:pPr>
+              <w:pStyle w:val="Normal"/>
+              <w:jc w:val="center"/>
+              <w:rPr>
+                <w:b w:val="1"/>
+                <w:bCs w:val="1"/>
+              </w:rPr>
+            </w:pPr>
+          </w:p>
+          <w:p>
+            <w:pPr>
+              <w:pStyle w:val="Normal"/>
+              <w:jc w:val="center"/>
+              <w:rPr>
+                <w:b w:val="1"/>
+                <w:bCs w:val="1"/>
+              </w:rPr>
+            </w:pPr>
+          </w:p>
+          <w:p>
+            <w:pPr>
+              <w:pStyle w:val="Normal"/>
+              <w:jc w:val="center"/>
+              <w:rPr>
+                <w:b w:val="1"/>
+                <w:bCs w:val="1"/>
+              </w:rPr>
+            </w:pPr>
+          </w:p>
+          <w:p>
+            <w:pPr>
+              <w:pStyle w:val="Normal"/>
+              <w:jc w:val="center"/>
+              <w:rPr>
+                <w:b w:val="1"/>
+                <w:bCs w:val="1"/>
+              </w:rPr>
+            </w:pPr>
+          </w:p>
+          <w:p>
+            <w:pPr>
+              <w:pStyle w:val="Normal"/>
+              <w:jc w:val="center"/>
+              <w:rPr>
+                <w:b w:val="1"/>
+                <w:bCs w:val="1"/>
+              </w:rPr>
+            </w:pPr>
+          </w:p>
+          <w:p>
+            <w:pPr>
+              <w:pStyle w:val="Normal"/>
+              <w:jc w:val="center"/>
+              <w:rPr>
+                <w:b w:val="1"/>
+                <w:bCs w:val="1"/>
+              </w:rPr>
+            </w:pPr>
+            <w:r>
+              <w:rPr>
+                <w:b w:val="1"/>
+                <w:bCs w:val="1"/>
+              </w:rPr>
+              <w:t>---</w:t>
+            </w:r>
+          </w:p>
+          <w:p>
+            <w:pPr>
+              <w:pStyle w:val="Normal"/>
+              <w:rPr>
+                <w:rFonts w:ascii="Verdana Pro" w:hAnsi="Verdana Pro" w:eastAsia="Verdana Pro" w:cs="Verdana Pro"/>
+                <w:noProof w:val="0"/>
+                <w:sz w:val="26"/>
+                <w:szCs w:val="26"/>
+                <w:lang w:val="pt-PT"/>
+              </w:rPr>
+            </w:pPr>
+          </w:p>
+        </w:tc>
+      </w:tr>
+      <w:tr>
+        <w:trPr>
+          <w:trHeight w:val="300"/>
+        </w:trPr>
+        <w:tc>
+          <w:tcPr>
+            <w:tcW w:w="1635" w:type="dxa"/>
+            <w:tcMar/>
+          </w:tcPr>
+          <w:p>
+            <w:pPr>
+              <w:pStyle w:val="Normal"/>
+            </w:pPr>
+            <w:r>
+              <w:rPr>
+                <w:rFonts w:ascii="Verdana Pro" w:hAnsi="Verdana Pro" w:eastAsia="Verdana Pro" w:cs="Verdana Pro"/>
+                <w:b w:val="1"/>
+                <w:bCs w:val="1"/>
+                <w:noProof w:val="0"/>
+                <w:sz w:val="26"/>
+                <w:szCs w:val="26"/>
+                <w:lang w:val="pt-PT"/>
+              </w:rPr>
+              <w:t>Mango Health</w:t>
+            </w:r>
+          </w:p>
+        </w:tc>
+        <w:tc>
+          <w:tcPr>
+            <w:tcW w:w="2355" w:type="dxa"/>
+            <w:tcMar/>
+          </w:tcPr>
+          <w:p>
+            <w:pPr>
+              <w:pStyle w:val="Normal"/>
+              <w:jc w:val="center"/>
+              <w:rPr>
+                <w:b w:val="1"/>
+                <w:bCs w:val="1"/>
+              </w:rPr>
+            </w:pPr>
+          </w:p>
+          <w:p>
+            <w:pPr>
+              <w:pStyle w:val="Normal"/>
+              <w:jc w:val="center"/>
+              <w:rPr>
+                <w:b w:val="1"/>
+                <w:bCs w:val="1"/>
+              </w:rPr>
+            </w:pPr>
+          </w:p>
+          <w:p>
+            <w:pPr>
+              <w:pStyle w:val="Normal"/>
+              <w:jc w:val="center"/>
+              <w:rPr>
+                <w:b w:val="1"/>
+                <w:bCs w:val="1"/>
+              </w:rPr>
+            </w:pPr>
+          </w:p>
+          <w:p>
+            <w:pPr>
+              <w:pStyle w:val="Normal"/>
+              <w:jc w:val="center"/>
+              <w:rPr>
+                <w:b w:val="1"/>
+                <w:bCs w:val="1"/>
+              </w:rPr>
+            </w:pPr>
+            <w:r>
+              <w:rPr>
+                <w:b w:val="1"/>
+                <w:bCs w:val="1"/>
+              </w:rPr>
+              <w:t>---</w:t>
+            </w:r>
+          </w:p>
+        </w:tc>
+        <w:tc>
+          <w:tcPr>
+            <w:tcW w:w="2970" w:type="dxa"/>
+            <w:tcMar/>
+          </w:tcPr>
+          <w:p>
+            <w:pPr>
+              <w:pStyle w:val="Normal"/>
+            </w:pPr>
+            <w:r>
+              <w:rPr>
+                <w:rFonts w:ascii="Verdana Pro" w:hAnsi="Verdana Pro" w:eastAsia="Verdana Pro" w:cs="Verdana Pro"/>
+                <w:noProof w:val="0"/>
+                <w:sz w:val="26"/>
+                <w:szCs w:val="26"/>
+                <w:lang w:val="pt-PT"/>
+              </w:rPr>
+              <w:t xml:space="preserve">O foco excessivo em </w:t>
+            </w:r>
+            <w:r>
+              <w:rPr>
+                <w:rFonts w:ascii="Verdana Pro" w:hAnsi="Verdana Pro" w:eastAsia="Verdana Pro" w:cs="Verdana Pro"/>
+                <w:b w:val="1"/>
+                <w:bCs w:val="1"/>
+                <w:noProof w:val="0"/>
+                <w:sz w:val="26"/>
+                <w:szCs w:val="26"/>
+                <w:lang w:val="pt-PT"/>
+              </w:rPr>
+              <w:t>recompensas comerciais externas</w:t>
+            </w:r>
+            <w:r>
+              <w:rPr>
+                <w:rFonts w:ascii="Verdana Pro" w:hAnsi="Verdana Pro" w:eastAsia="Verdana Pro" w:cs="Verdana Pro"/>
+                <w:noProof w:val="0"/>
+                <w:sz w:val="26"/>
+                <w:szCs w:val="26"/>
+                <w:lang w:val="pt-PT"/>
+              </w:rPr>
+              <w:t>, que podem desviar a atenção da motivação original intrínseca do utente</w:t>
+            </w:r>
+          </w:p>
+        </w:tc>
+        <w:tc>
+          <w:tcPr>
+            <w:tcW w:w="2180" w:type="dxa"/>
+            <w:tcMar/>
+          </w:tcPr>
+          <w:p>
+            <w:pPr>
+              <w:pStyle w:val="Normal"/>
+            </w:pPr>
+            <w:r>
+              <w:rPr>
+                <w:rFonts w:ascii="Verdana Pro" w:hAnsi="Verdana Pro" w:eastAsia="Verdana Pro" w:cs="Verdana Pro"/>
+                <w:noProof w:val="0"/>
+                <w:sz w:val="26"/>
+                <w:szCs w:val="26"/>
+                <w:lang w:val="pt-PT"/>
+              </w:rPr>
+              <w:t xml:space="preserve">Utilização de mecânicas básicas de </w:t>
+            </w:r>
+            <w:r>
+              <w:rPr>
+                <w:rFonts w:ascii="Verdana Pro" w:hAnsi="Verdana Pro" w:eastAsia="Verdana Pro" w:cs="Verdana Pro"/>
+                <w:b w:val="1"/>
+                <w:bCs w:val="1"/>
+                <w:noProof w:val="0"/>
+                <w:sz w:val="26"/>
+                <w:szCs w:val="26"/>
+                <w:lang w:val="pt-PT"/>
+              </w:rPr>
+              <w:t xml:space="preserve">gamificação </w:t>
+            </w:r>
+            <w:r>
+              <w:rPr>
+                <w:rFonts w:ascii="Verdana Pro" w:hAnsi="Verdana Pro" w:eastAsia="Verdana Pro" w:cs="Verdana Pro"/>
+                <w:noProof w:val="0"/>
+                <w:sz w:val="26"/>
+                <w:szCs w:val="26"/>
+                <w:lang w:val="pt-PT"/>
+              </w:rPr>
+              <w:t xml:space="preserve">para </w:t>
+            </w:r>
+            <w:r>
+              <w:rPr>
+                <w:rFonts w:ascii="Verdana Pro" w:hAnsi="Verdana Pro" w:eastAsia="Verdana Pro" w:cs="Verdana Pro"/>
+                <w:b w:val="1"/>
+                <w:bCs w:val="1"/>
+                <w:noProof w:val="0"/>
+                <w:sz w:val="26"/>
+                <w:szCs w:val="26"/>
+                <w:lang w:val="pt-PT"/>
+              </w:rPr>
+              <w:t xml:space="preserve">incentivar </w:t>
+            </w:r>
+            <w:r>
+              <w:rPr>
+                <w:rFonts w:ascii="Verdana Pro" w:hAnsi="Verdana Pro" w:eastAsia="Verdana Pro" w:cs="Verdana Pro"/>
+                <w:noProof w:val="0"/>
+                <w:sz w:val="26"/>
+                <w:szCs w:val="26"/>
+                <w:lang w:val="pt-PT"/>
+              </w:rPr>
+              <w:t>a rotina de toma</w:t>
+            </w:r>
+          </w:p>
+        </w:tc>
+      </w:tr>
+    </w:tbl>
+    <w:p xmlns:wp14="http://schemas.microsoft.com/office/word/2010/wordml" wp14:paraId="55934798" wp14:textId="1956FEF8">
+      <w:pPr>
+        <w:pStyle w:val="Normal"/>
+      </w:pPr>
+    </w:p>
     <w:p xmlns:wp14="http://schemas.microsoft.com/office/word/2010/wordml" wp14:paraId="3BD156A9" wp14:textId="7594C1F8">
       <w:pPr>
         <w:pStyle w:val="Heading3"/>
       </w:pPr>
-      <w:bookmarkStart w:name="_Toc853260509" w:id="1776292795"/>
+      <w:bookmarkStart w:name="_Toc1733194970" w:id="898608069"/>
       <w:r>
         <w:rPr/>
         <w:t xml:space="preserve">Identificação de Lacunas </w:t>
@@ -4663,63 +7094,222 @@
         <w:rPr/>
         <w:t>e Oportunidades</w:t>
       </w:r>
-      <w:bookmarkEnd w:id="1776292795"/>
+      <w:bookmarkEnd w:id="898608069"/>
     </w:p>
     <w:p xmlns:wp14="http://schemas.microsoft.com/office/word/2010/wordml" wp14:paraId="387A4CF0" wp14:textId="13870F85">
       <w:pPr>
         <w:pStyle w:val="Normal"/>
       </w:pPr>
     </w:p>
-    <w:p xmlns:wp14="http://schemas.microsoft.com/office/word/2010/wordml" wp14:paraId="115AD890" wp14:textId="64324545">
+    <w:p xmlns:wp14="http://schemas.microsoft.com/office/word/2010/wordml" wp14:paraId="115AD890" wp14:textId="5A143295">
+      <w:pPr>
+        <w:pStyle w:val="Heading4"/>
+      </w:pPr>
+      <w:bookmarkStart w:name="_Toc875584137" w:id="1525682533"/>
+      <w:r>
+        <w:rPr/>
+        <w:t>Lacunas</w:t>
+      </w:r>
+      <w:bookmarkEnd w:id="1525682533"/>
+    </w:p>
+    <w:p xmlns:wp14="http://schemas.microsoft.com/office/word/2010/wordml" wp14:paraId="7F259E33" wp14:textId="64C10D38">
       <w:pPr>
         <w:pStyle w:val="Normal"/>
       </w:pPr>
+      <w:r>
+        <w:rPr/>
+        <w:t>Oportunidades ou tópicos que faltam explorar:</w:t>
+      </w:r>
     </w:p>
-    <w:p xmlns:wp14="http://schemas.microsoft.com/office/word/2010/wordml" wp14:paraId="1ADBCE1E" wp14:textId="46AC1575">
+    <w:p xmlns:wp14="http://schemas.microsoft.com/office/word/2010/wordml" wp14:paraId="5E58552B" wp14:textId="4EFFFF30">
       <w:pPr>
         <w:pStyle w:val="Normal"/>
-      </w:pPr>
+        <w:rPr>
+          <w:rFonts w:ascii="Verdana Pro" w:hAnsi="Verdana Pro" w:eastAsia="Verdana Pro" w:cs="Verdana Pro"/>
+          <w:b w:val="0"/>
+          <w:bCs w:val="0"/>
+          <w:color w:val="auto"/>
+          <w:sz w:val="26"/>
+          <w:szCs w:val="26"/>
+          <w:lang w:eastAsia="en-US" w:bidi="ar-SA"/>
+        </w:rPr>
+      </w:pPr>
+      <w:r>
+        <w:rPr>
+          <w:rFonts w:ascii="Verdana Pro" w:hAnsi="Verdana Pro" w:eastAsia="Verdana Pro" w:cs="Verdana Pro"/>
+          <w:b w:val="1"/>
+          <w:bCs w:val="1"/>
+          <w:color w:val="FFFFFF" w:themeColor="background1" w:themeTint="FF" w:themeShade="FF"/>
+          <w:sz w:val="26"/>
+          <w:szCs w:val="26"/>
+          <w:highlight w:val="darkCyan"/>
+          <w:lang w:eastAsia="en-US" w:bidi="ar-SA"/>
+        </w:rPr>
+        <w:t xml:space="preserve">Monitorização </w:t>
+      </w:r>
+      <w:r>
+        <w:rPr>
+          <w:rFonts w:ascii="Verdana Pro" w:hAnsi="Verdana Pro" w:eastAsia="Verdana Pro" w:cs="Verdana Pro"/>
+          <w:b w:val="1"/>
+          <w:bCs w:val="1"/>
+          <w:color w:val="FFFFFF" w:themeColor="background1" w:themeTint="FF" w:themeShade="FF"/>
+          <w:sz w:val="26"/>
+          <w:szCs w:val="26"/>
+          <w:highlight w:val="darkCyan"/>
+          <w:lang w:eastAsia="en-US" w:bidi="ar-SA"/>
+        </w:rPr>
+        <w:t>contínua</w:t>
+      </w:r>
+      <w:r>
+        <w:rPr>
+          <w:rFonts w:ascii="Verdana Pro" w:hAnsi="Verdana Pro" w:eastAsia="Verdana Pro" w:cs="Verdana Pro"/>
+          <w:b w:val="1"/>
+          <w:bCs w:val="1"/>
+          <w:color w:val="FFFFFF" w:themeColor="background1" w:themeTint="FF" w:themeShade="FF"/>
+          <w:sz w:val="26"/>
+          <w:szCs w:val="26"/>
+          <w:highlight w:val="darkCyan"/>
+          <w:lang w:eastAsia="en-US" w:bidi="ar-SA"/>
+        </w:rPr>
+        <w:t xml:space="preserve"> </w:t>
+      </w:r>
+      <w:r>
+        <w:rPr>
+          <w:rFonts w:ascii="Verdana Pro" w:hAnsi="Verdana Pro" w:eastAsia="Verdana Pro" w:cs="Verdana Pro"/>
+          <w:b w:val="1"/>
+          <w:bCs w:val="1"/>
+          <w:color w:val="FFFFFF" w:themeColor="background1" w:themeTint="FF" w:themeShade="FF"/>
+          <w:sz w:val="26"/>
+          <w:szCs w:val="26"/>
+          <w:highlight w:val="darkCyan"/>
+          <w:lang w:eastAsia="en-US" w:bidi="ar-SA"/>
+        </w:rPr>
+        <w:t>pós-</w:t>
+      </w:r>
+      <w:r>
+        <w:rPr>
+          <w:rFonts w:ascii="Verdana Pro" w:hAnsi="Verdana Pro" w:eastAsia="Verdana Pro" w:cs="Verdana Pro"/>
+          <w:b w:val="1"/>
+          <w:bCs w:val="1"/>
+          <w:color w:val="FFFFFF" w:themeColor="background1" w:themeTint="FF" w:themeShade="FF"/>
+          <w:sz w:val="26"/>
+          <w:szCs w:val="26"/>
+          <w:highlight w:val="darkCyan"/>
+          <w:lang w:eastAsia="en-US" w:bidi="ar-SA"/>
+        </w:rPr>
+        <w:t>c</w:t>
+      </w:r>
+      <w:r>
+        <w:rPr>
+          <w:rFonts w:ascii="Verdana Pro" w:hAnsi="Verdana Pro" w:eastAsia="Verdana Pro" w:cs="Verdana Pro"/>
+          <w:b w:val="1"/>
+          <w:bCs w:val="1"/>
+          <w:color w:val="FFFFFF" w:themeColor="background1" w:themeTint="FF" w:themeShade="FF"/>
+          <w:sz w:val="26"/>
+          <w:szCs w:val="26"/>
+          <w:highlight w:val="darkCyan"/>
+          <w:lang w:eastAsia="en-US" w:bidi="ar-SA"/>
+        </w:rPr>
+        <w:t>onsulta</w:t>
+      </w:r>
+      <w:r>
+        <w:rPr>
+          <w:rFonts w:ascii="Verdana Pro" w:hAnsi="Verdana Pro" w:eastAsia="Verdana Pro" w:cs="Verdana Pro"/>
+          <w:b w:val="0"/>
+          <w:bCs w:val="0"/>
+          <w:color w:val="auto"/>
+          <w:sz w:val="26"/>
+          <w:szCs w:val="26"/>
+          <w:lang w:eastAsia="en-US" w:bidi="ar-SA"/>
+        </w:rPr>
+        <w:t xml:space="preserve"> que </w:t>
+      </w:r>
+      <w:r>
+        <w:rPr>
+          <w:rFonts w:ascii="Verdana Pro" w:hAnsi="Verdana Pro" w:eastAsia="Verdana Pro" w:cs="Verdana Pro"/>
+          <w:b w:val="0"/>
+          <w:bCs w:val="0"/>
+          <w:color w:val="auto"/>
+          <w:sz w:val="26"/>
+          <w:szCs w:val="26"/>
+          <w:lang w:eastAsia="en-US" w:bidi="ar-SA"/>
+        </w:rPr>
+        <w:t xml:space="preserve">é uma fraqueza e até uma falha crítica na </w:t>
+      </w:r>
+      <w:r>
+        <w:rPr>
+          <w:rFonts w:ascii="Verdana Pro" w:hAnsi="Verdana Pro" w:eastAsia="Verdana Pro" w:cs="Verdana Pro"/>
+          <w:b w:val="1"/>
+          <w:bCs w:val="1"/>
+          <w:color w:val="auto"/>
+          <w:sz w:val="26"/>
+          <w:szCs w:val="26"/>
+          <w:lang w:eastAsia="en-US" w:bidi="ar-SA"/>
+        </w:rPr>
+        <w:t>comunicação contínua</w:t>
+      </w:r>
+      <w:r>
+        <w:rPr>
+          <w:rFonts w:ascii="Verdana Pro" w:hAnsi="Verdana Pro" w:eastAsia="Verdana Pro" w:cs="Verdana Pro"/>
+          <w:b w:val="0"/>
+          <w:bCs w:val="0"/>
+          <w:color w:val="auto"/>
+          <w:sz w:val="26"/>
+          <w:szCs w:val="26"/>
+          <w:lang w:eastAsia="en-US" w:bidi="ar-SA"/>
+        </w:rPr>
+        <w:t xml:space="preserve"> entre a instituição de saúde e o pac</w:t>
+      </w:r>
+      <w:r>
+        <w:rPr>
+          <w:rFonts w:ascii="Verdana Pro" w:hAnsi="Verdana Pro" w:eastAsia="Verdana Pro" w:cs="Verdana Pro"/>
+          <w:b w:val="0"/>
+          <w:bCs w:val="0"/>
+          <w:color w:val="auto"/>
+          <w:sz w:val="26"/>
+          <w:szCs w:val="26"/>
+          <w:lang w:eastAsia="en-US" w:bidi="ar-SA"/>
+        </w:rPr>
+        <w:t xml:space="preserve">iente após prescrição, com a monitorização a ocorrer </w:t>
+      </w:r>
+      <w:r>
+        <w:rPr>
+          <w:rFonts w:ascii="Verdana Pro" w:hAnsi="Verdana Pro" w:eastAsia="Verdana Pro" w:cs="Verdana Pro"/>
+          <w:b w:val="0"/>
+          <w:bCs w:val="0"/>
+          <w:color w:val="auto"/>
+          <w:sz w:val="26"/>
+          <w:szCs w:val="26"/>
+          <w:lang w:eastAsia="en-US" w:bidi="ar-SA"/>
+        </w:rPr>
+        <w:t>esporadicamente</w:t>
+      </w:r>
+      <w:r>
+        <w:rPr>
+          <w:rFonts w:ascii="Verdana Pro" w:hAnsi="Verdana Pro" w:eastAsia="Verdana Pro" w:cs="Verdana Pro"/>
+          <w:b w:val="0"/>
+          <w:bCs w:val="0"/>
+          <w:color w:val="auto"/>
+          <w:sz w:val="26"/>
+          <w:szCs w:val="26"/>
+          <w:lang w:eastAsia="en-US" w:bidi="ar-SA"/>
+        </w:rPr>
+        <w:t xml:space="preserve"> em consultas</w:t>
+      </w:r>
+      <w:r>
+        <w:rPr>
+          <w:rFonts w:ascii="Verdana Pro" w:hAnsi="Verdana Pro" w:eastAsia="Verdana Pro" w:cs="Verdana Pro"/>
+          <w:b w:val="0"/>
+          <w:bCs w:val="0"/>
+          <w:color w:val="auto"/>
+          <w:sz w:val="26"/>
+          <w:szCs w:val="26"/>
+          <w:lang w:eastAsia="en-US" w:bidi="ar-SA"/>
+        </w:rPr>
+        <w:t>.</w:t>
+      </w:r>
     </w:p>
-    <w:p xmlns:wp14="http://schemas.microsoft.com/office/word/2010/wordml" wp14:paraId="52C120FF" wp14:textId="27209500">
-      <w:pPr>
-        <w:pStyle w:val="Heading3"/>
-      </w:pPr>
-      <w:bookmarkStart w:name="_Toc621295238" w:id="421403123"/>
-      <w:r>
-        <w:rPr/>
-        <w:t>Conclusão e Considerações Finais</w:t>
-      </w:r>
-      <w:bookmarkEnd w:id="421403123"/>
-    </w:p>
-    <w:p xmlns:wp14="http://schemas.microsoft.com/office/word/2010/wordml" wp14:paraId="3BAA2756" wp14:textId="500AD906">
-      <w:pPr>
-        <w:pStyle w:val="Normal"/>
-      </w:pPr>
-    </w:p>
-    <w:p xmlns:wp14="http://schemas.microsoft.com/office/word/2010/wordml" wp14:paraId="364AAD16" wp14:textId="09666982">
-      <w:pPr>
-        <w:pStyle w:val="Normal"/>
-      </w:pPr>
-    </w:p>
-    <w:p xmlns:wp14="http://schemas.microsoft.com/office/word/2010/wordml" wp14:paraId="0D5A2BC0" wp14:textId="2D721987">
-      <w:pPr>
-        <w:pStyle w:val="Heading3"/>
-      </w:pPr>
-      <w:bookmarkStart w:name="_Toc932027491" w:id="323556759"/>
-      <w:bookmarkStart w:name="_Referências" w:id="1540005188"/>
-      <w:r>
-        <w:rPr/>
-        <w:t>Referências</w:t>
-      </w:r>
-      <w:bookmarkEnd w:id="323556759"/>
-      <w:bookmarkEnd w:id="1540005188"/>
-    </w:p>
-    <w:p xmlns:wp14="http://schemas.microsoft.com/office/word/2010/wordml" wp14:paraId="5A3CBB2A" wp14:textId="65F56442">
-      <w:pPr>
-        <w:pStyle w:val="Normal"/>
-      </w:pPr>
-    </w:p>
-    <w:p xmlns:wp14="http://schemas.microsoft.com/office/word/2010/wordml" wp14:paraId="3BEDE30E" wp14:textId="1F3F9AB8">
+    <w:p xmlns:wp14="http://schemas.microsoft.com/office/word/2010/wordml" wp14:paraId="7763974C" wp14:textId="44400E1D">
       <w:pPr>
         <w:pStyle w:val="Normal"/>
         <w:rPr>
@@ -4732,6 +7322,184 @@
         </w:rPr>
       </w:pPr>
       <w:r>
+        <w:rPr>
+          <w:rFonts w:ascii="Verdana Pro" w:hAnsi="Verdana Pro" w:eastAsia="Verdana Pro" w:cs="Verdana Pro"/>
+          <w:b w:val="1"/>
+          <w:bCs w:val="1"/>
+          <w:color w:val="FFFFFF" w:themeColor="background1" w:themeTint="FF" w:themeShade="FF"/>
+          <w:sz w:val="26"/>
+          <w:szCs w:val="26"/>
+          <w:highlight w:val="darkCyan"/>
+          <w:lang w:eastAsia="en-US" w:bidi="ar-SA"/>
+        </w:rPr>
+        <w:t>Falta de Métricas de Impacto Clínico Real</w:t>
+      </w:r>
+      <w:r>
+        <w:rPr>
+          <w:rFonts w:ascii="Verdana Pro" w:hAnsi="Verdana Pro" w:eastAsia="Verdana Pro" w:cs="Verdana Pro"/>
+          <w:b w:val="0"/>
+          <w:bCs w:val="0"/>
+          <w:color w:val="auto"/>
+          <w:sz w:val="26"/>
+          <w:szCs w:val="26"/>
+          <w:lang w:eastAsia="en-US" w:bidi="ar-SA"/>
+        </w:rPr>
+        <w:t xml:space="preserve"> que podem ser essenciais para </w:t>
+      </w:r>
+      <w:r>
+        <w:rPr>
+          <w:rFonts w:ascii="Verdana Pro" w:hAnsi="Verdana Pro" w:eastAsia="Verdana Pro" w:cs="Verdana Pro"/>
+          <w:b w:val="1"/>
+          <w:bCs w:val="1"/>
+          <w:color w:val="auto"/>
+          <w:sz w:val="26"/>
+          <w:szCs w:val="26"/>
+          <w:lang w:eastAsia="en-US" w:bidi="ar-SA"/>
+        </w:rPr>
+        <w:t>avaliar o impacto clínico real</w:t>
+      </w:r>
+      <w:r>
+        <w:rPr>
+          <w:rFonts w:ascii="Verdana Pro" w:hAnsi="Verdana Pro" w:eastAsia="Verdana Pro" w:cs="Verdana Pro"/>
+          <w:b w:val="0"/>
+          <w:bCs w:val="0"/>
+          <w:color w:val="auto"/>
+          <w:sz w:val="26"/>
+          <w:szCs w:val="26"/>
+          <w:lang w:eastAsia="en-US" w:bidi="ar-SA"/>
+        </w:rPr>
+        <w:t xml:space="preserve"> das soluções de AI na segurança do doente fora de ambientes controlados</w:t>
+      </w:r>
+      <w:r>
+        <w:rPr>
+          <w:rFonts w:ascii="Verdana Pro" w:hAnsi="Verdana Pro" w:eastAsia="Verdana Pro" w:cs="Verdana Pro"/>
+          <w:b w:val="0"/>
+          <w:bCs w:val="0"/>
+          <w:color w:val="auto"/>
+          <w:sz w:val="26"/>
+          <w:szCs w:val="26"/>
+          <w:lang w:eastAsia="en-US" w:bidi="ar-SA"/>
+        </w:rPr>
+        <w:t>.</w:t>
+      </w:r>
+      <w:r>
+        <w:rPr>
+          <w:rFonts w:ascii="Verdana Pro" w:hAnsi="Verdana Pro" w:eastAsia="Verdana Pro" w:cs="Verdana Pro"/>
+          <w:b w:val="0"/>
+          <w:bCs w:val="0"/>
+          <w:color w:val="auto"/>
+          <w:sz w:val="26"/>
+          <w:szCs w:val="26"/>
+          <w:lang w:eastAsia="en-US" w:bidi="ar-SA"/>
+        </w:rPr>
+        <w:t xml:space="preserve"> E a capacidade de </w:t>
+      </w:r>
+      <w:r>
+        <w:rPr>
+          <w:rFonts w:ascii="Verdana Pro" w:hAnsi="Verdana Pro" w:eastAsia="Verdana Pro" w:cs="Verdana Pro"/>
+          <w:b w:val="1"/>
+          <w:bCs w:val="1"/>
+          <w:color w:val="auto"/>
+          <w:sz w:val="26"/>
+          <w:szCs w:val="26"/>
+          <w:lang w:eastAsia="en-US" w:bidi="ar-SA"/>
+        </w:rPr>
+        <w:t>adquirir dados anónimos</w:t>
+      </w:r>
+      <w:r>
+        <w:rPr>
+          <w:rFonts w:ascii="Verdana Pro" w:hAnsi="Verdana Pro" w:eastAsia="Verdana Pro" w:cs="Verdana Pro"/>
+          <w:b w:val="0"/>
+          <w:bCs w:val="0"/>
+          <w:color w:val="auto"/>
+          <w:sz w:val="26"/>
+          <w:szCs w:val="26"/>
+          <w:lang w:eastAsia="en-US" w:bidi="ar-SA"/>
+        </w:rPr>
+        <w:t xml:space="preserve"> em </w:t>
+      </w:r>
+      <w:r>
+        <w:rPr>
+          <w:rFonts w:ascii="Verdana Pro" w:hAnsi="Verdana Pro" w:eastAsia="Verdana Pro" w:cs="Verdana Pro"/>
+          <w:b w:val="0"/>
+          <w:bCs w:val="0"/>
+          <w:color w:val="auto"/>
+          <w:sz w:val="26"/>
+          <w:szCs w:val="26"/>
+          <w:lang w:eastAsia="en-US" w:bidi="ar-SA"/>
+        </w:rPr>
+        <w:t>e</w:t>
+      </w:r>
+      <w:r>
+        <w:rPr>
+          <w:rFonts w:ascii="Verdana Pro" w:hAnsi="Verdana Pro" w:eastAsia="Verdana Pro" w:cs="Verdana Pro"/>
+          <w:b w:val="0"/>
+          <w:bCs w:val="0"/>
+          <w:color w:val="auto"/>
+          <w:sz w:val="26"/>
+          <w:szCs w:val="26"/>
+          <w:lang w:eastAsia="en-US" w:bidi="ar-SA"/>
+        </w:rPr>
+        <w:t xml:space="preserve">scala para serem analisados e ajudar </w:t>
+      </w:r>
+      <w:r>
+        <w:rPr>
+          <w:rFonts w:ascii="Verdana Pro" w:hAnsi="Verdana Pro" w:eastAsia="Verdana Pro" w:cs="Verdana Pro"/>
+          <w:b w:val="1"/>
+          <w:bCs w:val="1"/>
+          <w:color w:val="auto"/>
+          <w:sz w:val="26"/>
+          <w:szCs w:val="26"/>
+          <w:lang w:eastAsia="en-US" w:bidi="ar-SA"/>
+        </w:rPr>
+        <w:t>decisões</w:t>
+      </w:r>
+      <w:r>
+        <w:rPr>
+          <w:rFonts w:ascii="Verdana Pro" w:hAnsi="Verdana Pro" w:eastAsia="Verdana Pro" w:cs="Verdana Pro"/>
+          <w:b w:val="1"/>
+          <w:bCs w:val="1"/>
+          <w:color w:val="auto"/>
+          <w:sz w:val="26"/>
+          <w:szCs w:val="26"/>
+          <w:lang w:eastAsia="en-US" w:bidi="ar-SA"/>
+        </w:rPr>
+        <w:t xml:space="preserve"> no setor da saúde</w:t>
+      </w:r>
+      <w:r>
+        <w:rPr>
+          <w:rFonts w:ascii="Verdana Pro" w:hAnsi="Verdana Pro" w:eastAsia="Verdana Pro" w:cs="Verdana Pro"/>
+          <w:b w:val="0"/>
+          <w:bCs w:val="0"/>
+          <w:color w:val="auto"/>
+          <w:sz w:val="26"/>
+          <w:szCs w:val="26"/>
+          <w:lang w:eastAsia="en-US" w:bidi="ar-SA"/>
+        </w:rPr>
+        <w:t>.</w:t>
+      </w:r>
+      <w:r>
+        <w:rPr>
+          <w:rFonts w:ascii="Verdana Pro" w:hAnsi="Verdana Pro" w:eastAsia="Verdana Pro" w:cs="Verdana Pro"/>
+          <w:b w:val="0"/>
+          <w:bCs w:val="0"/>
+          <w:color w:val="auto"/>
+          <w:sz w:val="26"/>
+          <w:szCs w:val="26"/>
+          <w:lang w:eastAsia="en-US" w:bidi="ar-SA"/>
+        </w:rPr>
+        <w:t xml:space="preserve"> </w:t>
+      </w:r>
+      <w:r>
+        <w:tab/>
+      </w:r>
+      <w:r>
+        <w:tab/>
+      </w:r>
+      <w:r>
+        <w:tab/>
+      </w:r>
+      <w:r>
         <w:fldChar w:fldCharType="begin"/>
       </w:r>
       <w:r>
@@ -4745,64 +7513,1001 @@
           <w:rStyle w:val="Hyperlink"/>
           <w:lang w:val="en-US"/>
         </w:rPr>
-        <w:t>[1]</w:t>
+        <w:t>[6]</w:t>
       </w:r>
       <w:r>
         <w:fldChar w:fldCharType="end"/>
       </w:r>
-      <w:r>
-        <w:rPr>
-          <w:rStyle w:val="SubtleReference"/>
-          <w:b w:val="1"/>
-          <w:bCs w:val="1"/>
-          <w:i w:val="0"/>
-          <w:iCs w:val="0"/>
-          <w:sz w:val="24"/>
-          <w:szCs w:val="24"/>
-          <w:lang w:val="en-US"/>
+    </w:p>
+    <w:p xmlns:wp14="http://schemas.microsoft.com/office/word/2010/wordml" wp14:paraId="4F5BFDB1" wp14:textId="58DBBC9D">
+      <w:pPr>
+        <w:pStyle w:val="Normal"/>
+      </w:pPr>
+    </w:p>
+    <w:p xmlns:wp14="http://schemas.microsoft.com/office/word/2010/wordml" wp14:paraId="5C7DFE3A" wp14:textId="57B85CCA">
+      <w:pPr>
+        <w:pStyle w:val="Heading4"/>
+      </w:pPr>
+      <w:bookmarkStart w:name="_Toc439598473" w:id="101022117"/>
+      <w:r>
+        <w:rPr/>
+        <w:t>Oportunidades</w:t>
+      </w:r>
+      <w:bookmarkEnd w:id="101022117"/>
+    </w:p>
+    <w:p xmlns:wp14="http://schemas.microsoft.com/office/word/2010/wordml" wp14:paraId="2C86DB9A" wp14:textId="47E9136F">
+      <w:pPr>
+        <w:pStyle w:val="Normal"/>
+      </w:pPr>
+      <w:r>
+        <w:rPr/>
+        <w:t>A nossa solução de software tem oportunidades de se destacar das outras</w:t>
+      </w:r>
+      <w:r>
+        <w:rPr/>
+        <w:t xml:space="preserve"> em:</w:t>
+      </w:r>
+    </w:p>
+    <w:p xmlns:wp14="http://schemas.microsoft.com/office/word/2010/wordml" wp14:paraId="7AD8DEDE" wp14:textId="67B9FD10">
+      <w:pPr>
+        <w:pStyle w:val="Normal"/>
+        <w:rPr>
+          <w:rFonts w:ascii="Verdana Pro" w:hAnsi="Verdana Pro" w:eastAsia="Verdana Pro" w:cs="Verdana Pro"/>
+          <w:b w:val="0"/>
+          <w:bCs w:val="0"/>
+          <w:color w:val="auto"/>
+          <w:sz w:val="26"/>
+          <w:szCs w:val="26"/>
+          <w:lang w:eastAsia="en-US" w:bidi="ar-SA"/>
+        </w:rPr>
+      </w:pPr>
+      <w:r>
+        <w:rPr>
+          <w:rFonts w:ascii="Verdana Pro" w:hAnsi="Verdana Pro" w:eastAsia="Verdana Pro" w:cs="Verdana Pro"/>
+          <w:b w:val="1"/>
+          <w:bCs w:val="1"/>
+          <w:color w:val="FFFFFF" w:themeColor="background1" w:themeTint="FF" w:themeShade="FF"/>
+          <w:sz w:val="26"/>
+          <w:szCs w:val="26"/>
+          <w:highlight w:val="darkCyan"/>
+          <w:lang w:eastAsia="en-US" w:bidi="ar-SA"/>
+        </w:rPr>
+        <w:t>Inovação na Interface</w:t>
+      </w:r>
+      <w:r>
+        <w:rPr>
+          <w:rFonts w:ascii="Verdana Pro" w:hAnsi="Verdana Pro" w:eastAsia="Verdana Pro" w:cs="Verdana Pro"/>
+          <w:b w:val="0"/>
+          <w:bCs w:val="0"/>
+          <w:color w:val="auto"/>
+          <w:sz w:val="26"/>
+          <w:szCs w:val="26"/>
+          <w:lang w:eastAsia="en-US" w:bidi="ar-SA"/>
         </w:rPr>
         <w:t xml:space="preserve"> </w:t>
       </w:r>
       <w:r>
         <w:rPr>
-          <w:rStyle w:val="SubtleReference"/>
-          <w:b w:val="1"/>
-          <w:bCs w:val="1"/>
-          <w:i w:val="0"/>
-          <w:iCs w:val="0"/>
-          <w:sz w:val="24"/>
-          <w:szCs w:val="24"/>
-          <w:lang w:val="en-US"/>
-        </w:rPr>
-        <w:t>Medisafe</w:t>
-      </w:r>
-      <w:r>
-        <w:rPr>
-          <w:rStyle w:val="SubtleReference"/>
-          <w:b w:val="1"/>
-          <w:bCs w:val="1"/>
-          <w:i w:val="0"/>
-          <w:iCs w:val="0"/>
-          <w:sz w:val="24"/>
-          <w:szCs w:val="24"/>
-          <w:lang w:val="en-US"/>
-        </w:rPr>
-        <w:t xml:space="preserve"> App</w:t>
-      </w:r>
-      <w:r>
-        <w:rPr>
-          <w:rStyle w:val="SubtleReference"/>
-          <w:b w:val="1"/>
-          <w:bCs w:val="1"/>
-          <w:i w:val="0"/>
-          <w:iCs w:val="0"/>
-          <w:sz w:val="24"/>
-          <w:szCs w:val="24"/>
-          <w:lang w:val="en-US"/>
+          <w:rFonts w:ascii="Verdana Pro" w:hAnsi="Verdana Pro" w:eastAsia="Verdana Pro" w:cs="Verdana Pro"/>
+          <w:b w:val="0"/>
+          <w:bCs w:val="0"/>
+          <w:color w:val="auto"/>
+          <w:sz w:val="26"/>
+          <w:szCs w:val="26"/>
+          <w:lang w:eastAsia="en-US" w:bidi="ar-SA"/>
+        </w:rPr>
+        <w:t xml:space="preserve">que traz a possibilidade </w:t>
+      </w:r>
+      <w:r>
+        <w:rPr>
+          <w:rFonts w:ascii="Verdana Pro" w:hAnsi="Verdana Pro" w:eastAsia="Verdana Pro" w:cs="Verdana Pro"/>
+          <w:b w:val="1"/>
+          <w:bCs w:val="1"/>
+          <w:color w:val="auto"/>
+          <w:sz w:val="26"/>
+          <w:szCs w:val="26"/>
+          <w:lang w:eastAsia="en-US" w:bidi="ar-SA"/>
+        </w:rPr>
+        <w:t>interagir visualmente</w:t>
+      </w:r>
+      <w:r>
+        <w:rPr>
+          <w:rFonts w:ascii="Verdana Pro" w:hAnsi="Verdana Pro" w:eastAsia="Verdana Pro" w:cs="Verdana Pro"/>
+          <w:b w:val="0"/>
+          <w:bCs w:val="0"/>
+          <w:color w:val="auto"/>
+          <w:sz w:val="26"/>
+          <w:szCs w:val="26"/>
+          <w:lang w:eastAsia="en-US" w:bidi="ar-SA"/>
+        </w:rPr>
+        <w:t xml:space="preserve"> com, por exemplo, sistemas do corpo humano, para identificar patologias. Isto </w:t>
+      </w:r>
+      <w:r>
+        <w:rPr>
+          <w:rFonts w:ascii="Verdana Pro" w:hAnsi="Verdana Pro" w:eastAsia="Verdana Pro" w:cs="Verdana Pro"/>
+          <w:b w:val="1"/>
+          <w:bCs w:val="1"/>
+          <w:color w:val="auto"/>
+          <w:sz w:val="26"/>
+          <w:szCs w:val="26"/>
+          <w:lang w:eastAsia="en-US" w:bidi="ar-SA"/>
+        </w:rPr>
+        <w:t xml:space="preserve">facilita </w:t>
+      </w:r>
+      <w:r>
+        <w:rPr>
+          <w:rFonts w:ascii="Verdana Pro" w:hAnsi="Verdana Pro" w:eastAsia="Verdana Pro" w:cs="Verdana Pro"/>
+          <w:b w:val="1"/>
+          <w:bCs w:val="1"/>
+          <w:color w:val="auto"/>
+          <w:sz w:val="26"/>
+          <w:szCs w:val="26"/>
+          <w:lang w:eastAsia="en-US" w:bidi="ar-SA"/>
+        </w:rPr>
+        <w:t>a entrada de dados</w:t>
+      </w:r>
+      <w:r>
+        <w:rPr>
+          <w:rFonts w:ascii="Verdana Pro" w:hAnsi="Verdana Pro" w:eastAsia="Verdana Pro" w:cs="Verdana Pro"/>
+          <w:b w:val="0"/>
+          <w:bCs w:val="0"/>
+          <w:color w:val="auto"/>
+          <w:sz w:val="26"/>
+          <w:szCs w:val="26"/>
+          <w:lang w:eastAsia="en-US" w:bidi="ar-SA"/>
+        </w:rPr>
+        <w:t xml:space="preserve"> para utilizadores com baixa literacia digital e </w:t>
+      </w:r>
+      <w:r>
+        <w:rPr>
+          <w:rFonts w:ascii="Verdana Pro" w:hAnsi="Verdana Pro" w:eastAsia="Verdana Pro" w:cs="Verdana Pro"/>
+          <w:b w:val="1"/>
+          <w:bCs w:val="1"/>
+          <w:color w:val="auto"/>
+          <w:sz w:val="26"/>
+          <w:szCs w:val="26"/>
+          <w:lang w:eastAsia="en-US" w:bidi="ar-SA"/>
+        </w:rPr>
+        <w:t>melhora a experiência e satisfação geral</w:t>
+      </w:r>
+      <w:r>
+        <w:rPr>
+          <w:rFonts w:ascii="Verdana Pro" w:hAnsi="Verdana Pro" w:eastAsia="Verdana Pro" w:cs="Verdana Pro"/>
+          <w:b w:val="0"/>
+          <w:bCs w:val="0"/>
+          <w:color w:val="auto"/>
+          <w:sz w:val="26"/>
+          <w:szCs w:val="26"/>
+          <w:lang w:eastAsia="en-US" w:bidi="ar-SA"/>
+        </w:rPr>
+        <w:t xml:space="preserve"> com o </w:t>
+      </w:r>
+      <w:r>
+        <w:rPr>
+          <w:rFonts w:ascii="Verdana Pro" w:hAnsi="Verdana Pro" w:eastAsia="Verdana Pro" w:cs="Verdana Pro"/>
+          <w:b w:val="1"/>
+          <w:bCs w:val="1"/>
+          <w:color w:val="auto"/>
+          <w:sz w:val="26"/>
+          <w:szCs w:val="26"/>
+          <w:lang w:eastAsia="en-US" w:bidi="ar-SA"/>
+        </w:rPr>
+        <w:t xml:space="preserve">manuseamento </w:t>
+      </w:r>
+      <w:r>
+        <w:rPr>
+          <w:rFonts w:ascii="Verdana Pro" w:hAnsi="Verdana Pro" w:eastAsia="Verdana Pro" w:cs="Verdana Pro"/>
+          <w:b w:val="0"/>
+          <w:bCs w:val="0"/>
+          <w:color w:val="auto"/>
+          <w:sz w:val="26"/>
+          <w:szCs w:val="26"/>
+          <w:lang w:eastAsia="en-US" w:bidi="ar-SA"/>
+        </w:rPr>
+        <w:t>da app</w:t>
+      </w:r>
+      <w:r>
+        <w:rPr>
+          <w:rFonts w:ascii="Verdana Pro" w:hAnsi="Verdana Pro" w:eastAsia="Verdana Pro" w:cs="Verdana Pro"/>
+          <w:b w:val="0"/>
+          <w:bCs w:val="0"/>
+          <w:color w:val="auto"/>
+          <w:sz w:val="26"/>
+          <w:szCs w:val="26"/>
+          <w:lang w:eastAsia="en-US" w:bidi="ar-SA"/>
         </w:rPr>
         <w:t>.</w:t>
       </w:r>
-      <w:r>
+    </w:p>
+    <w:p xmlns:wp14="http://schemas.microsoft.com/office/word/2010/wordml" wp14:paraId="6F6F4AFF" wp14:textId="6C9C40D1">
+      <w:pPr>
+        <w:pStyle w:val="Normal"/>
+        <w:rPr>
+          <w:rFonts w:ascii="Verdana Pro" w:hAnsi="Verdana Pro" w:eastAsia="Verdana Pro" w:cs="Verdana Pro"/>
+          <w:b w:val="0"/>
+          <w:bCs w:val="0"/>
+          <w:color w:val="auto"/>
+          <w:sz w:val="26"/>
+          <w:szCs w:val="26"/>
+          <w:lang w:eastAsia="en-US" w:bidi="ar-SA"/>
+        </w:rPr>
+      </w:pPr>
+      <w:r>
+        <w:rPr>
+          <w:rFonts w:ascii="Verdana Pro" w:hAnsi="Verdana Pro" w:eastAsia="Verdana Pro" w:cs="Verdana Pro"/>
+          <w:b w:val="1"/>
+          <w:bCs w:val="1"/>
+          <w:color w:val="FFFFFF" w:themeColor="background1" w:themeTint="FF" w:themeShade="FF"/>
+          <w:sz w:val="26"/>
+          <w:szCs w:val="26"/>
+          <w:highlight w:val="darkCyan"/>
+          <w:lang w:eastAsia="en-US" w:bidi="ar-SA"/>
+        </w:rPr>
+        <w:t>Aquisição Multimodal de Dados</w:t>
+      </w:r>
+      <w:r>
+        <w:rPr>
+          <w:rFonts w:ascii="Verdana Pro" w:hAnsi="Verdana Pro" w:eastAsia="Verdana Pro" w:cs="Verdana Pro"/>
+          <w:b w:val="0"/>
+          <w:bCs w:val="0"/>
+          <w:color w:val="auto"/>
+          <w:sz w:val="26"/>
+          <w:szCs w:val="26"/>
+          <w:lang w:eastAsia="en-US" w:bidi="ar-SA"/>
+        </w:rPr>
+        <w:t xml:space="preserve"> que combina </w:t>
+      </w:r>
+      <w:r>
+        <w:rPr>
+          <w:rFonts w:ascii="Verdana Pro" w:hAnsi="Verdana Pro" w:eastAsia="Verdana Pro" w:cs="Verdana Pro"/>
+          <w:b w:val="1"/>
+          <w:bCs w:val="1"/>
+          <w:color w:val="auto"/>
+          <w:sz w:val="26"/>
+          <w:szCs w:val="26"/>
+          <w:lang w:eastAsia="en-US" w:bidi="ar-SA"/>
+        </w:rPr>
+        <w:t xml:space="preserve">visão </w:t>
+      </w:r>
+      <w:r>
+        <w:rPr>
+          <w:rFonts w:ascii="Verdana Pro" w:hAnsi="Verdana Pro" w:eastAsia="Verdana Pro" w:cs="Verdana Pro"/>
+          <w:b w:val="1"/>
+          <w:bCs w:val="1"/>
+          <w:color w:val="auto"/>
+          <w:sz w:val="26"/>
+          <w:szCs w:val="26"/>
+          <w:lang w:eastAsia="en-US" w:bidi="ar-SA"/>
+        </w:rPr>
+        <w:t xml:space="preserve">computacional </w:t>
+      </w:r>
+      <w:r>
+        <w:rPr>
+          <w:rFonts w:ascii="Verdana Pro" w:hAnsi="Verdana Pro" w:eastAsia="Verdana Pro" w:cs="Verdana Pro"/>
+          <w:b w:val="0"/>
+          <w:bCs w:val="0"/>
+          <w:color w:val="auto"/>
+          <w:sz w:val="26"/>
+          <w:szCs w:val="26"/>
+          <w:lang w:eastAsia="en-US" w:bidi="ar-SA"/>
+        </w:rPr>
+        <w:t xml:space="preserve">(VC) para embalagens, </w:t>
+      </w:r>
+      <w:r>
+        <w:rPr>
+          <w:rFonts w:ascii="Verdana Pro" w:hAnsi="Verdana Pro" w:eastAsia="Verdana Pro" w:cs="Verdana Pro"/>
+          <w:b w:val="1"/>
+          <w:bCs w:val="1"/>
+          <w:color w:val="auto"/>
+          <w:sz w:val="26"/>
+          <w:szCs w:val="26"/>
+          <w:lang w:eastAsia="en-US" w:bidi="ar-SA"/>
+        </w:rPr>
+        <w:t xml:space="preserve">OCR </w:t>
+      </w:r>
+      <w:r>
+        <w:rPr>
+          <w:rFonts w:ascii="Verdana Pro" w:hAnsi="Verdana Pro" w:eastAsia="Verdana Pro" w:cs="Verdana Pro"/>
+          <w:b w:val="0"/>
+          <w:bCs w:val="0"/>
+          <w:color w:val="auto"/>
+          <w:sz w:val="26"/>
+          <w:szCs w:val="26"/>
+          <w:lang w:eastAsia="en-US" w:bidi="ar-SA"/>
+        </w:rPr>
+        <w:t xml:space="preserve">para </w:t>
+      </w:r>
+      <w:r>
+        <w:rPr>
+          <w:rFonts w:ascii="Verdana Pro" w:hAnsi="Verdana Pro" w:eastAsia="Verdana Pro" w:cs="Verdana Pro"/>
+          <w:b w:val="0"/>
+          <w:bCs w:val="0"/>
+          <w:color w:val="auto"/>
+          <w:sz w:val="26"/>
+          <w:szCs w:val="26"/>
+          <w:lang w:eastAsia="en-US" w:bidi="ar-SA"/>
+        </w:rPr>
+        <w:t xml:space="preserve">receitas e </w:t>
+      </w:r>
+      <w:r>
+        <w:rPr>
+          <w:rFonts w:ascii="Verdana Pro" w:hAnsi="Verdana Pro" w:eastAsia="Verdana Pro" w:cs="Verdana Pro"/>
+          <w:b w:val="1"/>
+          <w:bCs w:val="1"/>
+          <w:color w:val="auto"/>
+          <w:sz w:val="26"/>
+          <w:szCs w:val="26"/>
+          <w:lang w:eastAsia="en-US" w:bidi="ar-SA"/>
+        </w:rPr>
+        <w:t>comandos de voz</w:t>
+      </w:r>
+      <w:r>
+        <w:rPr>
+          <w:rFonts w:ascii="Verdana Pro" w:hAnsi="Verdana Pro" w:eastAsia="Verdana Pro" w:cs="Verdana Pro"/>
+          <w:b w:val="0"/>
+          <w:bCs w:val="0"/>
+          <w:color w:val="auto"/>
+          <w:sz w:val="26"/>
+          <w:szCs w:val="26"/>
+          <w:lang w:eastAsia="en-US" w:bidi="ar-SA"/>
+        </w:rPr>
+        <w:t xml:space="preserve"> para sintomas, constitui uma </w:t>
+      </w:r>
+      <w:r>
+        <w:rPr>
+          <w:rFonts w:ascii="Verdana Pro" w:hAnsi="Verdana Pro" w:eastAsia="Verdana Pro" w:cs="Verdana Pro"/>
+          <w:b w:val="0"/>
+          <w:bCs w:val="0"/>
+          <w:color w:val="auto"/>
+          <w:sz w:val="26"/>
+          <w:szCs w:val="26"/>
+          <w:lang w:eastAsia="en-US" w:bidi="ar-SA"/>
+        </w:rPr>
+        <w:t>oportunidade</w:t>
+      </w:r>
+      <w:r>
+        <w:rPr>
+          <w:rFonts w:ascii="Verdana Pro" w:hAnsi="Verdana Pro" w:eastAsia="Verdana Pro" w:cs="Verdana Pro"/>
+          <w:b w:val="0"/>
+          <w:bCs w:val="0"/>
+          <w:color w:val="auto"/>
+          <w:sz w:val="26"/>
+          <w:szCs w:val="26"/>
+          <w:lang w:eastAsia="en-US" w:bidi="ar-SA"/>
+        </w:rPr>
+        <w:t xml:space="preserve"> de </w:t>
+      </w:r>
+      <w:r>
+        <w:rPr>
+          <w:rFonts w:ascii="Verdana Pro" w:hAnsi="Verdana Pro" w:eastAsia="Verdana Pro" w:cs="Verdana Pro"/>
+          <w:b w:val="1"/>
+          <w:bCs w:val="1"/>
+          <w:color w:val="auto"/>
+          <w:sz w:val="26"/>
+          <w:szCs w:val="26"/>
+          <w:lang w:eastAsia="en-US" w:bidi="ar-SA"/>
+        </w:rPr>
+        <w:t>facilita</w:t>
+      </w:r>
+      <w:r>
+        <w:rPr>
+          <w:rFonts w:ascii="Verdana Pro" w:hAnsi="Verdana Pro" w:eastAsia="Verdana Pro" w:cs="Verdana Pro"/>
+          <w:b w:val="1"/>
+          <w:bCs w:val="1"/>
+          <w:color w:val="auto"/>
+          <w:sz w:val="26"/>
+          <w:szCs w:val="26"/>
+          <w:lang w:eastAsia="en-US" w:bidi="ar-SA"/>
+        </w:rPr>
+        <w:t>r a introdução</w:t>
+      </w:r>
+      <w:r>
+        <w:rPr>
+          <w:rFonts w:ascii="Verdana Pro" w:hAnsi="Verdana Pro" w:eastAsia="Verdana Pro" w:cs="Verdana Pro"/>
+          <w:b w:val="0"/>
+          <w:bCs w:val="0"/>
+          <w:color w:val="auto"/>
+          <w:sz w:val="26"/>
+          <w:szCs w:val="26"/>
+          <w:lang w:eastAsia="en-US" w:bidi="ar-SA"/>
+        </w:rPr>
+        <w:t xml:space="preserve"> de dados e </w:t>
+      </w:r>
+      <w:r>
+        <w:rPr>
+          <w:rFonts w:ascii="Verdana Pro" w:hAnsi="Verdana Pro" w:eastAsia="Verdana Pro" w:cs="Verdana Pro"/>
+          <w:b w:val="1"/>
+          <w:bCs w:val="1"/>
+          <w:color w:val="auto"/>
+          <w:sz w:val="26"/>
+          <w:szCs w:val="26"/>
+          <w:lang w:eastAsia="en-US" w:bidi="ar-SA"/>
+        </w:rPr>
+        <w:t>reduzir o erro humano</w:t>
+      </w:r>
+      <w:r>
+        <w:rPr>
+          <w:rFonts w:ascii="Verdana Pro" w:hAnsi="Verdana Pro" w:eastAsia="Verdana Pro" w:cs="Verdana Pro"/>
+          <w:b w:val="0"/>
+          <w:bCs w:val="0"/>
+          <w:color w:val="auto"/>
+          <w:sz w:val="26"/>
+          <w:szCs w:val="26"/>
+          <w:lang w:eastAsia="en-US" w:bidi="ar-SA"/>
+        </w:rPr>
+        <w:t>.</w:t>
+      </w:r>
+    </w:p>
+    <w:p xmlns:wp14="http://schemas.microsoft.com/office/word/2010/wordml" wp14:paraId="74F83E75" wp14:textId="0EAB19D8">
+      <w:pPr>
+        <w:pStyle w:val="Normal"/>
+        <w:rPr>
+          <w:rFonts w:ascii="Verdana Pro" w:hAnsi="Verdana Pro" w:eastAsia="Verdana Pro" w:cs="Verdana Pro"/>
+          <w:b w:val="0"/>
+          <w:bCs w:val="0"/>
+          <w:color w:val="auto"/>
+          <w:sz w:val="26"/>
+          <w:szCs w:val="26"/>
+          <w:lang w:eastAsia="en-US" w:bidi="ar-SA"/>
+        </w:rPr>
+      </w:pPr>
+      <w:r>
+        <w:rPr>
+          <w:rFonts w:ascii="Verdana Pro" w:hAnsi="Verdana Pro" w:eastAsia="Verdana Pro" w:cs="Verdana Pro"/>
+          <w:b w:val="1"/>
+          <w:bCs w:val="1"/>
+          <w:color w:val="FFFFFF" w:themeColor="background1" w:themeTint="FF" w:themeShade="FF"/>
+          <w:sz w:val="26"/>
+          <w:szCs w:val="26"/>
+          <w:highlight w:val="darkCyan"/>
+          <w:lang w:eastAsia="en-US" w:bidi="ar-SA"/>
+        </w:rPr>
+        <w:t>Favorecer Lógica Educativa à Informativa</w:t>
+      </w:r>
+      <w:r>
+        <w:rPr>
+          <w:rFonts w:ascii="Verdana Pro" w:hAnsi="Verdana Pro" w:eastAsia="Verdana Pro" w:cs="Verdana Pro"/>
+          <w:b w:val="0"/>
+          <w:bCs w:val="0"/>
+          <w:color w:val="auto"/>
+          <w:sz w:val="26"/>
+          <w:szCs w:val="26"/>
+          <w:lang w:eastAsia="en-US" w:bidi="ar-SA"/>
+        </w:rPr>
+        <w:t xml:space="preserve"> que</w:t>
+      </w:r>
+      <w:r>
+        <w:rPr>
+          <w:rFonts w:ascii="Verdana Pro" w:hAnsi="Verdana Pro" w:eastAsia="Verdana Pro" w:cs="Verdana Pro"/>
+          <w:b w:val="0"/>
+          <w:bCs w:val="0"/>
+          <w:color w:val="auto"/>
+          <w:sz w:val="26"/>
+          <w:szCs w:val="26"/>
+          <w:lang w:eastAsia="en-US" w:bidi="ar-SA"/>
+        </w:rPr>
+        <w:t>, ao contrário de apps que funcionam apenas com a gestão de tom</w:t>
+      </w:r>
+      <w:r>
+        <w:rPr>
+          <w:rFonts w:ascii="Verdana Pro" w:hAnsi="Verdana Pro" w:eastAsia="Verdana Pro" w:cs="Verdana Pro"/>
+          <w:b w:val="0"/>
+          <w:bCs w:val="0"/>
+          <w:color w:val="auto"/>
+          <w:sz w:val="26"/>
+          <w:szCs w:val="26"/>
+          <w:lang w:eastAsia="en-US" w:bidi="ar-SA"/>
+        </w:rPr>
+        <w:t xml:space="preserve">as, tem a oportunidade de atuar como uma </w:t>
+      </w:r>
+      <w:r>
+        <w:rPr>
+          <w:rFonts w:ascii="Verdana Pro" w:hAnsi="Verdana Pro" w:eastAsia="Verdana Pro" w:cs="Verdana Pro"/>
+          <w:b w:val="1"/>
+          <w:bCs w:val="1"/>
+          <w:color w:val="auto"/>
+          <w:sz w:val="26"/>
+          <w:szCs w:val="26"/>
+          <w:lang w:eastAsia="en-US" w:bidi="ar-SA"/>
+        </w:rPr>
+        <w:t>ferramenta de literacia</w:t>
+      </w:r>
+      <w:r>
+        <w:rPr>
+          <w:rFonts w:ascii="Verdana Pro" w:hAnsi="Verdana Pro" w:eastAsia="Verdana Pro" w:cs="Verdana Pro"/>
+          <w:b w:val="0"/>
+          <w:bCs w:val="0"/>
+          <w:color w:val="auto"/>
+          <w:sz w:val="26"/>
+          <w:szCs w:val="26"/>
+          <w:lang w:eastAsia="en-US" w:bidi="ar-SA"/>
+        </w:rPr>
+        <w:t xml:space="preserve"> e explicar em linguagem clara</w:t>
+      </w:r>
+      <w:r>
+        <w:rPr>
+          <w:rFonts w:ascii="Verdana Pro" w:hAnsi="Verdana Pro" w:eastAsia="Verdana Pro" w:cs="Verdana Pro"/>
+          <w:b w:val="0"/>
+          <w:bCs w:val="0"/>
+          <w:color w:val="auto"/>
+          <w:sz w:val="26"/>
+          <w:szCs w:val="26"/>
+          <w:lang w:eastAsia="en-US" w:bidi="ar-SA"/>
+        </w:rPr>
+        <w:t>.</w:t>
+      </w:r>
+    </w:p>
+    <w:p xmlns:wp14="http://schemas.microsoft.com/office/word/2010/wordml" wp14:paraId="1ADBCE1E" wp14:textId="7423A2CE">
+      <w:pPr>
+        <w:pStyle w:val="Normal"/>
+      </w:pPr>
+    </w:p>
+    <w:p xmlns:wp14="http://schemas.microsoft.com/office/word/2010/wordml" wp14:paraId="52C120FF" wp14:textId="27209500">
+      <w:pPr>
+        <w:pStyle w:val="Heading3"/>
+      </w:pPr>
+      <w:bookmarkStart w:name="_Toc251396611" w:id="1502126920"/>
+      <w:r>
+        <w:rPr/>
+        <w:t>Conclusão e Considerações Finais</w:t>
+      </w:r>
+      <w:bookmarkEnd w:id="1502126920"/>
+    </w:p>
+    <w:p xmlns:wp14="http://schemas.microsoft.com/office/word/2010/wordml" wp14:paraId="62444356" wp14:textId="2709DBD3">
+      <w:pPr>
+        <w:pStyle w:val="Normal"/>
+      </w:pPr>
+    </w:p>
+    <w:p xmlns:wp14="http://schemas.microsoft.com/office/word/2010/wordml" wp14:paraId="3BAA2756" wp14:textId="126FB57C">
+      <w:pPr>
+        <w:pStyle w:val="Normal"/>
+      </w:pPr>
+      <w:r>
+        <w:rPr>
+          <w:rFonts w:ascii="Verdana Pro" w:hAnsi="Verdana Pro" w:eastAsia="Verdana Pro" w:cs="Verdana Pro"/>
+          <w:noProof w:val="0"/>
+          <w:sz w:val="26"/>
+          <w:szCs w:val="26"/>
+          <w:lang w:val="pt-PT"/>
+        </w:rPr>
+        <w:t xml:space="preserve">A investigação do estado da arte demonstra que, embora existam </w:t>
+      </w:r>
+      <w:r>
+        <w:rPr>
+          <w:rFonts w:ascii="Verdana Pro" w:hAnsi="Verdana Pro" w:eastAsia="Verdana Pro" w:cs="Verdana Pro"/>
+          <w:b w:val="1"/>
+          <w:bCs w:val="1"/>
+          <w:noProof w:val="0"/>
+          <w:sz w:val="26"/>
+          <w:szCs w:val="26"/>
+          <w:lang w:val="pt-PT"/>
+        </w:rPr>
+        <w:t xml:space="preserve">soluções </w:t>
+      </w:r>
+      <w:r>
+        <w:rPr>
+          <w:rFonts w:ascii="Verdana Pro" w:hAnsi="Verdana Pro" w:eastAsia="Verdana Pro" w:cs="Verdana Pro"/>
+          <w:b w:val="1"/>
+          <w:bCs w:val="1"/>
+          <w:noProof w:val="0"/>
+          <w:sz w:val="26"/>
+          <w:szCs w:val="26"/>
+          <w:lang w:val="pt-PT"/>
+        </w:rPr>
+        <w:t xml:space="preserve">consolidadas </w:t>
+      </w:r>
+      <w:r>
+        <w:rPr>
+          <w:rFonts w:ascii="Verdana Pro" w:hAnsi="Verdana Pro" w:eastAsia="Verdana Pro" w:cs="Verdana Pro"/>
+          <w:noProof w:val="0"/>
+          <w:sz w:val="26"/>
+          <w:szCs w:val="26"/>
+          <w:lang w:val="pt-PT"/>
+        </w:rPr>
+        <w:t xml:space="preserve">para a gestão da medicação, persiste uma </w:t>
+      </w:r>
+      <w:r>
+        <w:rPr>
+          <w:rFonts w:ascii="Verdana Pro" w:hAnsi="Verdana Pro" w:eastAsia="Verdana Pro" w:cs="Verdana Pro"/>
+          <w:b w:val="1"/>
+          <w:bCs w:val="1"/>
+          <w:noProof w:val="0"/>
+          <w:sz w:val="26"/>
+          <w:szCs w:val="26"/>
+          <w:lang w:val="pt-PT"/>
+        </w:rPr>
+        <w:t xml:space="preserve">lacuna </w:t>
+      </w:r>
+      <w:r>
+        <w:rPr>
+          <w:rFonts w:ascii="Verdana Pro" w:hAnsi="Verdana Pro" w:eastAsia="Verdana Pro" w:cs="Verdana Pro"/>
+          <w:b w:val="1"/>
+          <w:bCs w:val="1"/>
+          <w:noProof w:val="0"/>
+          <w:sz w:val="26"/>
+          <w:szCs w:val="26"/>
+          <w:lang w:val="pt-PT"/>
+        </w:rPr>
+        <w:t xml:space="preserve">significativa </w:t>
+      </w:r>
+      <w:r>
+        <w:rPr>
+          <w:rFonts w:ascii="Verdana Pro" w:hAnsi="Verdana Pro" w:eastAsia="Verdana Pro" w:cs="Verdana Pro"/>
+          <w:noProof w:val="0"/>
+          <w:sz w:val="26"/>
+          <w:szCs w:val="26"/>
+          <w:lang w:val="pt-PT"/>
+        </w:rPr>
+        <w:t xml:space="preserve">na tradução de dados clínicos complexos para o utente comum e na simplificação da introdução de dados. Enquanto ferramentas de mercado focam em lembretes e </w:t>
+      </w:r>
+      <w:r>
+        <w:rPr>
+          <w:rFonts w:ascii="Verdana Pro" w:hAnsi="Verdana Pro" w:eastAsia="Verdana Pro" w:cs="Verdana Pro"/>
+          <w:noProof w:val="0"/>
+          <w:sz w:val="26"/>
+          <w:szCs w:val="26"/>
+          <w:lang w:val="pt-PT"/>
+        </w:rPr>
+        <w:t>gamificação</w:t>
+      </w:r>
+      <w:r>
+        <w:rPr>
+          <w:rFonts w:ascii="Verdana Pro" w:hAnsi="Verdana Pro" w:eastAsia="Verdana Pro" w:cs="Verdana Pro"/>
+          <w:noProof w:val="0"/>
+          <w:sz w:val="26"/>
+          <w:szCs w:val="26"/>
+          <w:lang w:val="pt-PT"/>
+        </w:rPr>
+        <w:t xml:space="preserve"> para a adesão, </w:t>
+      </w:r>
+      <w:r>
+        <w:rPr>
+          <w:rFonts w:ascii="Verdana Pro" w:hAnsi="Verdana Pro" w:eastAsia="Verdana Pro" w:cs="Verdana Pro"/>
+          <w:b w:val="1"/>
+          <w:bCs w:val="1"/>
+          <w:noProof w:val="0"/>
+          <w:sz w:val="26"/>
+          <w:szCs w:val="26"/>
+          <w:lang w:val="pt-PT"/>
+        </w:rPr>
+        <w:t>sistemas de apoio à decisão clínica</w:t>
+      </w:r>
+      <w:r>
+        <w:rPr>
+          <w:rFonts w:ascii="Verdana Pro" w:hAnsi="Verdana Pro" w:eastAsia="Verdana Pro" w:cs="Verdana Pro"/>
+          <w:noProof w:val="0"/>
+          <w:sz w:val="26"/>
+          <w:szCs w:val="26"/>
+          <w:lang w:val="pt-PT"/>
+        </w:rPr>
+        <w:t xml:space="preserve"> permanecem, em parte, restritos a profissionais de saúde.</w:t>
+      </w:r>
+    </w:p>
+    <w:p xmlns:wp14="http://schemas.microsoft.com/office/word/2010/wordml" wp14:paraId="0F1BA3DE" wp14:textId="07402677">
+      <w:pPr>
+        <w:pStyle w:val="Normal"/>
+      </w:pPr>
+      <w:r>
+        <w:rPr>
+          <w:rFonts w:ascii="Verdana Pro" w:hAnsi="Verdana Pro" w:eastAsia="Verdana Pro" w:cs="Verdana Pro"/>
+          <w:noProof w:val="0"/>
+          <w:sz w:val="26"/>
+          <w:szCs w:val="26"/>
+          <w:lang w:val="pt-PT"/>
+        </w:rPr>
+        <w:t xml:space="preserve">Neste contexto, o </w:t>
+      </w:r>
+      <w:r>
+        <w:rPr>
+          <w:rFonts w:ascii="Verdana Pro" w:hAnsi="Verdana Pro" w:eastAsia="Verdana Pro" w:cs="Verdana Pro"/>
+          <w:b w:val="1"/>
+          <w:bCs w:val="1"/>
+          <w:noProof w:val="0"/>
+          <w:sz w:val="26"/>
+          <w:szCs w:val="26"/>
+          <w:lang w:val="pt-PT"/>
+        </w:rPr>
+        <w:t>SafeMed</w:t>
+      </w:r>
+      <w:r>
+        <w:rPr>
+          <w:rFonts w:ascii="Verdana Pro" w:hAnsi="Verdana Pro" w:eastAsia="Verdana Pro" w:cs="Verdana Pro"/>
+          <w:b w:val="1"/>
+          <w:bCs w:val="1"/>
+          <w:noProof w:val="0"/>
+          <w:sz w:val="26"/>
+          <w:szCs w:val="26"/>
+          <w:lang w:val="pt-PT"/>
+        </w:rPr>
+        <w:t xml:space="preserve"> </w:t>
+      </w:r>
+      <w:r>
+        <w:rPr>
+          <w:rFonts w:ascii="Verdana Pro" w:hAnsi="Verdana Pro" w:eastAsia="Verdana Pro" w:cs="Verdana Pro"/>
+          <w:noProof w:val="0"/>
+          <w:sz w:val="26"/>
+          <w:szCs w:val="26"/>
+          <w:lang w:val="pt-PT"/>
+        </w:rPr>
+        <w:t xml:space="preserve">posiciona-se como uma resposta a estes desafios, distinguindo-se por ser uma solução de software que pretende </w:t>
+      </w:r>
+      <w:r>
+        <w:rPr>
+          <w:rFonts w:ascii="Verdana Pro" w:hAnsi="Verdana Pro" w:eastAsia="Verdana Pro" w:cs="Verdana Pro"/>
+          <w:b w:val="1"/>
+          <w:bCs w:val="1"/>
+          <w:noProof w:val="0"/>
+          <w:sz w:val="26"/>
+          <w:szCs w:val="26"/>
+          <w:lang w:val="pt-PT"/>
+        </w:rPr>
+        <w:t>aproveitar todas as mais valias das soluções já presentes no mercado</w:t>
+      </w:r>
+      <w:r>
+        <w:rPr>
+          <w:rFonts w:ascii="Verdana Pro" w:hAnsi="Verdana Pro" w:eastAsia="Verdana Pro" w:cs="Verdana Pro"/>
+          <w:noProof w:val="0"/>
+          <w:sz w:val="26"/>
+          <w:szCs w:val="26"/>
+          <w:lang w:val="pt-PT"/>
+        </w:rPr>
+        <w:t xml:space="preserve"> e juntá-las com as </w:t>
+      </w:r>
+      <w:r>
+        <w:rPr>
+          <w:rFonts w:ascii="Verdana Pro" w:hAnsi="Verdana Pro" w:eastAsia="Verdana Pro" w:cs="Verdana Pro"/>
+          <w:b w:val="1"/>
+          <w:bCs w:val="1"/>
+          <w:noProof w:val="0"/>
+          <w:sz w:val="26"/>
+          <w:szCs w:val="26"/>
+          <w:lang w:val="pt-PT"/>
+        </w:rPr>
+        <w:t>ideias originais da app</w:t>
+      </w:r>
+      <w:r>
+        <w:rPr>
+          <w:rFonts w:ascii="Verdana Pro" w:hAnsi="Verdana Pro" w:eastAsia="Verdana Pro" w:cs="Verdana Pro"/>
+          <w:noProof w:val="0"/>
+          <w:sz w:val="26"/>
+          <w:szCs w:val="26"/>
+          <w:lang w:val="pt-PT"/>
+        </w:rPr>
+        <w:t xml:space="preserve">, num pacote compacto com a intenção de </w:t>
+      </w:r>
+      <w:r>
+        <w:rPr>
+          <w:rFonts w:ascii="Verdana Pro" w:hAnsi="Verdana Pro" w:eastAsia="Verdana Pro" w:cs="Verdana Pro"/>
+          <w:b w:val="1"/>
+          <w:bCs w:val="1"/>
+          <w:noProof w:val="0"/>
+          <w:sz w:val="26"/>
+          <w:szCs w:val="26"/>
+          <w:lang w:val="pt-PT"/>
+        </w:rPr>
+        <w:t xml:space="preserve">entregar </w:t>
+      </w:r>
+      <w:r>
+        <w:rPr>
+          <w:rFonts w:ascii="Verdana Pro" w:hAnsi="Verdana Pro" w:eastAsia="Verdana Pro" w:cs="Verdana Pro"/>
+          <w:noProof w:val="0"/>
+          <w:sz w:val="26"/>
+          <w:szCs w:val="26"/>
+          <w:lang w:val="pt-PT"/>
+        </w:rPr>
+        <w:t>a predileta do consumidor.</w:t>
+      </w:r>
+    </w:p>
+    <w:p xmlns:wp14="http://schemas.microsoft.com/office/word/2010/wordml" wp14:paraId="68167493" wp14:textId="16037D50">
+      <w:pPr>
+        <w:pStyle w:val="Normal"/>
+      </w:pPr>
+      <w:r>
+        <w:rPr>
+          <w:rFonts w:ascii="Verdana Pro" w:hAnsi="Verdana Pro" w:eastAsia="Verdana Pro" w:cs="Verdana Pro"/>
+          <w:noProof w:val="0"/>
+          <w:sz w:val="26"/>
+          <w:szCs w:val="26"/>
+          <w:lang w:val="pt-PT"/>
+        </w:rPr>
+        <w:t xml:space="preserve">Ao focar-se na </w:t>
+      </w:r>
+      <w:r>
+        <w:rPr>
+          <w:rFonts w:ascii="Verdana Pro" w:hAnsi="Verdana Pro" w:eastAsia="Verdana Pro" w:cs="Verdana Pro"/>
+          <w:b w:val="1"/>
+          <w:bCs w:val="1"/>
+          <w:noProof w:val="0"/>
+          <w:sz w:val="26"/>
+          <w:szCs w:val="26"/>
+          <w:lang w:val="pt-PT"/>
+        </w:rPr>
+        <w:t>literacia em saúde</w:t>
+      </w:r>
+      <w:r>
+        <w:rPr>
+          <w:rFonts w:ascii="Verdana Pro" w:hAnsi="Verdana Pro" w:eastAsia="Verdana Pro" w:cs="Verdana Pro"/>
+          <w:noProof w:val="0"/>
+          <w:sz w:val="26"/>
+          <w:szCs w:val="26"/>
+          <w:lang w:val="pt-PT"/>
+        </w:rPr>
+        <w:t xml:space="preserve"> e na </w:t>
+      </w:r>
+      <w:r>
+        <w:rPr>
+          <w:rFonts w:ascii="Verdana Pro" w:hAnsi="Verdana Pro" w:eastAsia="Verdana Pro" w:cs="Verdana Pro"/>
+          <w:b w:val="1"/>
+          <w:bCs w:val="1"/>
+          <w:noProof w:val="0"/>
+          <w:sz w:val="26"/>
+          <w:szCs w:val="26"/>
+          <w:lang w:val="pt-PT"/>
+        </w:rPr>
+        <w:t>personalização da análise de risco</w:t>
+      </w:r>
+      <w:r>
+        <w:rPr>
+          <w:rFonts w:ascii="Verdana Pro" w:hAnsi="Verdana Pro" w:eastAsia="Verdana Pro" w:cs="Verdana Pro"/>
+          <w:noProof w:val="0"/>
+          <w:sz w:val="26"/>
+          <w:szCs w:val="26"/>
+          <w:lang w:val="pt-PT"/>
+        </w:rPr>
+        <w:t xml:space="preserve"> através do perfil fisiopatológico, a solução não visa apenas a </w:t>
+      </w:r>
+      <w:r>
+        <w:rPr>
+          <w:rFonts w:ascii="Verdana Pro" w:hAnsi="Verdana Pro" w:eastAsia="Verdana Pro" w:cs="Verdana Pro"/>
+          <w:b w:val="1"/>
+          <w:bCs w:val="1"/>
+          <w:noProof w:val="0"/>
+          <w:sz w:val="26"/>
+          <w:szCs w:val="26"/>
+          <w:lang w:val="pt-PT"/>
+        </w:rPr>
+        <w:t>conformidade terapêutica</w:t>
+      </w:r>
+      <w:r>
+        <w:rPr>
+          <w:rFonts w:ascii="Verdana Pro" w:hAnsi="Verdana Pro" w:eastAsia="Verdana Pro" w:cs="Verdana Pro"/>
+          <w:noProof w:val="0"/>
+          <w:sz w:val="26"/>
+          <w:szCs w:val="26"/>
+          <w:lang w:val="pt-PT"/>
+        </w:rPr>
+        <w:t xml:space="preserve">, mas a </w:t>
+      </w:r>
+      <w:r>
+        <w:rPr>
+          <w:rFonts w:ascii="Verdana Pro" w:hAnsi="Verdana Pro" w:eastAsia="Verdana Pro" w:cs="Verdana Pro"/>
+          <w:b w:val="1"/>
+          <w:bCs w:val="1"/>
+          <w:noProof w:val="0"/>
+          <w:sz w:val="26"/>
+          <w:szCs w:val="26"/>
+          <w:lang w:val="pt-PT"/>
+        </w:rPr>
+        <w:t>capacitação do utilizador</w:t>
+      </w:r>
+      <w:r>
+        <w:rPr>
+          <w:rFonts w:ascii="Verdana Pro" w:hAnsi="Verdana Pro" w:eastAsia="Verdana Pro" w:cs="Verdana Pro"/>
+          <w:noProof w:val="0"/>
+          <w:sz w:val="26"/>
+          <w:szCs w:val="26"/>
+          <w:lang w:val="pt-PT"/>
+        </w:rPr>
+        <w:t>/paciente.</w:t>
+      </w:r>
+    </w:p>
+    <w:p xmlns:wp14="http://schemas.microsoft.com/office/word/2010/wordml" wp14:paraId="09673FF1" wp14:textId="1CBDD275">
+      <w:pPr>
+        <w:pStyle w:val="Normal"/>
+      </w:pPr>
+      <w:r>
+        <w:rPr>
+          <w:rFonts w:ascii="Verdana Pro" w:hAnsi="Verdana Pro" w:eastAsia="Verdana Pro" w:cs="Verdana Pro"/>
+          <w:noProof w:val="0"/>
+          <w:sz w:val="26"/>
+          <w:szCs w:val="26"/>
+          <w:lang w:val="pt-PT"/>
+        </w:rPr>
+        <w:t>A</w:t>
+      </w:r>
+      <w:r>
+        <w:rPr>
+          <w:rFonts w:ascii="Verdana Pro" w:hAnsi="Verdana Pro" w:eastAsia="Verdana Pro" w:cs="Verdana Pro"/>
+          <w:noProof w:val="0"/>
+          <w:sz w:val="26"/>
+          <w:szCs w:val="26"/>
+          <w:lang w:val="pt-PT"/>
+        </w:rPr>
+        <w:t xml:space="preserve"> convergência entre o rigor científico e a usabilidade centrada no utilizador valida o</w:t>
+      </w:r>
+      <w:r>
+        <w:rPr>
+          <w:rFonts w:ascii="Verdana Pro" w:hAnsi="Verdana Pro" w:eastAsia="Verdana Pro" w:cs="Verdana Pro"/>
+          <w:noProof w:val="0"/>
+          <w:sz w:val="26"/>
+          <w:szCs w:val="26"/>
+          <w:lang w:val="pt-PT"/>
+        </w:rPr>
+        <w:t xml:space="preserve"> </w:t>
+      </w:r>
+      <w:r>
+        <w:rPr>
+          <w:rFonts w:ascii="Verdana Pro" w:hAnsi="Verdana Pro" w:eastAsia="Verdana Pro" w:cs="Verdana Pro"/>
+          <w:b w:val="1"/>
+          <w:bCs w:val="1"/>
+          <w:noProof w:val="0"/>
+          <w:sz w:val="26"/>
+          <w:szCs w:val="26"/>
+          <w:lang w:val="pt-PT"/>
+        </w:rPr>
+        <w:t>SafeMe</w:t>
+      </w:r>
+      <w:r>
+        <w:rPr>
+          <w:rFonts w:ascii="Verdana Pro" w:hAnsi="Verdana Pro" w:eastAsia="Verdana Pro" w:cs="Verdana Pro"/>
+          <w:b w:val="1"/>
+          <w:bCs w:val="1"/>
+          <w:noProof w:val="0"/>
+          <w:sz w:val="26"/>
+          <w:szCs w:val="26"/>
+          <w:lang w:val="pt-PT"/>
+        </w:rPr>
+        <w:t>d</w:t>
+      </w:r>
+      <w:r>
+        <w:rPr>
+          <w:rFonts w:ascii="Verdana Pro" w:hAnsi="Verdana Pro" w:eastAsia="Verdana Pro" w:cs="Verdana Pro"/>
+          <w:b w:val="1"/>
+          <w:bCs w:val="1"/>
+          <w:noProof w:val="0"/>
+          <w:sz w:val="26"/>
+          <w:szCs w:val="26"/>
+          <w:lang w:val="pt-PT"/>
+        </w:rPr>
+        <w:t xml:space="preserve"> </w:t>
+      </w:r>
+      <w:r>
+        <w:rPr>
+          <w:rFonts w:ascii="Verdana Pro" w:hAnsi="Verdana Pro" w:eastAsia="Verdana Pro" w:cs="Verdana Pro"/>
+          <w:noProof w:val="0"/>
+          <w:sz w:val="26"/>
+          <w:szCs w:val="26"/>
+          <w:lang w:val="pt-PT"/>
+        </w:rPr>
+        <w:t>como uma ferramenta essencial para a redução de erros de medicação evitáveis no panorama atual.</w:t>
+      </w:r>
+    </w:p>
+    <w:p xmlns:wp14="http://schemas.microsoft.com/office/word/2010/wordml" wp14:paraId="364AAD16" wp14:textId="09666982">
+      <w:pPr>
+        <w:pStyle w:val="Normal"/>
+      </w:pPr>
+    </w:p>
+    <w:p xmlns:wp14="http://schemas.microsoft.com/office/word/2010/wordml" wp14:paraId="0D5A2BC0" wp14:textId="2D721987">
+      <w:pPr>
+        <w:pStyle w:val="Heading3"/>
+      </w:pPr>
+      <w:bookmarkStart w:name="_Referências" w:id="1540005188"/>
+      <w:bookmarkStart w:name="_Toc1287269778" w:id="399176476"/>
+      <w:r>
+        <w:rPr/>
+        <w:t>Referências</w:t>
+      </w:r>
+      <w:bookmarkEnd w:id="1540005188"/>
+      <w:bookmarkEnd w:id="399176476"/>
+    </w:p>
+    <w:p xmlns:wp14="http://schemas.microsoft.com/office/word/2010/wordml" wp14:paraId="5A3CBB2A" wp14:textId="65F56442">
+      <w:pPr>
+        <w:pStyle w:val="Normal"/>
+      </w:pPr>
+    </w:p>
+    <w:p xmlns:wp14="http://schemas.microsoft.com/office/word/2010/wordml" wp14:paraId="3BEDE30E" wp14:textId="1F3F9AB8">
+      <w:pPr>
+        <w:pStyle w:val="Normal"/>
         <w:rPr>
           <w:rStyle w:val="SubtleReference"/>
           <w:i w:val="0"/>
@@ -4811,7 +8516,77 @@
           <w:szCs w:val="24"/>
           <w:lang w:val="en-US"/>
         </w:rPr>
-        <w:t xml:space="preserve"> "</w:t>
+      </w:pPr>
+      <w:r>
+        <w:fldChar w:fldCharType="begin"/>
+      </w:r>
+      <w:r>
+        <w:instrText xml:space="preserve">HYPERLINK  \l  "_Referências" </w:instrText>
+      </w:r>
+      <w:r>
+        <w:fldChar w:fldCharType="separate"/>
+      </w:r>
+      <w:r>
+        <w:rPr>
+          <w:rStyle w:val="Hyperlink"/>
+          <w:lang w:val="en-US"/>
+        </w:rPr>
+        <w:t>[1]</w:t>
+      </w:r>
+      <w:r>
+        <w:fldChar w:fldCharType="end"/>
+      </w:r>
+      <w:r>
+        <w:rPr>
+          <w:rStyle w:val="SubtleReference"/>
+          <w:b w:val="1"/>
+          <w:bCs w:val="1"/>
+          <w:i w:val="0"/>
+          <w:iCs w:val="0"/>
+          <w:sz w:val="24"/>
+          <w:szCs w:val="24"/>
+          <w:lang w:val="en-US"/>
+        </w:rPr>
+        <w:t xml:space="preserve"> </w:t>
+      </w:r>
+      <w:r>
+        <w:rPr>
+          <w:rStyle w:val="SubtleReference"/>
+          <w:b w:val="1"/>
+          <w:bCs w:val="1"/>
+          <w:i w:val="0"/>
+          <w:iCs w:val="0"/>
+          <w:sz w:val="24"/>
+          <w:szCs w:val="24"/>
+          <w:lang w:val="en-US"/>
+        </w:rPr>
+        <w:t>Medisafe</w:t>
+      </w:r>
+      <w:r>
+        <w:rPr>
+          <w:rStyle w:val="SubtleReference"/>
+          <w:b w:val="1"/>
+          <w:bCs w:val="1"/>
+          <w:i w:val="0"/>
+          <w:iCs w:val="0"/>
+          <w:sz w:val="24"/>
+          <w:szCs w:val="24"/>
+          <w:lang w:val="en-US"/>
+        </w:rPr>
+        <w:t xml:space="preserve"> App</w:t>
+      </w:r>
+      <w:r>
+        <w:rPr>
+          <w:rStyle w:val="SubtleReference"/>
+          <w:b w:val="1"/>
+          <w:bCs w:val="1"/>
+          <w:i w:val="0"/>
+          <w:iCs w:val="0"/>
+          <w:sz w:val="24"/>
+          <w:szCs w:val="24"/>
+          <w:lang w:val="en-US"/>
+        </w:rPr>
+        <w:t>.</w:t>
       </w:r>
       <w:r>
         <w:rPr>
@@ -4822,7 +8597,7 @@
           <w:szCs w:val="24"/>
           <w:lang w:val="en-US"/>
         </w:rPr>
-        <w:t xml:space="preserve"> App Features - </w:t>
+        <w:t xml:space="preserve"> "</w:t>
       </w:r>
       <w:r>
         <w:rPr>
@@ -4833,7 +8608,7 @@
           <w:szCs w:val="24"/>
           <w:lang w:val="en-US"/>
         </w:rPr>
-        <w:t>MedisafeApp</w:t>
+        <w:t xml:space="preserve"> App Features - </w:t>
       </w:r>
       <w:r>
         <w:rPr>
@@ -4844,7 +8619,7 @@
           <w:szCs w:val="24"/>
           <w:lang w:val="en-US"/>
         </w:rPr>
-        <w:t xml:space="preserve"> </w:t>
+        <w:t>MedisafeApp</w:t>
       </w:r>
       <w:r>
         <w:rPr>
@@ -4855,7 +8630,7 @@
           <w:szCs w:val="24"/>
           <w:lang w:val="en-US"/>
         </w:rPr>
-        <w:t xml:space="preserve">". </w:t>
+        <w:t xml:space="preserve"> </w:t>
       </w:r>
       <w:r>
         <w:rPr>
@@ -4866,7 +8641,7 @@
           <w:szCs w:val="24"/>
           <w:lang w:val="en-US"/>
         </w:rPr>
-        <w:t>[</w:t>
+        <w:t xml:space="preserve">". </w:t>
       </w:r>
       <w:r>
         <w:rPr>
@@ -4877,7 +8652,7 @@
           <w:szCs w:val="24"/>
           <w:lang w:val="en-US"/>
         </w:rPr>
-        <w:t>Product Page</w:t>
+        <w:t>[</w:t>
       </w:r>
       <w:r>
         <w:rPr>
@@ -4888,7 +8663,7 @@
           <w:szCs w:val="24"/>
           <w:lang w:val="en-US"/>
         </w:rPr>
-        <w:t>].</w:t>
+        <w:t>Product Page</w:t>
       </w:r>
       <w:r>
         <w:rPr>
@@ -4899,18 +8674,7 @@
           <w:szCs w:val="24"/>
           <w:lang w:val="en-US"/>
         </w:rPr>
-        <w:t xml:space="preserve"> [Link: </w:t>
-      </w:r>
-      <w:r>
-        <w:rPr>
-          <w:rFonts w:ascii="Verdana Pro" w:hAnsi="Verdana Pro" w:eastAsia="Verdana Pro" w:cs="Verdana Pro"/>
-          <w:color w:val="467886"/>
-          <w:sz w:val="26"/>
-          <w:szCs w:val="26"/>
-          <w:u w:val="single"/>
-          <w:lang w:val="en-US" w:eastAsia="en-US" w:bidi="ar-SA"/>
-        </w:rPr>
-        <w:t>https://medisafeapp.com/pt/features/</w:t>
+        <w:t>].</w:t>
       </w:r>
       <w:r>
         <w:rPr>
@@ -4921,8 +8685,985 @@
           <w:szCs w:val="24"/>
           <w:lang w:val="en-US"/>
         </w:rPr>
+        <w:t xml:space="preserve"> [Link: </w:t>
+      </w:r>
+      <w:hyperlink r:id="Rd13206f43d7e4d9f">
+        <w:r>
+          <w:rPr>
+            <w:rStyle w:val="Hyperlink"/>
+            <w:rFonts w:ascii="Verdana Pro" w:hAnsi="Verdana Pro" w:eastAsia="Verdana Pro" w:cs="Verdana Pro"/>
+            <w:sz w:val="26"/>
+            <w:szCs w:val="26"/>
+            <w:lang w:val="en-US" w:eastAsia="en-US" w:bidi="ar-SA"/>
+          </w:rPr>
+          <w:t>https://medisafeapp.com/pt/features/</w:t>
+        </w:r>
+      </w:hyperlink>
+      <w:r>
+        <w:rPr>
+          <w:rStyle w:val="SubtleReference"/>
+          <w:i w:val="0"/>
+          <w:iCs w:val="0"/>
+          <w:sz w:val="24"/>
+          <w:szCs w:val="24"/>
+          <w:lang w:val="en-US"/>
+        </w:rPr>
         <w:t>]</w:t>
       </w:r>
+    </w:p>
+    <w:p xmlns:wp14="http://schemas.microsoft.com/office/word/2010/wordml" wp14:paraId="067C5BBF" wp14:textId="088EBF5E">
+      <w:pPr>
+        <w:pStyle w:val="Normal"/>
+        <w:rPr>
+          <w:rStyle w:val="SubtleReference"/>
+          <w:i w:val="0"/>
+          <w:iCs w:val="0"/>
+          <w:sz w:val="24"/>
+          <w:szCs w:val="24"/>
+          <w:lang w:val="pt-BR"/>
+        </w:rPr>
+      </w:pPr>
+      <w:r>
+        <w:fldChar w:fldCharType="begin"/>
+      </w:r>
+      <w:r>
+        <w:instrText xml:space="preserve">HYPERLINK  \l  "_Referências" </w:instrText>
+      </w:r>
+      <w:r>
+        <w:fldChar w:fldCharType="separate"/>
+      </w:r>
+      <w:r>
+        <w:rPr>
+          <w:rStyle w:val="Hyperlink"/>
+          <w:lang w:val="pt-BR"/>
+        </w:rPr>
+        <w:t>[2]</w:t>
+      </w:r>
+      <w:r>
+        <w:fldChar w:fldCharType="end"/>
+      </w:r>
+      <w:r>
+        <w:rPr>
+          <w:rStyle w:val="SubtleReference"/>
+          <w:b w:val="1"/>
+          <w:bCs w:val="1"/>
+          <w:i w:val="0"/>
+          <w:iCs w:val="0"/>
+          <w:sz w:val="24"/>
+          <w:szCs w:val="24"/>
+          <w:lang w:val="pt-BR"/>
+        </w:rPr>
+        <w:t xml:space="preserve"> </w:t>
+      </w:r>
+      <w:r>
+        <w:rPr>
+          <w:rStyle w:val="SubtleReference"/>
+          <w:b w:val="1"/>
+          <w:bCs w:val="1"/>
+          <w:i w:val="0"/>
+          <w:iCs w:val="0"/>
+          <w:sz w:val="24"/>
+          <w:szCs w:val="24"/>
+          <w:lang w:val="pt-BR"/>
+        </w:rPr>
+        <w:t>App_GestFarmaco App</w:t>
+      </w:r>
+      <w:r>
+        <w:rPr>
+          <w:rStyle w:val="SubtleReference"/>
+          <w:b w:val="1"/>
+          <w:bCs w:val="1"/>
+          <w:i w:val="0"/>
+          <w:iCs w:val="0"/>
+          <w:sz w:val="24"/>
+          <w:szCs w:val="24"/>
+          <w:lang w:val="pt-BR"/>
+        </w:rPr>
+        <w:t>.</w:t>
+      </w:r>
+      <w:r>
+        <w:rPr>
+          <w:rStyle w:val="SubtleReference"/>
+          <w:i w:val="0"/>
+          <w:iCs w:val="0"/>
+          <w:sz w:val="24"/>
+          <w:szCs w:val="24"/>
+          <w:lang w:val="pt-BR"/>
+        </w:rPr>
+        <w:t xml:space="preserve"> " </w:t>
+      </w:r>
+      <w:r>
+        <w:rPr>
+          <w:rStyle w:val="SubtleReference"/>
+          <w:i w:val="0"/>
+          <w:iCs w:val="0"/>
+          <w:sz w:val="24"/>
+          <w:szCs w:val="24"/>
+          <w:lang w:val="pt-BR"/>
+        </w:rPr>
+        <w:t>App_GestFarmaco: App Móvel de Gestão de Toma de Medicamentos</w:t>
+      </w:r>
+      <w:r>
+        <w:rPr>
+          <w:rStyle w:val="SubtleReference"/>
+          <w:i w:val="0"/>
+          <w:iCs w:val="0"/>
+          <w:sz w:val="24"/>
+          <w:szCs w:val="24"/>
+          <w:lang w:val="pt-BR"/>
+        </w:rPr>
+        <w:t xml:space="preserve"> ". [</w:t>
+      </w:r>
+      <w:r>
+        <w:rPr>
+          <w:rStyle w:val="SubtleReference"/>
+          <w:i w:val="0"/>
+          <w:iCs w:val="0"/>
+          <w:sz w:val="24"/>
+          <w:szCs w:val="24"/>
+          <w:lang w:val="pt-BR"/>
+        </w:rPr>
+        <w:t>Blog Post</w:t>
+      </w:r>
+      <w:r>
+        <w:rPr>
+          <w:rStyle w:val="SubtleReference"/>
+          <w:i w:val="0"/>
+          <w:iCs w:val="0"/>
+          <w:sz w:val="24"/>
+          <w:szCs w:val="24"/>
+          <w:lang w:val="pt-BR"/>
+        </w:rPr>
+        <w:t xml:space="preserve">]. [Link: </w:t>
+      </w:r>
+      <w:hyperlink r:id="R5e2b7f115fdc4848">
+        <w:r>
+          <w:rPr>
+            <w:rStyle w:val="Hyperlink"/>
+            <w:i w:val="0"/>
+            <w:iCs w:val="0"/>
+            <w:sz w:val="24"/>
+            <w:szCs w:val="24"/>
+            <w:lang w:val="pt-BR"/>
+          </w:rPr>
+          <w:t>https://www.compete2020.gov.pt/detalhe/detalhe/NL_App_GestFarmaco_40134</w:t>
+        </w:r>
+      </w:hyperlink>
+      <w:r>
+        <w:rPr>
+          <w:rStyle w:val="SubtleReference"/>
+          <w:i w:val="0"/>
+          <w:iCs w:val="0"/>
+          <w:sz w:val="24"/>
+          <w:szCs w:val="24"/>
+          <w:lang w:val="pt-BR"/>
+        </w:rPr>
+        <w:t>]</w:t>
+      </w:r>
+    </w:p>
+    <w:p xmlns:wp14="http://schemas.microsoft.com/office/word/2010/wordml" wp14:paraId="57B95000" wp14:textId="7CA3E563">
+      <w:pPr>
+        <w:pStyle w:val="Normal"/>
+        <w:rPr>
+          <w:rStyle w:val="SubtleReference"/>
+          <w:i w:val="0"/>
+          <w:iCs w:val="0"/>
+          <w:sz w:val="24"/>
+          <w:szCs w:val="24"/>
+          <w:lang w:val="pt-BR"/>
+        </w:rPr>
+      </w:pPr>
+      <w:r>
+        <w:fldChar w:fldCharType="begin"/>
+      </w:r>
+      <w:r>
+        <w:instrText xml:space="preserve">HYPERLINK  \l  "_Referências" </w:instrText>
+      </w:r>
+      <w:r>
+        <w:fldChar w:fldCharType="separate"/>
+      </w:r>
+      <w:r>
+        <w:rPr>
+          <w:rStyle w:val="Hyperlink"/>
+          <w:lang w:val="pt-BR"/>
+        </w:rPr>
+        <w:t>[</w:t>
+      </w:r>
+      <w:r>
+        <w:rPr>
+          <w:rStyle w:val="Hyperlink"/>
+          <w:lang w:val="pt-BR"/>
+        </w:rPr>
+        <w:t>3</w:t>
+      </w:r>
+      <w:r>
+        <w:rPr>
+          <w:rStyle w:val="Hyperlink"/>
+          <w:lang w:val="pt-BR"/>
+        </w:rPr>
+        <w:t>]</w:t>
+      </w:r>
+      <w:r>
+        <w:fldChar w:fldCharType="end"/>
+      </w:r>
+      <w:r>
+        <w:rPr>
+          <w:rStyle w:val="SubtleReference"/>
+          <w:b w:val="1"/>
+          <w:bCs w:val="1"/>
+          <w:i w:val="0"/>
+          <w:iCs w:val="0"/>
+          <w:sz w:val="24"/>
+          <w:szCs w:val="24"/>
+          <w:lang w:val="pt-BR"/>
+        </w:rPr>
+        <w:t xml:space="preserve"> </w:t>
+      </w:r>
+      <w:r>
+        <w:rPr>
+          <w:rStyle w:val="SubtleReference"/>
+          <w:b w:val="1"/>
+          <w:bCs w:val="1"/>
+          <w:i w:val="0"/>
+          <w:iCs w:val="0"/>
+          <w:sz w:val="24"/>
+          <w:szCs w:val="24"/>
+          <w:lang w:val="pt-BR"/>
+        </w:rPr>
+        <w:t>Simposium</w:t>
+      </w:r>
+      <w:r>
+        <w:rPr>
+          <w:rStyle w:val="SubtleReference"/>
+          <w:b w:val="1"/>
+          <w:bCs w:val="1"/>
+          <w:i w:val="0"/>
+          <w:iCs w:val="0"/>
+          <w:sz w:val="24"/>
+          <w:szCs w:val="24"/>
+          <w:lang w:val="pt-BR"/>
+        </w:rPr>
+        <w:t xml:space="preserve"> Digital Healthcare</w:t>
+      </w:r>
+      <w:r>
+        <w:rPr>
+          <w:rStyle w:val="SubtleReference"/>
+          <w:b w:val="1"/>
+          <w:bCs w:val="1"/>
+          <w:i w:val="0"/>
+          <w:iCs w:val="0"/>
+          <w:sz w:val="24"/>
+          <w:szCs w:val="24"/>
+          <w:lang w:val="pt-BR"/>
+        </w:rPr>
+        <w:t>.</w:t>
+      </w:r>
+      <w:r>
+        <w:rPr>
+          <w:rStyle w:val="SubtleReference"/>
+          <w:i w:val="0"/>
+          <w:iCs w:val="0"/>
+          <w:sz w:val="24"/>
+          <w:szCs w:val="24"/>
+          <w:lang w:val="pt-BR"/>
+        </w:rPr>
+        <w:t xml:space="preserve"> " </w:t>
+      </w:r>
+      <w:r>
+        <w:rPr>
+          <w:rStyle w:val="SubtleReference"/>
+          <w:i w:val="0"/>
+          <w:iCs w:val="0"/>
+          <w:sz w:val="24"/>
+          <w:szCs w:val="24"/>
+          <w:lang w:val="pt-BR"/>
+        </w:rPr>
+        <w:t>Simposium</w:t>
+      </w:r>
+      <w:r>
+        <w:rPr>
+          <w:rStyle w:val="SubtleReference"/>
+          <w:i w:val="0"/>
+          <w:iCs w:val="0"/>
+          <w:sz w:val="24"/>
+          <w:szCs w:val="24"/>
+          <w:lang w:val="pt-BR"/>
+        </w:rPr>
+        <w:t xml:space="preserve"> Digital Healthcare – Um portal inovador, inteligente e intuitivo exclusivo para profissionais de saúde</w:t>
+      </w:r>
+      <w:r>
+        <w:rPr>
+          <w:rStyle w:val="SubtleReference"/>
+          <w:i w:val="0"/>
+          <w:iCs w:val="0"/>
+          <w:sz w:val="24"/>
+          <w:szCs w:val="24"/>
+          <w:lang w:val="pt-BR"/>
+        </w:rPr>
+        <w:t xml:space="preserve"> </w:t>
+      </w:r>
+      <w:r>
+        <w:rPr>
+          <w:rStyle w:val="SubtleReference"/>
+          <w:i w:val="0"/>
+          <w:iCs w:val="0"/>
+          <w:sz w:val="24"/>
+          <w:szCs w:val="24"/>
+          <w:lang w:val="pt-BR"/>
+        </w:rPr>
+        <w:t>". [</w:t>
+      </w:r>
+      <w:r>
+        <w:rPr>
+          <w:rStyle w:val="SubtleReference"/>
+          <w:i w:val="0"/>
+          <w:iCs w:val="0"/>
+          <w:sz w:val="24"/>
+          <w:szCs w:val="24"/>
+          <w:lang w:val="pt-BR"/>
+        </w:rPr>
+        <w:t>Product</w:t>
+      </w:r>
+      <w:r>
+        <w:rPr>
+          <w:rStyle w:val="SubtleReference"/>
+          <w:i w:val="0"/>
+          <w:iCs w:val="0"/>
+          <w:sz w:val="24"/>
+          <w:szCs w:val="24"/>
+          <w:lang w:val="pt-BR"/>
+        </w:rPr>
+        <w:t xml:space="preserve"> Page]. [Link: </w:t>
+      </w:r>
+      <w:hyperlink r:id="Rc6e715ec39644541">
+        <w:r>
+          <w:rPr>
+            <w:rStyle w:val="Hyperlink"/>
+            <w:i w:val="0"/>
+            <w:iCs w:val="0"/>
+            <w:sz w:val="24"/>
+            <w:szCs w:val="24"/>
+            <w:lang w:val="pt-BR"/>
+          </w:rPr>
+          <w:t>https://www.simposium.pt/</w:t>
+        </w:r>
+      </w:hyperlink>
+      <w:r>
+        <w:rPr>
+          <w:rStyle w:val="SubtleReference"/>
+          <w:i w:val="0"/>
+          <w:iCs w:val="0"/>
+          <w:sz w:val="24"/>
+          <w:szCs w:val="24"/>
+          <w:lang w:val="pt-BR"/>
+        </w:rPr>
+        <w:t>]</w:t>
+      </w:r>
+    </w:p>
+    <w:p xmlns:wp14="http://schemas.microsoft.com/office/word/2010/wordml" wp14:paraId="61AE5B65" wp14:textId="01802484">
+      <w:pPr>
+        <w:pStyle w:val="Normal"/>
+        <w:rPr>
+          <w:rStyle w:val="SubtleReference"/>
+          <w:i w:val="0"/>
+          <w:iCs w:val="0"/>
+          <w:sz w:val="24"/>
+          <w:szCs w:val="24"/>
+          <w:lang w:val="en-US"/>
+        </w:rPr>
+      </w:pPr>
+      <w:r>
+        <w:fldChar w:fldCharType="begin"/>
+      </w:r>
+      <w:r>
+        <w:instrText xml:space="preserve">HYPERLINK  \l  "_Referências" </w:instrText>
+      </w:r>
+      <w:r>
+        <w:fldChar w:fldCharType="separate"/>
+      </w:r>
+      <w:r>
+        <w:rPr>
+          <w:rStyle w:val="Hyperlink"/>
+          <w:lang w:val="en-US"/>
+        </w:rPr>
+        <w:t>[4]</w:t>
+      </w:r>
+      <w:r>
+        <w:fldChar w:fldCharType="end"/>
+      </w:r>
+      <w:r>
+        <w:rPr>
+          <w:rStyle w:val="SubtleReference"/>
+          <w:b w:val="1"/>
+          <w:bCs w:val="1"/>
+          <w:i w:val="0"/>
+          <w:iCs w:val="0"/>
+          <w:sz w:val="24"/>
+          <w:szCs w:val="24"/>
+          <w:lang w:val="en-US"/>
+        </w:rPr>
+        <w:t xml:space="preserve"> </w:t>
+      </w:r>
+      <w:r>
+        <w:rPr>
+          <w:rStyle w:val="SubtleReference"/>
+          <w:b w:val="1"/>
+          <w:bCs w:val="1"/>
+          <w:i w:val="0"/>
+          <w:iCs w:val="0"/>
+          <w:sz w:val="24"/>
+          <w:szCs w:val="24"/>
+          <w:lang w:val="en-US"/>
+        </w:rPr>
+        <w:t>MyMedSchedule</w:t>
+      </w:r>
+      <w:r>
+        <w:rPr>
+          <w:rStyle w:val="SubtleReference"/>
+          <w:b w:val="1"/>
+          <w:bCs w:val="1"/>
+          <w:i w:val="0"/>
+          <w:iCs w:val="0"/>
+          <w:sz w:val="24"/>
+          <w:szCs w:val="24"/>
+          <w:lang w:val="en-US"/>
+        </w:rPr>
+        <w:t xml:space="preserve"> Plus</w:t>
+      </w:r>
+      <w:r>
+        <w:rPr>
+          <w:rStyle w:val="SubtleReference"/>
+          <w:b w:val="1"/>
+          <w:bCs w:val="1"/>
+          <w:i w:val="0"/>
+          <w:iCs w:val="0"/>
+          <w:sz w:val="24"/>
+          <w:szCs w:val="24"/>
+          <w:lang w:val="en-US"/>
+        </w:rPr>
+        <w:t xml:space="preserve"> App.</w:t>
+      </w:r>
+      <w:r>
+        <w:rPr>
+          <w:rStyle w:val="SubtleReference"/>
+          <w:i w:val="0"/>
+          <w:iCs w:val="0"/>
+          <w:sz w:val="24"/>
+          <w:szCs w:val="24"/>
+          <w:lang w:val="en-US"/>
+        </w:rPr>
+        <w:t xml:space="preserve"> " </w:t>
+      </w:r>
+      <w:r>
+        <w:rPr>
+          <w:rStyle w:val="SubtleReference"/>
+          <w:i w:val="0"/>
+          <w:iCs w:val="0"/>
+          <w:sz w:val="24"/>
+          <w:szCs w:val="24"/>
+          <w:lang w:val="en-US"/>
+        </w:rPr>
+        <w:t>MyMedSchedule</w:t>
+      </w:r>
+      <w:r>
+        <w:rPr>
+          <w:rStyle w:val="SubtleReference"/>
+          <w:i w:val="0"/>
+          <w:iCs w:val="0"/>
+          <w:sz w:val="24"/>
+          <w:szCs w:val="24"/>
+          <w:lang w:val="en-US"/>
+        </w:rPr>
+        <w:t xml:space="preserve"> Plus – Google Play App description and features</w:t>
+      </w:r>
+      <w:r>
+        <w:rPr>
+          <w:rStyle w:val="SubtleReference"/>
+          <w:i w:val="0"/>
+          <w:iCs w:val="0"/>
+          <w:sz w:val="24"/>
+          <w:szCs w:val="24"/>
+          <w:lang w:val="en-US"/>
+        </w:rPr>
+        <w:t xml:space="preserve"> ". [Product Page]. [Link: </w:t>
+      </w:r>
+      <w:hyperlink r:id="R092ba1cc906642bb">
+        <w:r>
+          <w:rPr>
+            <w:rStyle w:val="Hyperlink"/>
+            <w:i w:val="0"/>
+            <w:iCs w:val="0"/>
+            <w:sz w:val="24"/>
+            <w:szCs w:val="24"/>
+            <w:lang w:val="en-US"/>
+          </w:rPr>
+          <w:t>https://play.google.com/store/apps/details?id=com.medactionplan.mymedscheduleplus&amp;hl=pt_PT&amp;pli=1</w:t>
+        </w:r>
+      </w:hyperlink>
+      <w:r>
+        <w:rPr>
+          <w:rStyle w:val="SubtleReference"/>
+          <w:i w:val="0"/>
+          <w:iCs w:val="0"/>
+          <w:sz w:val="24"/>
+          <w:szCs w:val="24"/>
+          <w:lang w:val="en-US"/>
+        </w:rPr>
+        <w:t>]</w:t>
+      </w:r>
+    </w:p>
+    <w:p xmlns:wp14="http://schemas.microsoft.com/office/word/2010/wordml" wp14:paraId="08158B0C" wp14:textId="7DCB6E59">
+      <w:pPr>
+        <w:pStyle w:val="Normal"/>
+        <w:rPr>
+          <w:rStyle w:val="SubtleReference"/>
+          <w:i w:val="0"/>
+          <w:iCs w:val="0"/>
+          <w:sz w:val="24"/>
+          <w:szCs w:val="24"/>
+          <w:lang w:val="en-US"/>
+        </w:rPr>
+      </w:pPr>
+      <w:r>
+        <w:fldChar w:fldCharType="begin"/>
+      </w:r>
+      <w:r>
+        <w:instrText xml:space="preserve">HYPERLINK  \l  "_Referências" </w:instrText>
+      </w:r>
+      <w:r>
+        <w:fldChar w:fldCharType="separate"/>
+      </w:r>
+      <w:r>
+        <w:rPr>
+          <w:rStyle w:val="Hyperlink"/>
+          <w:lang w:val="en-US"/>
+        </w:rPr>
+        <w:t>[5]</w:t>
+      </w:r>
+      <w:r>
+        <w:fldChar w:fldCharType="end"/>
+      </w:r>
+      <w:r>
+        <w:rPr>
+          <w:rStyle w:val="SubtleReference"/>
+          <w:b w:val="1"/>
+          <w:bCs w:val="1"/>
+          <w:i w:val="0"/>
+          <w:iCs w:val="0"/>
+          <w:sz w:val="24"/>
+          <w:szCs w:val="24"/>
+          <w:lang w:val="en-US"/>
+        </w:rPr>
+        <w:t xml:space="preserve"> </w:t>
+      </w:r>
+      <w:r>
+        <w:rPr>
+          <w:rStyle w:val="SubtleReference"/>
+          <w:b w:val="1"/>
+          <w:bCs w:val="1"/>
+          <w:i w:val="0"/>
+          <w:iCs w:val="0"/>
+          <w:sz w:val="24"/>
+          <w:szCs w:val="24"/>
+          <w:lang w:val="en-US"/>
+        </w:rPr>
+        <w:t>M</w:t>
+      </w:r>
+      <w:r>
+        <w:rPr>
+          <w:rStyle w:val="SubtleReference"/>
+          <w:b w:val="1"/>
+          <w:bCs w:val="1"/>
+          <w:i w:val="0"/>
+          <w:iCs w:val="0"/>
+          <w:sz w:val="24"/>
+          <w:szCs w:val="24"/>
+          <w:lang w:val="en-US"/>
+        </w:rPr>
+        <w:t>ango Health</w:t>
+      </w:r>
+      <w:r>
+        <w:rPr>
+          <w:rStyle w:val="SubtleReference"/>
+          <w:b w:val="1"/>
+          <w:bCs w:val="1"/>
+          <w:i w:val="0"/>
+          <w:iCs w:val="0"/>
+          <w:sz w:val="24"/>
+          <w:szCs w:val="24"/>
+          <w:lang w:val="en-US"/>
+        </w:rPr>
+        <w:t xml:space="preserve"> A</w:t>
+      </w:r>
+      <w:r>
+        <w:rPr>
+          <w:rStyle w:val="SubtleReference"/>
+          <w:b w:val="1"/>
+          <w:bCs w:val="1"/>
+          <w:i w:val="0"/>
+          <w:iCs w:val="0"/>
+          <w:sz w:val="24"/>
+          <w:szCs w:val="24"/>
+          <w:lang w:val="en-US"/>
+        </w:rPr>
+        <w:t>pp</w:t>
+      </w:r>
+      <w:r>
+        <w:rPr>
+          <w:rStyle w:val="SubtleReference"/>
+          <w:b w:val="1"/>
+          <w:bCs w:val="1"/>
+          <w:i w:val="0"/>
+          <w:iCs w:val="0"/>
+          <w:sz w:val="24"/>
+          <w:szCs w:val="24"/>
+          <w:lang w:val="en-US"/>
+        </w:rPr>
+        <w:t>.</w:t>
+      </w:r>
+      <w:r>
+        <w:rPr>
+          <w:rStyle w:val="SubtleReference"/>
+          <w:i w:val="0"/>
+          <w:iCs w:val="0"/>
+          <w:sz w:val="24"/>
+          <w:szCs w:val="24"/>
+          <w:lang w:val="en-US"/>
+        </w:rPr>
+        <w:t xml:space="preserve"> </w:t>
+      </w:r>
+      <w:r>
+        <w:rPr>
+          <w:rStyle w:val="SubtleReference"/>
+          <w:i w:val="0"/>
+          <w:iCs w:val="0"/>
+          <w:sz w:val="24"/>
+          <w:szCs w:val="24"/>
+          <w:lang w:val="en-US"/>
+        </w:rPr>
+        <w:t xml:space="preserve">" </w:t>
+      </w:r>
+      <w:r>
+        <w:rPr>
+          <w:rStyle w:val="SubtleReference"/>
+          <w:i w:val="0"/>
+          <w:iCs w:val="0"/>
+          <w:sz w:val="24"/>
+          <w:szCs w:val="24"/>
+          <w:lang w:val="en-US"/>
+        </w:rPr>
+        <w:t>Mango</w:t>
+      </w:r>
+      <w:r>
+        <w:rPr>
+          <w:rStyle w:val="SubtleReference"/>
+          <w:i w:val="0"/>
+          <w:iCs w:val="0"/>
+          <w:sz w:val="24"/>
+          <w:szCs w:val="24"/>
+          <w:lang w:val="en-US"/>
+        </w:rPr>
+        <w:t xml:space="preserve"> Health gamifies medication adherence</w:t>
+      </w:r>
+      <w:r>
+        <w:rPr>
+          <w:rStyle w:val="SubtleReference"/>
+          <w:i w:val="0"/>
+          <w:iCs w:val="0"/>
+          <w:sz w:val="24"/>
+          <w:szCs w:val="24"/>
+          <w:lang w:val="en-US"/>
+        </w:rPr>
+        <w:t xml:space="preserve"> ". [</w:t>
+      </w:r>
+      <w:r>
+        <w:rPr>
+          <w:rStyle w:val="SubtleReference"/>
+          <w:i w:val="0"/>
+          <w:iCs w:val="0"/>
+          <w:sz w:val="24"/>
+          <w:szCs w:val="24"/>
+          <w:lang w:val="en-US"/>
+        </w:rPr>
+        <w:t>Blog Post</w:t>
+      </w:r>
+      <w:r>
+        <w:rPr>
+          <w:rStyle w:val="SubtleReference"/>
+          <w:i w:val="0"/>
+          <w:iCs w:val="0"/>
+          <w:sz w:val="24"/>
+          <w:szCs w:val="24"/>
+          <w:lang w:val="en-US"/>
+        </w:rPr>
+        <w:t xml:space="preserve">]. [Link: </w:t>
+      </w:r>
+      <w:hyperlink r:id="R3136d39aa99f40c7">
+        <w:r>
+          <w:rPr>
+            <w:rStyle w:val="Hyperlink"/>
+            <w:i w:val="0"/>
+            <w:iCs w:val="0"/>
+            <w:sz w:val="24"/>
+            <w:szCs w:val="24"/>
+            <w:lang w:val="en-US"/>
+          </w:rPr>
+          <w:t>https://www.mobihealthnews.com/21416/mango-health-takes-aim-at-medication-adherence-with-game-design-principles/</w:t>
+        </w:r>
+      </w:hyperlink>
+      <w:r>
+        <w:rPr>
+          <w:rStyle w:val="SubtleReference"/>
+          <w:i w:val="0"/>
+          <w:iCs w:val="0"/>
+          <w:sz w:val="24"/>
+          <w:szCs w:val="24"/>
+          <w:lang w:val="en-US"/>
+        </w:rPr>
+        <w:t xml:space="preserve">, </w:t>
+      </w:r>
+      <w:hyperlink r:id="R52fbed1fb4f4469a">
+        <w:r>
+          <w:rPr>
+            <w:rStyle w:val="Hyperlink"/>
+            <w:i w:val="0"/>
+            <w:iCs w:val="0"/>
+            <w:sz w:val="24"/>
+            <w:szCs w:val="24"/>
+            <w:lang w:val="en-US"/>
+          </w:rPr>
+          <w:t>https://groups.google.com/g/notablenotes/c/JTZxJ4dY3-s</w:t>
+        </w:r>
+      </w:hyperlink>
+      <w:r>
+        <w:rPr>
+          <w:rStyle w:val="SubtleReference"/>
+          <w:i w:val="0"/>
+          <w:iCs w:val="0"/>
+          <w:sz w:val="24"/>
+          <w:szCs w:val="24"/>
+          <w:lang w:val="en-US"/>
+        </w:rPr>
+        <w:t>]</w:t>
+      </w:r>
+    </w:p>
+    <w:p xmlns:wp14="http://schemas.microsoft.com/office/word/2010/wordml" wp14:paraId="55EB4411" wp14:textId="0653B4F4">
+      <w:pPr>
+        <w:pStyle w:val="Normal"/>
+        <w:rPr>
+          <w:rStyle w:val="SubtleReference"/>
+          <w:i w:val="0"/>
+          <w:iCs w:val="0"/>
+          <w:sz w:val="24"/>
+          <w:szCs w:val="24"/>
+          <w:lang w:val="en-US"/>
+        </w:rPr>
+      </w:pPr>
+      <w:r>
+        <w:fldChar w:fldCharType="begin"/>
+      </w:r>
+      <w:r>
+        <w:instrText xml:space="preserve">HYPERLINK  \l  "_Referências" </w:instrText>
+      </w:r>
+      <w:r>
+        <w:fldChar w:fldCharType="separate"/>
+      </w:r>
+      <w:r>
+        <w:rPr>
+          <w:rStyle w:val="Hyperlink"/>
+          <w:lang w:val="en-US"/>
+        </w:rPr>
+        <w:t>[6]</w:t>
+      </w:r>
+      <w:r>
+        <w:fldChar w:fldCharType="end"/>
+      </w:r>
+      <w:r>
+        <w:rPr>
+          <w:rStyle w:val="SubtleReference"/>
+          <w:b w:val="1"/>
+          <w:bCs w:val="1"/>
+          <w:i w:val="0"/>
+          <w:iCs w:val="0"/>
+          <w:sz w:val="24"/>
+          <w:szCs w:val="24"/>
+          <w:lang w:val="en-US"/>
+        </w:rPr>
+        <w:t xml:space="preserve"> Ethics of Collected Patient Data </w:t>
+      </w:r>
+      <w:r>
+        <w:rPr>
+          <w:rStyle w:val="SubtleReference"/>
+          <w:b w:val="1"/>
+          <w:bCs w:val="1"/>
+          <w:i w:val="0"/>
+          <w:iCs w:val="0"/>
+          <w:sz w:val="24"/>
+          <w:szCs w:val="24"/>
+          <w:lang w:val="en-US"/>
+        </w:rPr>
+        <w:t>for</w:t>
+      </w:r>
+      <w:r>
+        <w:rPr>
+          <w:rStyle w:val="SubtleReference"/>
+          <w:b w:val="1"/>
+          <w:bCs w:val="1"/>
+          <w:i w:val="0"/>
+          <w:iCs w:val="0"/>
+          <w:sz w:val="24"/>
+          <w:szCs w:val="24"/>
+          <w:lang w:val="en-US"/>
+        </w:rPr>
+        <w:t xml:space="preserve"> AI Development.</w:t>
+      </w:r>
+      <w:r>
+        <w:rPr>
+          <w:rStyle w:val="SubtleReference"/>
+          <w:i w:val="0"/>
+          <w:iCs w:val="0"/>
+          <w:sz w:val="24"/>
+          <w:szCs w:val="24"/>
+          <w:lang w:val="en-US"/>
+        </w:rPr>
+        <w:t xml:space="preserve"> " </w:t>
+      </w:r>
+      <w:r>
+        <w:rPr>
+          <w:rStyle w:val="SubtleReference"/>
+          <w:i w:val="0"/>
+          <w:iCs w:val="0"/>
+          <w:sz w:val="24"/>
+          <w:szCs w:val="24"/>
+          <w:lang w:val="en-US"/>
+        </w:rPr>
+        <w:t xml:space="preserve">The Ethics of Leveraging Routinely Collected Patient Data for AI Development: Mixed Methods </w:t>
+      </w:r>
+      <w:r>
+        <w:rPr>
+          <w:rStyle w:val="SubtleReference"/>
+          <w:i w:val="0"/>
+          <w:iCs w:val="0"/>
+          <w:sz w:val="24"/>
+          <w:szCs w:val="24"/>
+          <w:lang w:val="en-US"/>
+        </w:rPr>
+        <w:t>Study</w:t>
+      </w:r>
+      <w:r>
+        <w:rPr>
+          <w:rStyle w:val="SubtleReference"/>
+          <w:i w:val="0"/>
+          <w:iCs w:val="0"/>
+          <w:sz w:val="24"/>
+          <w:szCs w:val="24"/>
+          <w:lang w:val="en-US"/>
+        </w:rPr>
+        <w:t xml:space="preserve"> ".</w:t>
+      </w:r>
+      <w:r>
+        <w:rPr>
+          <w:rStyle w:val="SubtleReference"/>
+          <w:i w:val="0"/>
+          <w:iCs w:val="0"/>
+          <w:sz w:val="24"/>
+          <w:szCs w:val="24"/>
+          <w:lang w:val="en-US"/>
+        </w:rPr>
+        <w:t xml:space="preserve"> </w:t>
+      </w:r>
+      <w:r>
+        <w:rPr>
+          <w:rStyle w:val="SubtleReference"/>
+          <w:i w:val="0"/>
+          <w:iCs w:val="0"/>
+          <w:sz w:val="24"/>
+          <w:szCs w:val="24"/>
+          <w:lang w:val="en-US"/>
+        </w:rPr>
+        <w:t>[</w:t>
+      </w:r>
+      <w:r>
+        <w:rPr>
+          <w:rStyle w:val="SubtleReference"/>
+          <w:i w:val="0"/>
+          <w:iCs w:val="0"/>
+          <w:sz w:val="24"/>
+          <w:szCs w:val="24"/>
+          <w:lang w:val="en-US"/>
+        </w:rPr>
+        <w:t>Original Paper</w:t>
+      </w:r>
+      <w:r>
+        <w:rPr>
+          <w:rStyle w:val="SubtleReference"/>
+          <w:i w:val="0"/>
+          <w:iCs w:val="0"/>
+          <w:sz w:val="24"/>
+          <w:szCs w:val="24"/>
+          <w:lang w:val="en-US"/>
+        </w:rPr>
+        <w:t>].</w:t>
+      </w:r>
+      <w:r>
+        <w:rPr>
+          <w:rStyle w:val="SubtleReference"/>
+          <w:i w:val="0"/>
+          <w:iCs w:val="0"/>
+          <w:sz w:val="24"/>
+          <w:szCs w:val="24"/>
+          <w:lang w:val="en-US"/>
+        </w:rPr>
+        <w:t xml:space="preserve"> [Link: </w:t>
+      </w:r>
+      <w:r>
+        <w:rPr>
+          <w:rFonts w:ascii="Verdana Pro" w:hAnsi="Verdana Pro" w:eastAsia="Verdana Pro" w:cs="Verdana Pro"/>
+          <w:color w:val="467886"/>
+          <w:sz w:val="26"/>
+          <w:szCs w:val="26"/>
+          <w:u w:val="single"/>
+          <w:lang w:val="en-US" w:eastAsia="en-US" w:bidi="ar-SA"/>
+        </w:rPr>
+        <w:t>https://www.jmir.org/2026/1/e79863/PDF</w:t>
+      </w:r>
+      <w:r>
+        <w:rPr>
+          <w:rStyle w:val="SubtleReference"/>
+          <w:i w:val="0"/>
+          <w:iCs w:val="0"/>
+          <w:sz w:val="24"/>
+          <w:szCs w:val="24"/>
+          <w:lang w:val="en-US"/>
+        </w:rPr>
+        <w:t>]</w:t>
+      </w:r>
+    </w:p>
+    <w:p xmlns:wp14="http://schemas.microsoft.com/office/word/2010/wordml" wp14:paraId="633BC4A8" wp14:textId="37F9F8C7">
+      <w:pPr>
+        <w:pStyle w:val="Normal"/>
+        <w:rPr>
+          <w:rStyle w:val="SubtleReference"/>
+          <w:i w:val="0"/>
+          <w:iCs w:val="0"/>
+          <w:sz w:val="24"/>
+          <w:szCs w:val="24"/>
+          <w:lang w:val="en-US"/>
+        </w:rPr>
+      </w:pPr>
+    </w:p>
+    <w:p>
+      <w:pPr>
+        <w:pStyle w:val="Normal"/>
+        <w:rPr>
+          <w:rStyle w:val="SubtleReference"/>
+          <w:i w:val="0"/>
+          <w:iCs w:val="0"/>
+          <w:sz w:val="24"/>
+          <w:szCs w:val="24"/>
+          <w:lang w:val="en-US"/>
+        </w:rPr>
+      </w:pPr>
     </w:p>
     <w:sectPr>
       <w:pgSz w:w="11906" w:h="16838" w:orient="portrait"/>
@@ -5717,7 +10458,7 @@
     <w:uiPriority w:val="0"/>
     <w:name w:val="Normal"/>
     <w:qFormat/>
-    <w:rsid w:val="618EA67B"/>
+    <w:rsid w:val="55DE9889"/>
     <w:rPr>
       <w:rFonts w:ascii="Verdana Pro" w:hAnsi="Verdana Pro" w:eastAsia="Verdana Pro" w:cs="Verdana Pro"/>
       <w:noProof w:val="0"/>
@@ -5758,7 +10499,7 @@
     <w:name w:val="header"/>
     <w:basedOn w:val="Normal"/>
     <w:unhideWhenUsed/>
-    <w:rsid w:val="618EA67B"/>
+    <w:rsid w:val="55DE9889"/>
     <w:pPr>
       <w:tabs>
         <w:tab w:val="center" w:leader="none" w:pos="4680"/>
@@ -5772,7 +10513,7 @@
     <w:name w:val="footer"/>
     <w:basedOn w:val="Normal"/>
     <w:unhideWhenUsed/>
-    <w:rsid w:val="618EA67B"/>
+    <w:rsid w:val="55DE9889"/>
     <w:pPr>
       <w:tabs>
         <w:tab w:val="center" w:leader="none" w:pos="4680"/>
@@ -5813,7 +10554,7 @@
     <w:basedOn w:val="Normal"/>
     <w:next w:val="Normal"/>
     <w:qFormat/>
-    <w:rsid w:val="618EA67B"/>
+    <w:rsid w:val="55DE9889"/>
     <w:rPr>
       <w:color w:val="C00000"/>
       <w:sz w:val="64"/>
@@ -5830,7 +10571,7 @@
     <w:name w:val="Heading 1 Char"/>
     <w:basedOn w:val="DefaultParagraphFont"/>
     <w:link w:val="Heading1"/>
-    <w:rsid w:val="618EA67B"/>
+    <w:rsid w:val="55DE9889"/>
     <w:rPr>
       <w:rFonts w:ascii="Aptos Display" w:hAnsi="Aptos Display" w:eastAsia="" w:cs="" w:asciiTheme="majorAscii" w:hAnsiTheme="majorAscii" w:eastAsiaTheme="majorEastAsia" w:cstheme="majorBidi"/>
       <w:b w:val="1"/>
@@ -5847,7 +10588,7 @@
     <w:next w:val="Normal"/>
     <w:link w:val="Heading1Char"/>
     <w:qFormat/>
-    <w:rsid w:val="618EA67B"/>
+    <w:rsid w:val="55DE9889"/>
     <w:rPr>
       <w:rFonts w:ascii="Aptos Display" w:hAnsi="Aptos Display" w:eastAsia="" w:cs="" w:asciiTheme="majorAscii" w:hAnsiTheme="majorAscii" w:eastAsiaTheme="majorEastAsia" w:cstheme="majorBidi"/>
       <w:b w:val="1"/>
@@ -5867,7 +10608,7 @@
     <w:next w:val="Normal"/>
     <w:unhideWhenUsed/>
     <w:qFormat/>
-    <w:rsid w:val="618EA67B"/>
+    <w:rsid w:val="55DE9889"/>
     <w:rPr>
       <w:color w:val="B3B0E6"/>
       <w:sz w:val="40"/>
@@ -5886,7 +10627,7 @@
     <w:name w:val="Hyperlink"/>
     <w:basedOn w:val="DefaultParagraphFont"/>
     <w:unhideWhenUsed/>
-    <w:rsid w:val="618EA67B"/>
+    <w:rsid w:val="55DE9889"/>
     <w:rPr>
       <w:color w:val="467886"/>
       <w:u w:val="single"/>
@@ -5898,7 +10639,7 @@
     <w:basedOn w:val="Normal"/>
     <w:next w:val="Normal"/>
     <w:unhideWhenUsed/>
-    <w:rsid w:val="618EA67B"/>
+    <w:rsid w:val="55DE9889"/>
     <w:pPr>
       <w:spacing w:after="100"/>
     </w:pPr>
@@ -5909,7 +10650,7 @@
     <w:basedOn w:val="Normal"/>
     <w:next w:val="Normal"/>
     <w:unhideWhenUsed/>
-    <w:rsid w:val="618EA67B"/>
+    <w:rsid w:val="55DE9889"/>
     <w:pPr>
       <w:spacing w:after="100"/>
       <w:ind w:left="220"/>
@@ -5923,7 +10664,7 @@
     <w:unhideWhenUsed/>
     <w:link w:val="Heading3Char"/>
     <w:qFormat/>
-    <w:rsid w:val="618EA67B"/>
+    <w:rsid w:val="55DE9889"/>
     <w:rPr>
       <w:rFonts w:eastAsia="" w:cs="" w:eastAsiaTheme="majorEastAsia" w:cstheme="majorBidi"/>
       <w:b w:val="1"/>
@@ -5945,7 +10686,7 @@
     <w:name w:val="List Paragraph"/>
     <w:basedOn w:val="Normal"/>
     <w:qFormat/>
-    <w:rsid w:val="618EA67B"/>
+    <w:rsid w:val="55DE9889"/>
     <w:pPr>
       <w:spacing/>
       <w:ind w:left="720"/>
@@ -5958,7 +10699,7 @@
     <w:basedOn w:val="Normal"/>
     <w:next w:val="Normal"/>
     <w:unhideWhenUsed/>
-    <w:rsid w:val="618EA67B"/>
+    <w:rsid w:val="55DE9889"/>
     <w:pPr>
       <w:spacing w:after="100"/>
       <w:ind w:left="440"/>
@@ -5969,7 +10710,7 @@
     <w:name w:val="Heading 3 Char"/>
     <w:basedOn w:val="DefaultParagraphFont"/>
     <w:link w:val="Heading3"/>
-    <w:rsid w:val="618EA67B"/>
+    <w:rsid w:val="55DE9889"/>
     <w:rPr>
       <w:rFonts w:ascii="Verdana Pro" w:hAnsi="Verdana Pro" w:eastAsia="" w:cs="" w:eastAsiaTheme="majorEastAsia" w:cstheme="majorBidi"/>
       <w:b w:val="1"/>
@@ -5987,7 +10728,7 @@
     <w:basedOn w:val="Normal"/>
     <w:next w:val="Normal"/>
     <w:qFormat/>
-    <w:rsid w:val="618EA67B"/>
+    <w:rsid w:val="55DE9889"/>
     <w:rPr>
       <w:i w:val="1"/>
       <w:iCs w:val="1"/>
@@ -6003,7 +10744,7 @@
     <w:name w:val="Intense Reference"/>
     <w:basedOn w:val="DefaultParagraphFont"/>
     <w:qFormat/>
-    <w:rsid w:val="618EA67B"/>
+    <w:rsid w:val="55DE9889"/>
     <w:rPr>
       <w:b w:val="1"/>
       <w:bCs w:val="1"/>
@@ -6016,7 +10757,7 @@
     <w:name w:val="Subtle Reference"/>
     <w:basedOn w:val="DefaultParagraphFont"/>
     <w:qFormat/>
-    <w:rsid w:val="618EA67B"/>
+    <w:rsid w:val="55DE9889"/>
     <w:rPr>
       <w:smallCaps w:val="1"/>
       <w:color w:val="5A5A5A"/>
@@ -6029,7 +10770,7 @@
     <w:next w:val="Normal"/>
     <w:unhideWhenUsed/>
     <w:qFormat/>
-    <w:rsid w:val="618EA67B"/>
+    <w:rsid w:val="55DE9889"/>
     <w:rPr>
       <w:rFonts w:eastAsia="" w:cs="" w:eastAsiaTheme="majorEastAsia" w:cstheme="majorBidi"/>
       <w:b w:val="1"/>
@@ -6053,7 +10794,7 @@
     <w:basedOn w:val="Normal"/>
     <w:next w:val="Normal"/>
     <w:qFormat/>
-    <w:rsid w:val="618EA67B"/>
+    <w:rsid w:val="55DE9889"/>
     <w:rPr>
       <w:rFonts w:eastAsia="" w:cs="" w:eastAsiaTheme="majorEastAsia" w:cstheme="majorBidi"/>
       <w:color w:val="595959" w:themeColor="text1" w:themeTint="A6" w:themeShade="FF"/>
@@ -6072,7 +10813,7 @@
     <w:next w:val="Normal"/>
     <w:unhideWhenUsed/>
     <w:qFormat/>
-    <w:rsid w:val="618EA67B"/>
+    <w:rsid w:val="55DE9889"/>
     <w:rPr>
       <w:rFonts w:eastAsia="" w:cs="" w:eastAsiaTheme="majorEastAsia" w:cstheme="majorBidi"/>
       <w:color w:val="747474" w:themeColor="background2" w:themeTint="FF" w:themeShade="80"/>
@@ -6086,6 +10827,30 @@
       <w:spacing w:before="80" w:after="40"/>
       <w:jc w:val="center"/>
       <w:outlineLvl w:val="4"/>
+    </w:pPr>
+  </w:style>
+  <w:style w:type="paragraph" w:styleId="TOC4">
+    <w:uiPriority w:val="39"/>
+    <w:name w:val="toc 4"/>
+    <w:basedOn w:val="Normal"/>
+    <w:next w:val="Normal"/>
+    <w:unhideWhenUsed/>
+    <w:rsid w:val="55DE9889"/>
+    <w:pPr>
+      <w:spacing w:after="100"/>
+      <w:ind w:left="660"/>
+    </w:pPr>
+  </w:style>
+  <w:style w:type="paragraph" w:styleId="TOC5">
+    <w:uiPriority w:val="39"/>
+    <w:name w:val="toc 5"/>
+    <w:basedOn w:val="Normal"/>
+    <w:next w:val="Normal"/>
+    <w:unhideWhenUsed/>
+    <w:rsid w:val="55DE9889"/>
+    <w:pPr>
+      <w:spacing w:after="100"/>
+      <w:ind w:left="880"/>
     </w:pPr>
   </w:style>
 </w:styles>
